--- a/简历/苏凯-安卓-v3.docx
+++ b/简历/苏凯-安卓-v3.docx
@@ -1,6 +1,6 @@
 
 <file path=word/document.xml><?xml version="1.0" encoding="utf-8"?>
-<w:document xmlns:wpc="http://schemas.microsoft.com/office/word/2010/wordprocessingCanvas" xmlns:mc="http://schemas.openxmlformats.org/markup-compatibility/2006" xmlns:o="urn:schemas-microsoft-com:office:office" xmlns:r="http://schemas.openxmlformats.org/officeDocument/2006/relationships" xmlns:m="http://schemas.openxmlformats.org/officeDocument/2006/math" xmlns:v="urn:schemas-microsoft-com:vml" xmlns:wp14="http://schemas.microsoft.com/office/word/2010/wordprocessingDrawing" xmlns:wp="http://schemas.openxmlformats.org/drawingml/2006/wordprocessingDrawing" xmlns:w="http://schemas.openxmlformats.org/wordprocessingml/2006/main" xmlns:w14="http://schemas.microsoft.com/office/word/2010/wordml" xmlns:w10="urn:schemas-microsoft-com:office:word" xmlns:w15="http://schemas.microsoft.com/office/word/2012/wordml" xmlns:wpg="http://schemas.microsoft.com/office/word/2010/wordprocessingGroup" xmlns:wpi="http://schemas.microsoft.com/office/word/2010/wordprocessingInk" xmlns:wne="http://schemas.microsoft.com/office/word/2006/wordml" xmlns:wps="http://schemas.microsoft.com/office/word/2010/wordprocessingShape" xmlns:wpsCustomData="http://www.wps.cn/officeDocument/2013/wpsCustomData" mc:Ignorable="w14 w15 wp14">
+<w:document xmlns:wpc="http://schemas.microsoft.com/office/word/2010/wordprocessingCanvas" xmlns:cx="http://schemas.microsoft.com/office/drawing/2014/chartex" xmlns:cx1="http://schemas.microsoft.com/office/drawing/2015/9/8/chartex" xmlns:cx2="http://schemas.microsoft.com/office/drawing/2015/10/21/chartex" xmlns:cx3="http://schemas.microsoft.com/office/drawing/2016/5/9/chartex" xmlns:cx4="http://schemas.microsoft.com/office/drawing/2016/5/10/chartex" xmlns:cx5="http://schemas.microsoft.com/office/drawing/2016/5/11/chartex" xmlns:cx6="http://schemas.microsoft.com/office/drawing/2016/5/12/chartex" xmlns:cx7="http://schemas.microsoft.com/office/drawing/2016/5/13/chartex" xmlns:cx8="http://schemas.microsoft.com/office/drawing/2016/5/14/chartex" xmlns:mc="http://schemas.openxmlformats.org/markup-compatibility/2006" xmlns:aink="http://schemas.microsoft.com/office/drawing/2016/ink" xmlns:am3d="http://schemas.microsoft.com/office/drawing/2017/model3d" xmlns:o="urn:schemas-microsoft-com:office:office" xmlns:oel="http://schemas.microsoft.com/office/2019/extlst" xmlns:r="http://schemas.openxmlformats.org/officeDocument/2006/relationships" xmlns:m="http://schemas.openxmlformats.org/officeDocument/2006/math" xmlns:v="urn:schemas-microsoft-com:vml" xmlns:wp14="http://schemas.microsoft.com/office/word/2010/wordprocessingDrawing" xmlns:wp="http://schemas.openxmlformats.org/drawingml/2006/wordprocessingDrawing" xmlns:w10="urn:schemas-microsoft-com:office:word" xmlns:w="http://schemas.openxmlformats.org/wordprocessingml/2006/main" xmlns:w14="http://schemas.microsoft.com/office/word/2010/wordml" xmlns:w15="http://schemas.microsoft.com/office/word/2012/wordml" xmlns:w16cex="http://schemas.microsoft.com/office/word/2018/wordml/cex" xmlns:w16cid="http://schemas.microsoft.com/office/word/2016/wordml/cid" xmlns:w16="http://schemas.microsoft.com/office/word/2018/wordml" xmlns:w16du="http://schemas.microsoft.com/office/word/2023/wordml/word16du" xmlns:w16sdtdh="http://schemas.microsoft.com/office/word/2020/wordml/sdtdatahash" xmlns:w16sdtfl="http://schemas.microsoft.com/office/word/2024/wordml/sdtformatlock" xmlns:w16se="http://schemas.microsoft.com/office/word/2015/wordml/symex" xmlns:wpg="http://schemas.microsoft.com/office/word/2010/wordprocessingGroup" xmlns:wpi="http://schemas.microsoft.com/office/word/2010/wordprocessingInk" xmlns:wne="http://schemas.microsoft.com/office/word/2006/wordml" xmlns:wps="http://schemas.microsoft.com/office/word/2010/wordprocessingShape" mc:Ignorable="w14 w15 w16se w16cid w16 w16cex w16sdtdh w16sdtfl w16du wp14">
   <w:body>
     <w:p>
       <w:pPr>
@@ -25,20 +25,20 @@
     </w:p>
     <w:p>
       <w:pPr>
-        <w:pStyle w:val="3"/>
+        <w:pStyle w:val="2"/>
         <w:pBdr>
-          <w:bottom w:val="single" w:color="auto" w:sz="6" w:space="1"/>
+          <w:bottom w:val="single" w:sz="6" w:space="1" w:color="auto"/>
         </w:pBdr>
         <w:sectPr>
-          <w:headerReference r:id="rId3" w:type="default"/>
-          <w:headerReference r:id="rId4" w:type="even"/>
+          <w:headerReference w:type="even" r:id="rId8"/>
+          <w:headerReference w:type="default" r:id="rId9"/>
           <w:pgSz w:w="11906" w:h="16838"/>
           <w:pgMar w:top="1440" w:right="1800" w:bottom="1440" w:left="1800" w:header="851" w:footer="992" w:gutter="0"/>
           <w:pgBorders w:offsetFrom="page">
-            <w:bottom w:val="single" w:color="auto" w:sz="4" w:space="24"/>
+            <w:bottom w:val="single" w:sz="4" w:space="24" w:color="auto"/>
           </w:pgBorders>
-          <w:cols w:space="425" w:num="1"/>
-          <w:docGrid w:type="lines" w:linePitch="312" w:charSpace="0"/>
+          <w:cols w:space="425"/>
+          <w:docGrid w:type="lines" w:linePitch="312"/>
         </w:sectPr>
       </w:pPr>
       <w:r>
@@ -55,24 +55,10 @@
     </w:p>
     <w:tbl>
       <w:tblPr>
-        <w:tblStyle w:val="12"/>
+        <w:tblStyle w:val="ac"/>
         <w:tblW w:w="7933" w:type="dxa"/>
         <w:jc w:val="center"/>
-        <w:tblBorders>
-          <w:top w:val="single" w:color="auto" w:sz="4" w:space="0"/>
-          <w:left w:val="single" w:color="auto" w:sz="4" w:space="0"/>
-          <w:bottom w:val="single" w:color="auto" w:sz="4" w:space="0"/>
-          <w:right w:val="single" w:color="auto" w:sz="4" w:space="0"/>
-          <w:insideH w:val="single" w:color="auto" w:sz="4" w:space="0"/>
-          <w:insideV w:val="single" w:color="auto" w:sz="4" w:space="0"/>
-        </w:tblBorders>
-        <w:tblLayout w:type="autofit"/>
-        <w:tblCellMar>
-          <w:top w:w="0" w:type="dxa"/>
-          <w:left w:w="108" w:type="dxa"/>
-          <w:bottom w:w="0" w:type="dxa"/>
-          <w:right w:w="108" w:type="dxa"/>
-        </w:tblCellMar>
+        <w:tblLook w:val="04A0" w:firstRow="1" w:lastRow="0" w:firstColumn="1" w:lastColumn="0" w:noHBand="0" w:noVBand="1"/>
       </w:tblPr>
       <w:tblGrid>
         <w:gridCol w:w="1344"/>
@@ -82,24 +68,8 @@
         <w:gridCol w:w="2880"/>
       </w:tblGrid>
       <w:tr>
-        <w:tblPrEx>
-          <w:tblBorders>
-            <w:top w:val="single" w:color="auto" w:sz="4" w:space="0"/>
-            <w:left w:val="single" w:color="auto" w:sz="4" w:space="0"/>
-            <w:bottom w:val="single" w:color="auto" w:sz="4" w:space="0"/>
-            <w:right w:val="single" w:color="auto" w:sz="4" w:space="0"/>
-            <w:insideH w:val="single" w:color="auto" w:sz="4" w:space="0"/>
-            <w:insideV w:val="single" w:color="auto" w:sz="4" w:space="0"/>
-          </w:tblBorders>
-          <w:tblCellMar>
-            <w:top w:w="0" w:type="dxa"/>
-            <w:left w:w="108" w:type="dxa"/>
-            <w:bottom w:w="0" w:type="dxa"/>
-            <w:right w:w="108" w:type="dxa"/>
-          </w:tblCellMar>
-        </w:tblPrEx>
         <w:trPr>
-          <w:trHeight w:val="772" w:hRule="atLeast"/>
+          <w:trHeight w:val="772"/>
           <w:jc w:val="center"/>
         </w:trPr>
         <w:tc>
@@ -183,9 +153,10 @@
             <w:r>
               <w:rPr>
                 <w:rFonts w:hint="eastAsia"/>
+                <w:noProof/>
               </w:rPr>
               <w:drawing>
-                <wp:inline distT="0" distB="0" distL="0" distR="0">
+                <wp:inline distT="0" distB="0" distL="0" distR="0" wp14:anchorId="7A575B4A" wp14:editId="04562869">
                   <wp:extent cx="1320800" cy="1919605"/>
                   <wp:effectExtent l="0" t="0" r="0" b="4445"/>
                   <wp:docPr id="1" name="图片 1"/>
@@ -202,7 +173,7 @@
                           </pic:cNvPicPr>
                         </pic:nvPicPr>
                         <pic:blipFill>
-                          <a:blip r:embed="rId6">
+                          <a:blip r:embed="rId10">
                             <a:extLst>
                               <a:ext uri="{28A0092B-C50C-407E-A947-70E740481C1C}">
                                 <a14:useLocalDpi xmlns:a14="http://schemas.microsoft.com/office/drawing/2010/main" val="0"/>
@@ -232,24 +203,8 @@
         </w:tc>
       </w:tr>
       <w:tr>
-        <w:tblPrEx>
-          <w:tblBorders>
-            <w:top w:val="single" w:color="auto" w:sz="4" w:space="0"/>
-            <w:left w:val="single" w:color="auto" w:sz="4" w:space="0"/>
-            <w:bottom w:val="single" w:color="auto" w:sz="4" w:space="0"/>
-            <w:right w:val="single" w:color="auto" w:sz="4" w:space="0"/>
-            <w:insideH w:val="single" w:color="auto" w:sz="4" w:space="0"/>
-            <w:insideV w:val="single" w:color="auto" w:sz="4" w:space="0"/>
-          </w:tblBorders>
-          <w:tblCellMar>
-            <w:top w:w="0" w:type="dxa"/>
-            <w:left w:w="108" w:type="dxa"/>
-            <w:bottom w:w="0" w:type="dxa"/>
-            <w:right w:w="108" w:type="dxa"/>
-          </w:tblCellMar>
-        </w:tblPrEx>
         <w:trPr>
-          <w:trHeight w:val="773" w:hRule="atLeast"/>
+          <w:trHeight w:val="773"/>
           <w:jc w:val="center"/>
         </w:trPr>
         <w:tc>
@@ -281,15 +236,8 @@
             <w:r>
               <w:rPr>
                 <w:rFonts w:hint="eastAsia"/>
-                <w:lang w:val="en-US" w:eastAsia="zh-CN"/>
-              </w:rPr>
-              <w:t>29</w:t>
-            </w:r>
-            <w:r>
-              <w:rPr>
-                <w:rFonts w:hint="eastAsia"/>
-              </w:rPr>
-              <w:t>岁</w:t>
+              </w:rPr>
+              <w:t>31岁</w:t>
             </w:r>
           </w:p>
         </w:tc>
@@ -330,7 +278,7 @@
         <w:tc>
           <w:tcPr>
             <w:tcW w:w="2880" w:type="dxa"/>
-            <w:vMerge w:val="continue"/>
+            <w:vMerge/>
             <w:vAlign w:val="center"/>
           </w:tcPr>
           <w:p>
@@ -341,24 +289,8 @@
         </w:tc>
       </w:tr>
       <w:tr>
-        <w:tblPrEx>
-          <w:tblBorders>
-            <w:top w:val="single" w:color="auto" w:sz="4" w:space="0"/>
-            <w:left w:val="single" w:color="auto" w:sz="4" w:space="0"/>
-            <w:bottom w:val="single" w:color="auto" w:sz="4" w:space="0"/>
-            <w:right w:val="single" w:color="auto" w:sz="4" w:space="0"/>
-            <w:insideH w:val="single" w:color="auto" w:sz="4" w:space="0"/>
-            <w:insideV w:val="single" w:color="auto" w:sz="4" w:space="0"/>
-          </w:tblBorders>
-          <w:tblCellMar>
-            <w:top w:w="0" w:type="dxa"/>
-            <w:left w:w="108" w:type="dxa"/>
-            <w:bottom w:w="0" w:type="dxa"/>
-            <w:right w:w="108" w:type="dxa"/>
-          </w:tblCellMar>
-        </w:tblPrEx>
         <w:trPr>
-          <w:trHeight w:val="772" w:hRule="atLeast"/>
+          <w:trHeight w:val="772"/>
           <w:jc w:val="center"/>
         </w:trPr>
         <w:tc>
@@ -390,15 +322,8 @@
             <w:r>
               <w:rPr>
                 <w:rFonts w:hint="eastAsia"/>
-                <w:lang w:val="en-US" w:eastAsia="zh-CN"/>
-              </w:rPr>
-              <w:t>7</w:t>
-            </w:r>
-            <w:r>
-              <w:rPr>
-                <w:rFonts w:hint="eastAsia"/>
-              </w:rPr>
-              <w:t>年</w:t>
+              </w:rPr>
+              <w:t>9年</w:t>
             </w:r>
           </w:p>
         </w:tc>
@@ -442,7 +367,7 @@
         <w:tc>
           <w:tcPr>
             <w:tcW w:w="2880" w:type="dxa"/>
-            <w:vMerge w:val="continue"/>
+            <w:vMerge/>
             <w:vAlign w:val="center"/>
           </w:tcPr>
           <w:p>
@@ -453,24 +378,8 @@
         </w:tc>
       </w:tr>
       <w:tr>
-        <w:tblPrEx>
-          <w:tblBorders>
-            <w:top w:val="single" w:color="auto" w:sz="4" w:space="0"/>
-            <w:left w:val="single" w:color="auto" w:sz="4" w:space="0"/>
-            <w:bottom w:val="single" w:color="auto" w:sz="4" w:space="0"/>
-            <w:right w:val="single" w:color="auto" w:sz="4" w:space="0"/>
-            <w:insideH w:val="single" w:color="auto" w:sz="4" w:space="0"/>
-            <w:insideV w:val="single" w:color="auto" w:sz="4" w:space="0"/>
-          </w:tblBorders>
-          <w:tblCellMar>
-            <w:top w:w="0" w:type="dxa"/>
-            <w:left w:w="108" w:type="dxa"/>
-            <w:bottom w:w="0" w:type="dxa"/>
-            <w:right w:w="108" w:type="dxa"/>
-          </w:tblCellMar>
-        </w:tblPrEx>
         <w:trPr>
-          <w:trHeight w:val="773" w:hRule="atLeast"/>
+          <w:trHeight w:val="773"/>
           <w:jc w:val="center"/>
         </w:trPr>
         <w:tc>
@@ -508,7 +417,7 @@
         <w:tc>
           <w:tcPr>
             <w:tcW w:w="2880" w:type="dxa"/>
-            <w:vMerge w:val="continue"/>
+            <w:vMerge/>
             <w:vAlign w:val="center"/>
           </w:tcPr>
           <w:p>
@@ -519,24 +428,8 @@
         </w:tc>
       </w:tr>
       <w:tr>
-        <w:tblPrEx>
-          <w:tblBorders>
-            <w:top w:val="single" w:color="auto" w:sz="4" w:space="0"/>
-            <w:left w:val="single" w:color="auto" w:sz="4" w:space="0"/>
-            <w:bottom w:val="single" w:color="auto" w:sz="4" w:space="0"/>
-            <w:right w:val="single" w:color="auto" w:sz="4" w:space="0"/>
-            <w:insideH w:val="single" w:color="auto" w:sz="4" w:space="0"/>
-            <w:insideV w:val="single" w:color="auto" w:sz="4" w:space="0"/>
-          </w:tblBorders>
-          <w:tblCellMar>
-            <w:top w:w="0" w:type="dxa"/>
-            <w:left w:w="108" w:type="dxa"/>
-            <w:bottom w:w="0" w:type="dxa"/>
-            <w:right w:w="108" w:type="dxa"/>
-          </w:tblCellMar>
-        </w:tblPrEx>
         <w:trPr>
-          <w:trHeight w:val="844" w:hRule="atLeast"/>
+          <w:trHeight w:val="844"/>
           <w:jc w:val="center"/>
         </w:trPr>
         <w:tc>
@@ -564,8 +457,8 @@
           </w:tcPr>
           <w:p>
             <w:pPr>
-              <w:pStyle w:val="18"/>
-              <w:ind w:firstLine="0" w:firstLineChars="0"/>
+              <w:pStyle w:val="af"/>
+              <w:ind w:firstLineChars="0" w:firstLine="0"/>
               <w:jc w:val="center"/>
             </w:pPr>
             <w:r>
@@ -605,9 +498,9 @@
     </w:p>
     <w:p>
       <w:pPr>
-        <w:pStyle w:val="3"/>
+        <w:pStyle w:val="2"/>
         <w:pBdr>
-          <w:bottom w:val="single" w:color="auto" w:sz="6" w:space="1"/>
+          <w:bottom w:val="single" w:sz="6" w:space="1" w:color="auto"/>
         </w:pBdr>
       </w:pPr>
       <w:r>
@@ -619,7 +512,7 @@
     </w:p>
     <w:p>
       <w:pPr>
-        <w:pStyle w:val="18"/>
+        <w:pStyle w:val="af"/>
         <w:numPr>
           <w:ilvl w:val="0"/>
           <w:numId w:val="1"/>
@@ -641,7 +534,7 @@
     </w:p>
     <w:p>
       <w:pPr>
-        <w:pStyle w:val="18"/>
+        <w:pStyle w:val="af"/>
         <w:numPr>
           <w:ilvl w:val="0"/>
           <w:numId w:val="1"/>
@@ -652,18 +545,28 @@
           <w:szCs w:val="24"/>
         </w:rPr>
       </w:pPr>
+      <w:proofErr w:type="gramStart"/>
       <w:r>
         <w:rPr>
           <w:rFonts w:hint="eastAsia"/>
           <w:sz w:val="24"/>
           <w:szCs w:val="24"/>
         </w:rPr>
-        <w:t>熟悉安卓的消息机制，熟练处理线程间通信。</w:t>
+        <w:t>熟悉安卓</w:t>
+      </w:r>
+      <w:proofErr w:type="gramEnd"/>
+      <w:r>
+        <w:rPr>
+          <w:rFonts w:hint="eastAsia"/>
+          <w:sz w:val="24"/>
+          <w:szCs w:val="24"/>
+        </w:rPr>
+        <w:t>的消息机制，熟练处理线程间通信。</w:t>
       </w:r>
     </w:p>
     <w:p>
       <w:pPr>
-        <w:pStyle w:val="18"/>
+        <w:pStyle w:val="af"/>
         <w:numPr>
           <w:ilvl w:val="0"/>
           <w:numId w:val="1"/>
@@ -685,7 +588,7 @@
     </w:p>
     <w:p>
       <w:pPr>
-        <w:pStyle w:val="18"/>
+        <w:pStyle w:val="af"/>
         <w:numPr>
           <w:ilvl w:val="0"/>
           <w:numId w:val="1"/>
@@ -696,18 +599,28 @@
           <w:szCs w:val="24"/>
         </w:rPr>
       </w:pPr>
+      <w:proofErr w:type="gramStart"/>
       <w:r>
         <w:rPr>
           <w:rFonts w:hint="eastAsia"/>
           <w:sz w:val="24"/>
           <w:szCs w:val="24"/>
         </w:rPr>
-        <w:t>熟悉安卓的事件传递机制，可按需求结局解决滑动冲突等问题。</w:t>
+        <w:t>熟悉安卓</w:t>
+      </w:r>
+      <w:proofErr w:type="gramEnd"/>
+      <w:r>
+        <w:rPr>
+          <w:rFonts w:hint="eastAsia"/>
+          <w:sz w:val="24"/>
+          <w:szCs w:val="24"/>
+        </w:rPr>
+        <w:t>的事件传递机制，可按需求结局解决滑动冲突等问题。</w:t>
       </w:r>
     </w:p>
     <w:p>
       <w:pPr>
-        <w:pStyle w:val="18"/>
+        <w:pStyle w:val="af"/>
         <w:numPr>
           <w:ilvl w:val="0"/>
           <w:numId w:val="1"/>
@@ -729,7 +642,7 @@
     </w:p>
     <w:p>
       <w:pPr>
-        <w:pStyle w:val="18"/>
+        <w:pStyle w:val="af"/>
         <w:numPr>
           <w:ilvl w:val="0"/>
           <w:numId w:val="1"/>
@@ -746,12 +659,66 @@
           <w:sz w:val="24"/>
           <w:szCs w:val="24"/>
         </w:rPr>
-        <w:t>熟练使用Android的RxJava 、EventBus,谷歌Jetpack系列等主流开源库，了解原理。</w:t>
+        <w:t>熟练使用Android的</w:t>
+      </w:r>
+      <w:proofErr w:type="spellStart"/>
+      <w:r>
+        <w:rPr>
+          <w:rFonts w:hint="eastAsia"/>
+          <w:sz w:val="24"/>
+          <w:szCs w:val="24"/>
+        </w:rPr>
+        <w:t>RxJava</w:t>
+      </w:r>
+      <w:proofErr w:type="spellEnd"/>
+      <w:r>
+        <w:rPr>
+          <w:rFonts w:hint="eastAsia"/>
+          <w:sz w:val="24"/>
+          <w:szCs w:val="24"/>
+        </w:rPr>
+        <w:t> 、</w:t>
+      </w:r>
+      <w:proofErr w:type="spellStart"/>
+      <w:r>
+        <w:rPr>
+          <w:rFonts w:hint="eastAsia"/>
+          <w:sz w:val="24"/>
+          <w:szCs w:val="24"/>
+        </w:rPr>
+        <w:t>EventBus</w:t>
+      </w:r>
+      <w:proofErr w:type="spellEnd"/>
+      <w:r>
+        <w:rPr>
+          <w:rFonts w:hint="eastAsia"/>
+          <w:sz w:val="24"/>
+          <w:szCs w:val="24"/>
+        </w:rPr>
+        <w:t>,</w:t>
+      </w:r>
+      <w:proofErr w:type="gramStart"/>
+      <w:r>
+        <w:rPr>
+          <w:rFonts w:hint="eastAsia"/>
+          <w:sz w:val="24"/>
+          <w:szCs w:val="24"/>
+        </w:rPr>
+        <w:t>谷歌</w:t>
+      </w:r>
+      <w:proofErr w:type="gramEnd"/>
+      <w:r>
+        <w:rPr>
+          <w:rFonts w:hint="eastAsia"/>
+          <w:sz w:val="24"/>
+          <w:szCs w:val="24"/>
+        </w:rPr>
+        <w:t>Jetpack系列等主流开源库，了解原理。</w:t>
       </w:r>
     </w:p>
     <w:p>
       <w:pPr>
-        <w:pStyle w:val="18"/>
+        <w:pStyle w:val="af"/>
         <w:numPr>
           <w:ilvl w:val="0"/>
           <w:numId w:val="1"/>
@@ -762,18 +729,28 @@
           <w:szCs w:val="24"/>
         </w:rPr>
       </w:pPr>
+      <w:proofErr w:type="gramStart"/>
       <w:r>
         <w:rPr>
           <w:rFonts w:hint="eastAsia"/>
           <w:sz w:val="24"/>
           <w:szCs w:val="24"/>
         </w:rPr>
-        <w:t>熟悉安卓动画体系。</w:t>
+        <w:t>熟悉安卓</w:t>
+      </w:r>
+      <w:proofErr w:type="gramEnd"/>
+      <w:r>
+        <w:rPr>
+          <w:rFonts w:hint="eastAsia"/>
+          <w:sz w:val="24"/>
+          <w:szCs w:val="24"/>
+        </w:rPr>
+        <w:t>动画体系。</w:t>
       </w:r>
     </w:p>
     <w:p>
       <w:pPr>
-        <w:pStyle w:val="18"/>
+        <w:pStyle w:val="af"/>
         <w:numPr>
           <w:ilvl w:val="0"/>
           <w:numId w:val="1"/>
@@ -784,18 +761,28 @@
           <w:szCs w:val="24"/>
         </w:rPr>
       </w:pPr>
+      <w:proofErr w:type="gramStart"/>
       <w:r>
         <w:rPr>
           <w:rFonts w:hint="eastAsia"/>
           <w:sz w:val="24"/>
           <w:szCs w:val="24"/>
         </w:rPr>
-        <w:t>熟悉安卓的内存优化与性能优化。</w:t>
+        <w:t>熟悉安卓</w:t>
+      </w:r>
+      <w:proofErr w:type="gramEnd"/>
+      <w:r>
+        <w:rPr>
+          <w:rFonts w:hint="eastAsia"/>
+          <w:sz w:val="24"/>
+          <w:szCs w:val="24"/>
+        </w:rPr>
+        <w:t>的内存优化与性能优化。</w:t>
       </w:r>
     </w:p>
     <w:p>
       <w:pPr>
-        <w:pStyle w:val="18"/>
+        <w:pStyle w:val="af"/>
         <w:numPr>
           <w:ilvl w:val="0"/>
           <w:numId w:val="1"/>
@@ -806,18 +793,28 @@
           <w:szCs w:val="24"/>
         </w:rPr>
       </w:pPr>
+      <w:proofErr w:type="gramStart"/>
       <w:r>
         <w:rPr>
           <w:rFonts w:hint="eastAsia"/>
           <w:sz w:val="24"/>
           <w:szCs w:val="24"/>
         </w:rPr>
-        <w:t>熟悉安卓系统下手机的文件数据读写与安卓下的数据库操作。</w:t>
+        <w:t>熟悉安卓系统</w:t>
+      </w:r>
+      <w:proofErr w:type="gramEnd"/>
+      <w:r>
+        <w:rPr>
+          <w:rFonts w:hint="eastAsia"/>
+          <w:sz w:val="24"/>
+          <w:szCs w:val="24"/>
+        </w:rPr>
+        <w:t>下手机的文件数据读写与安卓下的数据库操作。</w:t>
       </w:r>
     </w:p>
     <w:p>
       <w:pPr>
-        <w:pStyle w:val="18"/>
+        <w:pStyle w:val="af"/>
         <w:numPr>
           <w:ilvl w:val="0"/>
           <w:numId w:val="1"/>
@@ -834,12 +831,13 @@
           <w:sz w:val="24"/>
           <w:szCs w:val="24"/>
         </w:rPr>
+        <w:lastRenderedPageBreak/>
         <w:t>熟悉安卓组件的工作基本流程。</w:t>
       </w:r>
     </w:p>
     <w:p>
       <w:pPr>
-        <w:pStyle w:val="18"/>
+        <w:pStyle w:val="af"/>
         <w:numPr>
           <w:ilvl w:val="0"/>
           <w:numId w:val="1"/>
@@ -861,7 +859,7 @@
     </w:p>
     <w:p>
       <w:pPr>
-        <w:pStyle w:val="18"/>
+        <w:pStyle w:val="af"/>
         <w:numPr>
           <w:ilvl w:val="0"/>
           <w:numId w:val="1"/>
@@ -883,7 +881,7 @@
     </w:p>
     <w:p>
       <w:pPr>
-        <w:pStyle w:val="18"/>
+        <w:pStyle w:val="af"/>
         <w:numPr>
           <w:ilvl w:val="0"/>
           <w:numId w:val="1"/>
@@ -905,7 +903,7 @@
     </w:p>
     <w:p>
       <w:pPr>
-        <w:pStyle w:val="18"/>
+        <w:pStyle w:val="af"/>
         <w:numPr>
           <w:ilvl w:val="0"/>
           <w:numId w:val="1"/>
@@ -921,22 +919,44 @@
           <w:rFonts w:hint="eastAsia"/>
           <w:sz w:val="24"/>
           <w:szCs w:val="24"/>
-          <w:lang w:val="en-US" w:eastAsia="zh-CN"/>
-        </w:rPr>
-        <w:t>7</w:t>
-      </w:r>
-      <w:r>
-        <w:rPr>
-          <w:rFonts w:hint="eastAsia"/>
-          <w:sz w:val="24"/>
-          <w:szCs w:val="24"/>
-        </w:rPr>
-        <w:t>年安卓平台开发经验，熟悉app开发流程，有独立开发经验，具备独立完成一个项目的能力。</w:t>
+        </w:rPr>
+        <w:t>9年安卓平台开发经验，熟悉app开发流程，有独立开发经验，具备独立完成一个项目的能力。</w:t>
       </w:r>
     </w:p>
     <w:p>
       <w:pPr>
-        <w:pStyle w:val="18"/>
+        <w:pStyle w:val="af"/>
+        <w:numPr>
+          <w:ilvl w:val="0"/>
+          <w:numId w:val="1"/>
+        </w:numPr>
+        <w:ind w:firstLineChars="0"/>
+        <w:rPr>
+          <w:rFonts w:hint="eastAsia"/>
+          <w:sz w:val="24"/>
+          <w:szCs w:val="24"/>
+        </w:rPr>
+      </w:pPr>
+      <w:r>
+        <w:rPr>
+          <w:rFonts w:hint="eastAsia"/>
+          <w:sz w:val="24"/>
+          <w:szCs w:val="24"/>
+        </w:rPr>
+        <w:t>拥有安卓游戏SDK的开发经验，了解一些常用的游戏工具如：连点器、小窗模式、加速器等的开发流程</w:t>
+      </w:r>
+      <w:r>
+        <w:rPr>
+          <w:rFonts w:hint="eastAsia"/>
+          <w:sz w:val="24"/>
+          <w:szCs w:val="24"/>
+        </w:rPr>
+        <w:t>。</w:t>
+      </w:r>
+    </w:p>
+    <w:p>
+      <w:pPr>
+        <w:pStyle w:val="af"/>
         <w:numPr>
           <w:ilvl w:val="0"/>
           <w:numId w:val="1"/>
@@ -948,9 +968,26 @@
           <w:rFonts w:hint="eastAsia"/>
           <w:sz w:val="24"/>
           <w:szCs w:val="24"/>
-          <w:lang w:val="en-US" w:eastAsia="zh-CN"/>
         </w:rPr>
         <w:t>拥有Flutter项目开发经验，熟悉Flutter框架与dart语言的使用。</w:t>
+      </w:r>
+    </w:p>
+    <w:p>
+      <w:pPr>
+        <w:pStyle w:val="af"/>
+        <w:numPr>
+          <w:ilvl w:val="0"/>
+          <w:numId w:val="1"/>
+        </w:numPr>
+        <w:ind w:firstLineChars="0"/>
+      </w:pPr>
+      <w:r>
+        <w:rPr>
+          <w:rFonts w:hint="eastAsia"/>
+          <w:sz w:val="24"/>
+          <w:szCs w:val="24"/>
+        </w:rPr>
+        <w:t>拥有Python安卓转包脚本开发维护经验。</w:t>
       </w:r>
     </w:p>
     <w:p/>
@@ -961,50 +998,19 @@
     <w:p/>
     <w:tbl>
       <w:tblPr>
-        <w:tblStyle w:val="12"/>
+        <w:tblStyle w:val="ac"/>
         <w:tblpPr w:leftFromText="180" w:rightFromText="180" w:vertAnchor="page" w:horzAnchor="page" w:tblpX="1995" w:tblpY="2649"/>
         <w:tblOverlap w:val="never"/>
         <w:tblW w:w="8460" w:type="dxa"/>
-        <w:tblInd w:w="0" w:type="dxa"/>
-        <w:tblBorders>
-          <w:top w:val="single" w:color="auto" w:sz="4" w:space="0"/>
-          <w:left w:val="single" w:color="auto" w:sz="4" w:space="0"/>
-          <w:bottom w:val="single" w:color="auto" w:sz="4" w:space="0"/>
-          <w:right w:val="single" w:color="auto" w:sz="4" w:space="0"/>
-          <w:insideH w:val="single" w:color="auto" w:sz="4" w:space="0"/>
-          <w:insideV w:val="single" w:color="auto" w:sz="4" w:space="0"/>
-        </w:tblBorders>
-        <w:tblLayout w:type="autofit"/>
-        <w:tblCellMar>
-          <w:top w:w="0" w:type="dxa"/>
-          <w:left w:w="108" w:type="dxa"/>
-          <w:bottom w:w="0" w:type="dxa"/>
-          <w:right w:w="108" w:type="dxa"/>
-        </w:tblCellMar>
+        <w:tblLook w:val="04A0" w:firstRow="1" w:lastRow="0" w:firstColumn="1" w:lastColumn="0" w:noHBand="0" w:noVBand="1"/>
       </w:tblPr>
       <w:tblGrid>
         <w:gridCol w:w="1140"/>
         <w:gridCol w:w="7320"/>
       </w:tblGrid>
       <w:tr>
-        <w:tblPrEx>
-          <w:tblBorders>
-            <w:top w:val="single" w:color="auto" w:sz="4" w:space="0"/>
-            <w:left w:val="single" w:color="auto" w:sz="4" w:space="0"/>
-            <w:bottom w:val="single" w:color="auto" w:sz="4" w:space="0"/>
-            <w:right w:val="single" w:color="auto" w:sz="4" w:space="0"/>
-            <w:insideH w:val="single" w:color="auto" w:sz="4" w:space="0"/>
-            <w:insideV w:val="single" w:color="auto" w:sz="4" w:space="0"/>
-          </w:tblBorders>
-          <w:tblCellMar>
-            <w:top w:w="0" w:type="dxa"/>
-            <w:left w:w="108" w:type="dxa"/>
-            <w:bottom w:w="0" w:type="dxa"/>
-            <w:right w:w="108" w:type="dxa"/>
-          </w:tblCellMar>
-        </w:tblPrEx>
         <w:trPr>
-          <w:trHeight w:val="416" w:hRule="atLeast"/>
+          <w:trHeight w:val="416"/>
         </w:trPr>
         <w:tc>
           <w:tcPr>
@@ -1020,6 +1026,7 @@
               <w:rPr>
                 <w:rFonts w:hint="eastAsia"/>
               </w:rPr>
+              <w:lastRenderedPageBreak/>
               <w:t>2016/03</w:t>
             </w:r>
             <w:r>
@@ -1035,24 +1042,8 @@
         </w:tc>
       </w:tr>
       <w:tr>
-        <w:tblPrEx>
-          <w:tblBorders>
-            <w:top w:val="single" w:color="auto" w:sz="4" w:space="0"/>
-            <w:left w:val="single" w:color="auto" w:sz="4" w:space="0"/>
-            <w:bottom w:val="single" w:color="auto" w:sz="4" w:space="0"/>
-            <w:right w:val="single" w:color="auto" w:sz="4" w:space="0"/>
-            <w:insideH w:val="single" w:color="auto" w:sz="4" w:space="0"/>
-            <w:insideV w:val="single" w:color="auto" w:sz="4" w:space="0"/>
-          </w:tblBorders>
-          <w:tblCellMar>
-            <w:top w:w="0" w:type="dxa"/>
-            <w:left w:w="108" w:type="dxa"/>
-            <w:bottom w:w="0" w:type="dxa"/>
-            <w:right w:w="108" w:type="dxa"/>
-          </w:tblCellMar>
-        </w:tblPrEx>
         <w:trPr>
-          <w:trHeight w:val="482" w:hRule="atLeast"/>
+          <w:trHeight w:val="482"/>
         </w:trPr>
         <w:tc>
           <w:tcPr>
@@ -1074,35 +1065,28 @@
             <w:vAlign w:val="center"/>
           </w:tcPr>
           <w:p>
+            <w:proofErr w:type="gramStart"/>
             <w:r>
               <w:rPr>
                 <w:rFonts w:ascii="宋体" w:hAnsi="宋体" w:cs="宋体"/>
                 <w:szCs w:val="21"/>
               </w:rPr>
-              <w:t>佛山网赢天下网络有限公司</w:t>
+              <w:t>佛山网赢</w:t>
+            </w:r>
+            <w:proofErr w:type="gramEnd"/>
+            <w:r>
+              <w:rPr>
+                <w:rFonts w:ascii="宋体" w:hAnsi="宋体" w:cs="宋体"/>
+                <w:szCs w:val="21"/>
+              </w:rPr>
+              <w:t>天下网络有限公司</w:t>
             </w:r>
           </w:p>
         </w:tc>
       </w:tr>
       <w:tr>
-        <w:tblPrEx>
-          <w:tblBorders>
-            <w:top w:val="single" w:color="auto" w:sz="4" w:space="0"/>
-            <w:left w:val="single" w:color="auto" w:sz="4" w:space="0"/>
-            <w:bottom w:val="single" w:color="auto" w:sz="4" w:space="0"/>
-            <w:right w:val="single" w:color="auto" w:sz="4" w:space="0"/>
-            <w:insideH w:val="single" w:color="auto" w:sz="4" w:space="0"/>
-            <w:insideV w:val="single" w:color="auto" w:sz="4" w:space="0"/>
-          </w:tblBorders>
-          <w:tblCellMar>
-            <w:top w:w="0" w:type="dxa"/>
-            <w:left w:w="108" w:type="dxa"/>
-            <w:bottom w:w="0" w:type="dxa"/>
-            <w:right w:w="108" w:type="dxa"/>
-          </w:tblCellMar>
-        </w:tblPrEx>
         <w:trPr>
-          <w:trHeight w:val="482" w:hRule="atLeast"/>
+          <w:trHeight w:val="482"/>
         </w:trPr>
         <w:tc>
           <w:tcPr>
@@ -1135,24 +1119,8 @@
         </w:tc>
       </w:tr>
       <w:tr>
-        <w:tblPrEx>
-          <w:tblBorders>
-            <w:top w:val="single" w:color="auto" w:sz="4" w:space="0"/>
-            <w:left w:val="single" w:color="auto" w:sz="4" w:space="0"/>
-            <w:bottom w:val="single" w:color="auto" w:sz="4" w:space="0"/>
-            <w:right w:val="single" w:color="auto" w:sz="4" w:space="0"/>
-            <w:insideH w:val="single" w:color="auto" w:sz="4" w:space="0"/>
-            <w:insideV w:val="single" w:color="auto" w:sz="4" w:space="0"/>
-          </w:tblBorders>
-          <w:tblCellMar>
-            <w:top w:w="0" w:type="dxa"/>
-            <w:left w:w="108" w:type="dxa"/>
-            <w:bottom w:w="0" w:type="dxa"/>
-            <w:right w:w="108" w:type="dxa"/>
-          </w:tblCellMar>
-        </w:tblPrEx>
         <w:trPr>
-          <w:trHeight w:val="482" w:hRule="atLeast"/>
+          <w:trHeight w:val="482"/>
         </w:trPr>
         <w:tc>
           <w:tcPr>
@@ -1185,7 +1153,7 @@
             </w:r>
             <w:r>
               <w:rPr>
-                <w:rFonts w:hint="eastAsia" w:ascii="宋体" w:hAnsi="宋体" w:cs="宋体"/>
+                <w:rFonts w:ascii="宋体" w:hAnsi="宋体" w:cs="宋体" w:hint="eastAsia"/>
                 <w:kern w:val="1"/>
                 <w:szCs w:val="21"/>
               </w:rPr>
@@ -1204,24 +1172,8 @@
         </w:tc>
       </w:tr>
       <w:tr>
-        <w:tblPrEx>
-          <w:tblBorders>
-            <w:top w:val="single" w:color="auto" w:sz="4" w:space="0"/>
-            <w:left w:val="single" w:color="auto" w:sz="4" w:space="0"/>
-            <w:bottom w:val="single" w:color="auto" w:sz="4" w:space="0"/>
-            <w:right w:val="single" w:color="auto" w:sz="4" w:space="0"/>
-            <w:insideH w:val="single" w:color="auto" w:sz="4" w:space="0"/>
-            <w:insideV w:val="single" w:color="auto" w:sz="4" w:space="0"/>
-          </w:tblBorders>
-          <w:tblCellMar>
-            <w:top w:w="0" w:type="dxa"/>
-            <w:left w:w="108" w:type="dxa"/>
-            <w:bottom w:w="0" w:type="dxa"/>
-            <w:right w:w="108" w:type="dxa"/>
-          </w:tblCellMar>
-        </w:tblPrEx>
         <w:trPr>
-          <w:trHeight w:val="426" w:hRule="atLeast"/>
+          <w:trHeight w:val="426"/>
         </w:trPr>
         <w:tc>
           <w:tcPr>
@@ -1243,24 +1195,8 @@
         </w:tc>
       </w:tr>
       <w:tr>
-        <w:tblPrEx>
-          <w:tblBorders>
-            <w:top w:val="single" w:color="auto" w:sz="4" w:space="0"/>
-            <w:left w:val="single" w:color="auto" w:sz="4" w:space="0"/>
-            <w:bottom w:val="single" w:color="auto" w:sz="4" w:space="0"/>
-            <w:right w:val="single" w:color="auto" w:sz="4" w:space="0"/>
-            <w:insideH w:val="single" w:color="auto" w:sz="4" w:space="0"/>
-            <w:insideV w:val="single" w:color="auto" w:sz="4" w:space="0"/>
-          </w:tblBorders>
-          <w:tblCellMar>
-            <w:top w:w="0" w:type="dxa"/>
-            <w:left w:w="108" w:type="dxa"/>
-            <w:bottom w:w="0" w:type="dxa"/>
-            <w:right w:w="108" w:type="dxa"/>
-          </w:tblCellMar>
-        </w:tblPrEx>
         <w:trPr>
-          <w:trHeight w:val="482" w:hRule="atLeast"/>
+          <w:trHeight w:val="482"/>
         </w:trPr>
         <w:tc>
           <w:tcPr>
@@ -1294,24 +1230,8 @@
         </w:tc>
       </w:tr>
       <w:tr>
-        <w:tblPrEx>
-          <w:tblBorders>
-            <w:top w:val="single" w:color="auto" w:sz="4" w:space="0"/>
-            <w:left w:val="single" w:color="auto" w:sz="4" w:space="0"/>
-            <w:bottom w:val="single" w:color="auto" w:sz="4" w:space="0"/>
-            <w:right w:val="single" w:color="auto" w:sz="4" w:space="0"/>
-            <w:insideH w:val="single" w:color="auto" w:sz="4" w:space="0"/>
-            <w:insideV w:val="single" w:color="auto" w:sz="4" w:space="0"/>
-          </w:tblBorders>
-          <w:tblCellMar>
-            <w:top w:w="0" w:type="dxa"/>
-            <w:left w:w="108" w:type="dxa"/>
-            <w:bottom w:w="0" w:type="dxa"/>
-            <w:right w:w="108" w:type="dxa"/>
-          </w:tblCellMar>
-        </w:tblPrEx>
         <w:trPr>
-          <w:trHeight w:val="482" w:hRule="atLeast"/>
+          <w:trHeight w:val="482"/>
         </w:trPr>
         <w:tc>
           <w:tcPr>
@@ -1344,24 +1264,8 @@
         </w:tc>
       </w:tr>
       <w:tr>
-        <w:tblPrEx>
-          <w:tblBorders>
-            <w:top w:val="single" w:color="auto" w:sz="4" w:space="0"/>
-            <w:left w:val="single" w:color="auto" w:sz="4" w:space="0"/>
-            <w:bottom w:val="single" w:color="auto" w:sz="4" w:space="0"/>
-            <w:right w:val="single" w:color="auto" w:sz="4" w:space="0"/>
-            <w:insideH w:val="single" w:color="auto" w:sz="4" w:space="0"/>
-            <w:insideV w:val="single" w:color="auto" w:sz="4" w:space="0"/>
-          </w:tblBorders>
-          <w:tblCellMar>
-            <w:top w:w="0" w:type="dxa"/>
-            <w:left w:w="108" w:type="dxa"/>
-            <w:bottom w:w="0" w:type="dxa"/>
-            <w:right w:w="108" w:type="dxa"/>
-          </w:tblCellMar>
-        </w:tblPrEx>
         <w:trPr>
-          <w:trHeight w:val="482" w:hRule="atLeast"/>
+          <w:trHeight w:val="482"/>
         </w:trPr>
         <w:tc>
           <w:tcPr>
@@ -1469,24 +1373,8 @@
         </w:tc>
       </w:tr>
       <w:tr>
-        <w:tblPrEx>
-          <w:tblBorders>
-            <w:top w:val="single" w:color="auto" w:sz="4" w:space="0"/>
-            <w:left w:val="single" w:color="auto" w:sz="4" w:space="0"/>
-            <w:bottom w:val="single" w:color="auto" w:sz="4" w:space="0"/>
-            <w:right w:val="single" w:color="auto" w:sz="4" w:space="0"/>
-            <w:insideH w:val="single" w:color="auto" w:sz="4" w:space="0"/>
-            <w:insideV w:val="single" w:color="auto" w:sz="4" w:space="0"/>
-          </w:tblBorders>
-          <w:tblCellMar>
-            <w:top w:w="0" w:type="dxa"/>
-            <w:left w:w="108" w:type="dxa"/>
-            <w:bottom w:w="0" w:type="dxa"/>
-            <w:right w:w="108" w:type="dxa"/>
-          </w:tblCellMar>
-        </w:tblPrEx>
         <w:trPr>
-          <w:trHeight w:val="453" w:hRule="atLeast"/>
+          <w:trHeight w:val="453"/>
         </w:trPr>
         <w:tc>
           <w:tcPr>
@@ -1511,24 +1399,8 @@
         </w:tc>
       </w:tr>
       <w:tr>
-        <w:tblPrEx>
-          <w:tblBorders>
-            <w:top w:val="single" w:color="auto" w:sz="4" w:space="0"/>
-            <w:left w:val="single" w:color="auto" w:sz="4" w:space="0"/>
-            <w:bottom w:val="single" w:color="auto" w:sz="4" w:space="0"/>
-            <w:right w:val="single" w:color="auto" w:sz="4" w:space="0"/>
-            <w:insideH w:val="single" w:color="auto" w:sz="4" w:space="0"/>
-            <w:insideV w:val="single" w:color="auto" w:sz="4" w:space="0"/>
-          </w:tblBorders>
-          <w:tblCellMar>
-            <w:top w:w="0" w:type="dxa"/>
-            <w:left w:w="108" w:type="dxa"/>
-            <w:bottom w:w="0" w:type="dxa"/>
-            <w:right w:w="108" w:type="dxa"/>
-          </w:tblCellMar>
-        </w:tblPrEx>
         <w:trPr>
-          <w:trHeight w:val="482" w:hRule="atLeast"/>
+          <w:trHeight w:val="482"/>
         </w:trPr>
         <w:tc>
           <w:tcPr>
@@ -1552,7 +1424,7 @@
           <w:p>
             <w:r>
               <w:rPr>
-                <w:rFonts w:hint="eastAsia" w:ascii="宋体" w:hAnsi="宋体" w:cs="宋体"/>
+                <w:rFonts w:ascii="宋体" w:hAnsi="宋体" w:cs="宋体" w:hint="eastAsia"/>
                 <w:kern w:val="1"/>
                 <w:szCs w:val="21"/>
               </w:rPr>
@@ -1562,24 +1434,8 @@
         </w:tc>
       </w:tr>
       <w:tr>
-        <w:tblPrEx>
-          <w:tblBorders>
-            <w:top w:val="single" w:color="auto" w:sz="4" w:space="0"/>
-            <w:left w:val="single" w:color="auto" w:sz="4" w:space="0"/>
-            <w:bottom w:val="single" w:color="auto" w:sz="4" w:space="0"/>
-            <w:right w:val="single" w:color="auto" w:sz="4" w:space="0"/>
-            <w:insideH w:val="single" w:color="auto" w:sz="4" w:space="0"/>
-            <w:insideV w:val="single" w:color="auto" w:sz="4" w:space="0"/>
-          </w:tblBorders>
-          <w:tblCellMar>
-            <w:top w:w="0" w:type="dxa"/>
-            <w:left w:w="108" w:type="dxa"/>
-            <w:bottom w:w="0" w:type="dxa"/>
-            <w:right w:w="108" w:type="dxa"/>
-          </w:tblCellMar>
-        </w:tblPrEx>
         <w:trPr>
-          <w:trHeight w:val="482" w:hRule="atLeast"/>
+          <w:trHeight w:val="482"/>
         </w:trPr>
         <w:tc>
           <w:tcPr>
@@ -1612,24 +1468,8 @@
         </w:tc>
       </w:tr>
       <w:tr>
-        <w:tblPrEx>
-          <w:tblBorders>
-            <w:top w:val="single" w:color="auto" w:sz="4" w:space="0"/>
-            <w:left w:val="single" w:color="auto" w:sz="4" w:space="0"/>
-            <w:bottom w:val="single" w:color="auto" w:sz="4" w:space="0"/>
-            <w:right w:val="single" w:color="auto" w:sz="4" w:space="0"/>
-            <w:insideH w:val="single" w:color="auto" w:sz="4" w:space="0"/>
-            <w:insideV w:val="single" w:color="auto" w:sz="4" w:space="0"/>
-          </w:tblBorders>
-          <w:tblCellMar>
-            <w:top w:w="0" w:type="dxa"/>
-            <w:left w:w="108" w:type="dxa"/>
-            <w:bottom w:w="0" w:type="dxa"/>
-            <w:right w:w="108" w:type="dxa"/>
-          </w:tblCellMar>
-        </w:tblPrEx>
         <w:trPr>
-          <w:trHeight w:val="482" w:hRule="atLeast"/>
+          <w:trHeight w:val="482"/>
         </w:trPr>
         <w:tc>
           <w:tcPr>
@@ -1661,7 +1501,7 @@
             </w:r>
             <w:r>
               <w:rPr>
-                <w:rFonts w:hint="eastAsia" w:ascii="宋体" w:hAnsi="宋体" w:cs="宋体"/>
+                <w:rFonts w:ascii="宋体" w:hAnsi="宋体" w:cs="宋体" w:hint="eastAsia"/>
                 <w:kern w:val="1"/>
                 <w:szCs w:val="21"/>
               </w:rPr>
@@ -1677,7 +1517,7 @@
             </w:r>
             <w:r>
               <w:rPr>
-                <w:rFonts w:hint="eastAsia" w:ascii="宋体" w:hAnsi="宋体" w:cs="宋体"/>
+                <w:rFonts w:ascii="宋体" w:hAnsi="宋体" w:cs="宋体" w:hint="eastAsia"/>
                 <w:kern w:val="1"/>
                 <w:szCs w:val="21"/>
               </w:rPr>
@@ -1693,7 +1533,7 @@
             </w:r>
             <w:r>
               <w:rPr>
-                <w:rFonts w:hint="eastAsia" w:ascii="宋体" w:hAnsi="宋体" w:cs="宋体"/>
+                <w:rFonts w:ascii="宋体" w:hAnsi="宋体" w:cs="宋体" w:hint="eastAsia"/>
                 <w:kern w:val="1"/>
                 <w:szCs w:val="21"/>
               </w:rPr>
@@ -1709,7 +1549,7 @@
             </w:r>
             <w:r>
               <w:rPr>
-                <w:rFonts w:hint="eastAsia" w:ascii="宋体" w:hAnsi="宋体" w:cs="宋体"/>
+                <w:rFonts w:ascii="宋体" w:hAnsi="宋体" w:cs="宋体" w:hint="eastAsia"/>
                 <w:kern w:val="1"/>
                 <w:szCs w:val="21"/>
               </w:rPr>
@@ -1719,24 +1559,8 @@
         </w:tc>
       </w:tr>
       <w:tr>
-        <w:tblPrEx>
-          <w:tblBorders>
-            <w:top w:val="single" w:color="auto" w:sz="4" w:space="0"/>
-            <w:left w:val="single" w:color="auto" w:sz="4" w:space="0"/>
-            <w:bottom w:val="single" w:color="auto" w:sz="4" w:space="0"/>
-            <w:right w:val="single" w:color="auto" w:sz="4" w:space="0"/>
-            <w:insideH w:val="single" w:color="auto" w:sz="4" w:space="0"/>
-            <w:insideV w:val="single" w:color="auto" w:sz="4" w:space="0"/>
-          </w:tblBorders>
-          <w:tblCellMar>
-            <w:top w:w="0" w:type="dxa"/>
-            <w:left w:w="108" w:type="dxa"/>
-            <w:bottom w:w="0" w:type="dxa"/>
-            <w:right w:w="108" w:type="dxa"/>
-          </w:tblCellMar>
-        </w:tblPrEx>
         <w:trPr>
-          <w:trHeight w:val="467" w:hRule="atLeast"/>
+          <w:trHeight w:val="467"/>
         </w:trPr>
         <w:tc>
           <w:tcPr>
@@ -1775,24 +1599,8 @@
         </w:tc>
       </w:tr>
       <w:tr>
-        <w:tblPrEx>
-          <w:tblBorders>
-            <w:top w:val="single" w:color="auto" w:sz="4" w:space="0"/>
-            <w:left w:val="single" w:color="auto" w:sz="4" w:space="0"/>
-            <w:bottom w:val="single" w:color="auto" w:sz="4" w:space="0"/>
-            <w:right w:val="single" w:color="auto" w:sz="4" w:space="0"/>
-            <w:insideH w:val="single" w:color="auto" w:sz="4" w:space="0"/>
-            <w:insideV w:val="single" w:color="auto" w:sz="4" w:space="0"/>
-          </w:tblBorders>
-          <w:tblCellMar>
-            <w:top w:w="0" w:type="dxa"/>
-            <w:left w:w="108" w:type="dxa"/>
-            <w:bottom w:w="0" w:type="dxa"/>
-            <w:right w:w="108" w:type="dxa"/>
-          </w:tblCellMar>
-        </w:tblPrEx>
         <w:trPr>
-          <w:trHeight w:val="482" w:hRule="atLeast"/>
+          <w:trHeight w:val="482"/>
         </w:trPr>
         <w:tc>
           <w:tcPr>
@@ -1822,7 +1630,11 @@
               </w:rPr>
             </w:pPr>
             <w:r>
-              <w:t>广州至真信息科技有限公司（后转移主体</w:t>
+              <w:t>广州至真信息科技有限公司（后转移</w:t>
+            </w:r>
+            <w:proofErr w:type="gramStart"/>
+            <w:r>
+              <w:t>主体</w:t>
             </w:r>
             <w:r>
               <w:rPr>
@@ -1831,30 +1643,18 @@
               <w:t>至点</w:t>
             </w:r>
             <w:r>
-              <w:t>金石信息技术有限公司）</w:t>
+              <w:t>金石</w:t>
+            </w:r>
+            <w:proofErr w:type="gramEnd"/>
+            <w:r>
+              <w:t>信息技术有限公司）</w:t>
             </w:r>
           </w:p>
         </w:tc>
       </w:tr>
       <w:tr>
-        <w:tblPrEx>
-          <w:tblBorders>
-            <w:top w:val="single" w:color="auto" w:sz="4" w:space="0"/>
-            <w:left w:val="single" w:color="auto" w:sz="4" w:space="0"/>
-            <w:bottom w:val="single" w:color="auto" w:sz="4" w:space="0"/>
-            <w:right w:val="single" w:color="auto" w:sz="4" w:space="0"/>
-            <w:insideH w:val="single" w:color="auto" w:sz="4" w:space="0"/>
-            <w:insideV w:val="single" w:color="auto" w:sz="4" w:space="0"/>
-          </w:tblBorders>
-          <w:tblCellMar>
-            <w:top w:w="0" w:type="dxa"/>
-            <w:left w:w="108" w:type="dxa"/>
-            <w:bottom w:w="0" w:type="dxa"/>
-            <w:right w:w="108" w:type="dxa"/>
-          </w:tblCellMar>
-        </w:tblPrEx>
         <w:trPr>
-          <w:trHeight w:val="482" w:hRule="atLeast"/>
+          <w:trHeight w:val="482"/>
         </w:trPr>
         <w:tc>
           <w:tcPr>
@@ -1902,24 +1702,8 @@
         </w:tc>
       </w:tr>
       <w:tr>
-        <w:tblPrEx>
-          <w:tblBorders>
-            <w:top w:val="single" w:color="auto" w:sz="4" w:space="0"/>
-            <w:left w:val="single" w:color="auto" w:sz="4" w:space="0"/>
-            <w:bottom w:val="single" w:color="auto" w:sz="4" w:space="0"/>
-            <w:right w:val="single" w:color="auto" w:sz="4" w:space="0"/>
-            <w:insideH w:val="single" w:color="auto" w:sz="4" w:space="0"/>
-            <w:insideV w:val="single" w:color="auto" w:sz="4" w:space="0"/>
-          </w:tblBorders>
-          <w:tblCellMar>
-            <w:top w:w="0" w:type="dxa"/>
-            <w:left w:w="108" w:type="dxa"/>
-            <w:bottom w:w="0" w:type="dxa"/>
-            <w:right w:w="108" w:type="dxa"/>
-          </w:tblCellMar>
-        </w:tblPrEx>
         <w:trPr>
-          <w:trHeight w:val="1146" w:hRule="atLeast"/>
+          <w:trHeight w:val="1146"/>
         </w:trPr>
         <w:tc>
           <w:tcPr>
@@ -1948,13 +1732,23 @@
                 <w:szCs w:val="21"/>
               </w:rPr>
             </w:pPr>
-            <w:r>
-              <w:rPr>
-                <w:rFonts w:hint="eastAsia" w:ascii="宋体" w:hAnsi="宋体" w:cs="宋体"/>
-                <w:kern w:val="1"/>
-                <w:szCs w:val="21"/>
-              </w:rPr>
-              <w:t xml:space="preserve">计步系列 </w:t>
+            <w:proofErr w:type="gramStart"/>
+            <w:r>
+              <w:rPr>
+                <w:rFonts w:ascii="宋体" w:hAnsi="宋体" w:cs="宋体" w:hint="eastAsia"/>
+                <w:kern w:val="1"/>
+                <w:szCs w:val="21"/>
+              </w:rPr>
+              <w:t>计步系列</w:t>
+            </w:r>
+            <w:proofErr w:type="gramEnd"/>
+            <w:r>
+              <w:rPr>
+                <w:rFonts w:ascii="宋体" w:hAnsi="宋体" w:cs="宋体" w:hint="eastAsia"/>
+                <w:kern w:val="1"/>
+                <w:szCs w:val="21"/>
+              </w:rPr>
+              <w:t xml:space="preserve"> </w:t>
             </w:r>
             <w:r>
               <w:rPr>
@@ -1962,11 +1756,19 @@
                 <w:kern w:val="1"/>
                 <w:szCs w:val="21"/>
               </w:rPr>
-              <w:t>–《</w:t>
-            </w:r>
-            <w:r>
-              <w:rPr>
-                <w:rFonts w:hint="eastAsia" w:ascii="宋体" w:hAnsi="宋体" w:cs="宋体"/>
+              <w:t>–</w:t>
+            </w:r>
+            <w:r>
+              <w:rPr>
+                <w:rFonts w:ascii="宋体" w:hAnsi="宋体" w:cs="宋体"/>
+                <w:kern w:val="1"/>
+                <w:szCs w:val="21"/>
+              </w:rPr>
+              <w:t>《</w:t>
+            </w:r>
+            <w:r>
+              <w:rPr>
+                <w:rFonts w:ascii="宋体" w:hAnsi="宋体" w:cs="宋体" w:hint="eastAsia"/>
                 <w:kern w:val="1"/>
                 <w:szCs w:val="21"/>
               </w:rPr>
@@ -1991,11 +1793,19 @@
             </w:pPr>
             <w:r>
               <w:rPr>
-                <w:rFonts w:hint="eastAsia" w:ascii="宋体" w:hAnsi="宋体" w:cs="宋体"/>
-                <w:kern w:val="1"/>
-                <w:szCs w:val="21"/>
-              </w:rPr>
-              <w:t xml:space="preserve">充电系列 </w:t>
+                <w:rFonts w:ascii="宋体" w:hAnsi="宋体" w:cs="宋体" w:hint="eastAsia"/>
+                <w:kern w:val="1"/>
+                <w:szCs w:val="21"/>
+              </w:rPr>
+              <w:t>充电系列</w:t>
+            </w:r>
+            <w:r>
+              <w:rPr>
+                <w:rFonts w:ascii="宋体" w:hAnsi="宋体" w:cs="宋体" w:hint="eastAsia"/>
+                <w:kern w:val="1"/>
+                <w:szCs w:val="21"/>
+              </w:rPr>
+              <w:t xml:space="preserve"> </w:t>
             </w:r>
             <w:r>
               <w:rPr>
@@ -2007,7 +1817,7 @@
             </w:r>
             <w:r>
               <w:rPr>
-                <w:rFonts w:hint="eastAsia" w:ascii="宋体" w:hAnsi="宋体" w:cs="宋体"/>
+                <w:rFonts w:ascii="宋体" w:hAnsi="宋体" w:cs="宋体" w:hint="eastAsia"/>
                 <w:kern w:val="1"/>
                 <w:szCs w:val="21"/>
               </w:rPr>
@@ -2024,11 +1834,19 @@
             </w:pPr>
             <w:r>
               <w:rPr>
-                <w:rFonts w:hint="eastAsia" w:ascii="宋体" w:hAnsi="宋体" w:cs="宋体"/>
-                <w:kern w:val="1"/>
-                <w:szCs w:val="21"/>
-              </w:rPr>
-              <w:t xml:space="preserve">清理系列 </w:t>
+                <w:rFonts w:ascii="宋体" w:hAnsi="宋体" w:cs="宋体" w:hint="eastAsia"/>
+                <w:kern w:val="1"/>
+                <w:szCs w:val="21"/>
+              </w:rPr>
+              <w:t>清理系列</w:t>
+            </w:r>
+            <w:r>
+              <w:rPr>
+                <w:rFonts w:ascii="宋体" w:hAnsi="宋体" w:cs="宋体" w:hint="eastAsia"/>
+                <w:kern w:val="1"/>
+                <w:szCs w:val="21"/>
+              </w:rPr>
+              <w:t xml:space="preserve"> </w:t>
             </w:r>
             <w:r>
               <w:rPr>
@@ -2040,7 +1858,7 @@
             </w:r>
             <w:r>
               <w:rPr>
-                <w:rFonts w:hint="eastAsia" w:ascii="宋体" w:hAnsi="宋体" w:cs="宋体"/>
+                <w:rFonts w:ascii="宋体" w:hAnsi="宋体" w:cs="宋体" w:hint="eastAsia"/>
                 <w:kern w:val="1"/>
                 <w:szCs w:val="21"/>
               </w:rPr>
@@ -2050,24 +1868,8 @@
         </w:tc>
       </w:tr>
       <w:tr>
-        <w:tblPrEx>
-          <w:tblBorders>
-            <w:top w:val="single" w:color="auto" w:sz="4" w:space="0"/>
-            <w:left w:val="single" w:color="auto" w:sz="4" w:space="0"/>
-            <w:bottom w:val="single" w:color="auto" w:sz="4" w:space="0"/>
-            <w:right w:val="single" w:color="auto" w:sz="4" w:space="0"/>
-            <w:insideH w:val="single" w:color="auto" w:sz="4" w:space="0"/>
-            <w:insideV w:val="single" w:color="auto" w:sz="4" w:space="0"/>
-          </w:tblBorders>
-          <w:tblCellMar>
-            <w:top w:w="0" w:type="dxa"/>
-            <w:left w:w="108" w:type="dxa"/>
-            <w:bottom w:w="0" w:type="dxa"/>
-            <w:right w:w="108" w:type="dxa"/>
-          </w:tblCellMar>
-        </w:tblPrEx>
         <w:trPr>
-          <w:trHeight w:val="466" w:hRule="atLeast"/>
+          <w:trHeight w:val="466"/>
         </w:trPr>
         <w:tc>
           <w:tcPr>
@@ -2079,7 +1881,7 @@
             <w:pPr>
               <w:jc w:val="center"/>
               <w:rPr>
-                <w:rFonts w:hint="eastAsia" w:ascii="宋体" w:hAnsi="宋体" w:cs="宋体"/>
+                <w:rFonts w:ascii="宋体" w:hAnsi="宋体" w:cs="宋体"/>
                 <w:kern w:val="1"/>
                 <w:szCs w:val="21"/>
               </w:rPr>
@@ -2096,7 +1898,6 @@
             <w:r>
               <w:rPr>
                 <w:rFonts w:hint="eastAsia"/>
-                <w:lang w:val="en-US" w:eastAsia="zh-CN"/>
               </w:rPr>
               <w:t>2</w:t>
             </w:r>
@@ -2106,45 +1907,15 @@
             <w:r>
               <w:rPr>
                 <w:rFonts w:hint="eastAsia"/>
-                <w:lang w:val="en-US" w:eastAsia="zh-CN"/>
-              </w:rPr>
-              <w:t>04</w:t>
-            </w:r>
-            <w:r>
-              <w:rPr>
-                <w:rFonts w:hint="eastAsia"/>
-              </w:rPr>
-              <w:t xml:space="preserve"> – </w:t>
-            </w:r>
-            <w:r>
-              <w:rPr>
-                <w:rFonts w:hint="eastAsia"/>
-                <w:lang w:val="en-US" w:eastAsia="zh-CN"/>
-              </w:rPr>
-              <w:t>至今</w:t>
+              </w:rPr>
+              <w:t>04 – 至今</w:t>
             </w:r>
           </w:p>
         </w:tc>
       </w:tr>
       <w:tr>
-        <w:tblPrEx>
-          <w:tblBorders>
-            <w:top w:val="single" w:color="auto" w:sz="4" w:space="0"/>
-            <w:left w:val="single" w:color="auto" w:sz="4" w:space="0"/>
-            <w:bottom w:val="single" w:color="auto" w:sz="4" w:space="0"/>
-            <w:right w:val="single" w:color="auto" w:sz="4" w:space="0"/>
-            <w:insideH w:val="single" w:color="auto" w:sz="4" w:space="0"/>
-            <w:insideV w:val="single" w:color="auto" w:sz="4" w:space="0"/>
-          </w:tblBorders>
-          <w:tblCellMar>
-            <w:top w:w="0" w:type="dxa"/>
-            <w:left w:w="108" w:type="dxa"/>
-            <w:bottom w:w="0" w:type="dxa"/>
-            <w:right w:w="108" w:type="dxa"/>
-          </w:tblCellMar>
-        </w:tblPrEx>
         <w:trPr>
-          <w:trHeight w:val="576" w:hRule="atLeast"/>
+          <w:trHeight w:val="576"/>
         </w:trPr>
         <w:tc>
           <w:tcPr>
@@ -2152,16 +1923,9 @@
             <w:vAlign w:val="center"/>
           </w:tcPr>
           <w:p>
-            <w:pPr>
-              <w:rPr>
-                <w:rFonts w:hint="eastAsia" w:eastAsiaTheme="minorEastAsia"/>
-                <w:lang w:val="en-US" w:eastAsia="zh-CN"/>
-              </w:rPr>
-            </w:pPr>
-            <w:r>
-              <w:rPr>
-                <w:rFonts w:hint="eastAsia"/>
-                <w:lang w:val="en-US" w:eastAsia="zh-CN"/>
+            <w:r>
+              <w:rPr>
+                <w:rFonts w:hint="eastAsia"/>
               </w:rPr>
               <w:t>公司</w:t>
             </w:r>
@@ -2175,42 +1939,20 @@
           <w:p>
             <w:pPr>
               <w:rPr>
-                <w:rFonts w:hint="eastAsia" w:ascii="宋体" w:hAnsi="宋体" w:cs="宋体"/>
-                <w:kern w:val="1"/>
-                <w:szCs w:val="21"/>
-              </w:rPr>
-            </w:pPr>
-            <w:r>
-              <w:t>广东</w:t>
-            </w:r>
-            <w:r>
-              <w:rPr>
-                <w:rFonts w:hint="default"/>
-              </w:rPr>
-              <w:t>安久科技有限公司</w:t>
+                <w:rFonts w:ascii="宋体" w:hAnsi="宋体" w:cs="宋体"/>
+                <w:kern w:val="1"/>
+                <w:szCs w:val="21"/>
+              </w:rPr>
+            </w:pPr>
+            <w:r>
+              <w:t>广东安久科技有限公司</w:t>
             </w:r>
           </w:p>
         </w:tc>
       </w:tr>
       <w:tr>
-        <w:tblPrEx>
-          <w:tblBorders>
-            <w:top w:val="single" w:color="auto" w:sz="4" w:space="0"/>
-            <w:left w:val="single" w:color="auto" w:sz="4" w:space="0"/>
-            <w:bottom w:val="single" w:color="auto" w:sz="4" w:space="0"/>
-            <w:right w:val="single" w:color="auto" w:sz="4" w:space="0"/>
-            <w:insideH w:val="single" w:color="auto" w:sz="4" w:space="0"/>
-            <w:insideV w:val="single" w:color="auto" w:sz="4" w:space="0"/>
-          </w:tblBorders>
-          <w:tblCellMar>
-            <w:top w:w="0" w:type="dxa"/>
-            <w:left w:w="108" w:type="dxa"/>
-            <w:bottom w:w="0" w:type="dxa"/>
-            <w:right w:w="108" w:type="dxa"/>
-          </w:tblCellMar>
-        </w:tblPrEx>
         <w:trPr>
-          <w:trHeight w:val="606" w:hRule="atLeast"/>
+          <w:trHeight w:val="606"/>
         </w:trPr>
         <w:tc>
           <w:tcPr>
@@ -2218,15 +1960,6 @@
             <w:vAlign w:val="center"/>
           </w:tcPr>
           <w:p>
-            <w:pPr>
-              <w:rPr>
-                <w:rFonts w:hint="eastAsia" w:asciiTheme="minorHAnsi" w:hAnsiTheme="minorHAnsi" w:eastAsiaTheme="minorEastAsia" w:cstheme="minorBidi"/>
-                <w:kern w:val="2"/>
-                <w:sz w:val="21"/>
-                <w:szCs w:val="22"/>
-                <w:lang w:val="en-US" w:eastAsia="zh-CN" w:bidi="ar-SA"/>
-              </w:rPr>
-            </w:pPr>
             <w:r>
               <w:rPr>
                 <w:rFonts w:hint="eastAsia"/>
@@ -2243,11 +1976,9 @@
           <w:p>
             <w:pPr>
               <w:rPr>
-                <w:rFonts w:hint="eastAsia" w:ascii="宋体" w:hAnsi="宋体" w:cs="宋体" w:eastAsiaTheme="minorEastAsia"/>
-                <w:kern w:val="1"/>
-                <w:sz w:val="21"/>
-                <w:szCs w:val="21"/>
-                <w:lang w:val="en-US" w:eastAsia="zh-CN" w:bidi="ar-SA"/>
+                <w:rFonts w:ascii="宋体" w:hAnsi="宋体" w:cs="宋体"/>
+                <w:kern w:val="1"/>
+                <w:szCs w:val="21"/>
               </w:rPr>
             </w:pPr>
             <w:r>
@@ -2269,24 +2000,8 @@
         </w:tc>
       </w:tr>
       <w:tr>
-        <w:tblPrEx>
-          <w:tblBorders>
-            <w:top w:val="single" w:color="auto" w:sz="4" w:space="0"/>
-            <w:left w:val="single" w:color="auto" w:sz="4" w:space="0"/>
-            <w:bottom w:val="single" w:color="auto" w:sz="4" w:space="0"/>
-            <w:right w:val="single" w:color="auto" w:sz="4" w:space="0"/>
-            <w:insideH w:val="single" w:color="auto" w:sz="4" w:space="0"/>
-            <w:insideV w:val="single" w:color="auto" w:sz="4" w:space="0"/>
-          </w:tblBorders>
-          <w:tblCellMar>
-            <w:top w:w="0" w:type="dxa"/>
-            <w:left w:w="108" w:type="dxa"/>
-            <w:bottom w:w="0" w:type="dxa"/>
-            <w:right w:w="108" w:type="dxa"/>
-          </w:tblCellMar>
-        </w:tblPrEx>
         <w:trPr>
-          <w:trHeight w:val="726" w:hRule="atLeast"/>
+          <w:trHeight w:val="726"/>
         </w:trPr>
         <w:tc>
           <w:tcPr>
@@ -2294,11 +2009,6 @@
             <w:vAlign w:val="center"/>
           </w:tcPr>
           <w:p>
-            <w:pPr>
-              <w:rPr>
-                <w:rFonts w:hint="eastAsia"/>
-              </w:rPr>
-            </w:pPr>
             <w:r>
               <w:rPr>
                 <w:rFonts w:hint="eastAsia"/>
@@ -2315,53 +2025,107 @@
           <w:p>
             <w:pPr>
               <w:rPr>
-                <w:rFonts w:hint="default" w:ascii="宋体" w:hAnsi="宋体" w:cs="宋体"/>
-                <w:kern w:val="1"/>
-                <w:szCs w:val="21"/>
-                <w:lang w:val="en-US" w:eastAsia="zh-CN"/>
-              </w:rPr>
-            </w:pPr>
-            <w:r>
-              <w:rPr>
-                <w:rFonts w:hint="eastAsia" w:ascii="宋体" w:hAnsi="宋体" w:cs="宋体"/>
-                <w:kern w:val="1"/>
-                <w:szCs w:val="21"/>
-                <w:lang w:val="en-US" w:eastAsia="zh-CN"/>
-              </w:rPr>
-              <w:t>游戏sdk转包脚本、《</w:t>
-            </w:r>
-            <w:r>
-              <w:rPr>
-                <w:rFonts w:hint="eastAsia" w:ascii="宋体" w:hAnsi="宋体"/>
-                <w:kern w:val="1"/>
-                <w:szCs w:val="21"/>
-                <w:lang w:val="en-US" w:eastAsia="zh-CN"/>
-              </w:rPr>
-              <w:t>零氪手游</w:t>
-            </w:r>
-            <w:r>
-              <w:rPr>
-                <w:rFonts w:hint="eastAsia" w:ascii="宋体" w:hAnsi="宋体" w:cs="宋体"/>
-                <w:kern w:val="1"/>
-                <w:szCs w:val="21"/>
-                <w:lang w:val="en-US" w:eastAsia="zh-CN"/>
+                <w:rFonts w:ascii="宋体" w:hAnsi="宋体" w:cs="宋体"/>
+                <w:kern w:val="1"/>
+                <w:szCs w:val="21"/>
+              </w:rPr>
+            </w:pPr>
+            <w:r>
+              <w:rPr>
+                <w:rFonts w:ascii="宋体" w:hAnsi="宋体" w:cs="宋体" w:hint="eastAsia"/>
+                <w:kern w:val="1"/>
+                <w:szCs w:val="21"/>
+              </w:rPr>
+              <w:t>游戏</w:t>
+            </w:r>
+            <w:proofErr w:type="spellStart"/>
+            <w:r>
+              <w:rPr>
+                <w:rFonts w:ascii="宋体" w:hAnsi="宋体" w:cs="宋体" w:hint="eastAsia"/>
+                <w:kern w:val="1"/>
+                <w:szCs w:val="21"/>
+              </w:rPr>
+              <w:t>sdk</w:t>
+            </w:r>
+            <w:proofErr w:type="spellEnd"/>
+            <w:r>
+              <w:rPr>
+                <w:rFonts w:ascii="宋体" w:hAnsi="宋体" w:cs="宋体" w:hint="eastAsia"/>
+                <w:kern w:val="1"/>
+                <w:szCs w:val="21"/>
+              </w:rPr>
+              <w:t>转包脚本、</w:t>
+            </w:r>
+            <w:r>
+              <w:rPr>
+                <w:rFonts w:ascii="宋体" w:hAnsi="宋体" w:cs="宋体" w:hint="eastAsia"/>
+                <w:kern w:val="1"/>
+                <w:szCs w:val="21"/>
+              </w:rPr>
+              <w:t>一元</w:t>
+            </w:r>
+            <w:r>
+              <w:rPr>
+                <w:rFonts w:ascii="宋体" w:hAnsi="宋体" w:cs="宋体" w:hint="eastAsia"/>
+                <w:kern w:val="1"/>
+                <w:szCs w:val="21"/>
+              </w:rPr>
+              <w:t>SDK</w:t>
+            </w:r>
+            <w:r>
+              <w:rPr>
+                <w:rFonts w:ascii="宋体" w:hAnsi="宋体" w:cs="宋体" w:hint="eastAsia"/>
+                <w:kern w:val="1"/>
+                <w:szCs w:val="21"/>
+              </w:rPr>
+              <w:t>、</w:t>
+            </w:r>
+            <w:r>
+              <w:rPr>
+                <w:rFonts w:ascii="宋体" w:hAnsi="宋体" w:cs="宋体" w:hint="eastAsia"/>
+                <w:kern w:val="1"/>
+                <w:szCs w:val="21"/>
+              </w:rPr>
+              <w:t>《</w:t>
+            </w:r>
+            <w:r>
+              <w:rPr>
+                <w:rFonts w:ascii="宋体" w:hAnsi="宋体" w:hint="eastAsia"/>
+                <w:kern w:val="1"/>
+                <w:szCs w:val="21"/>
+              </w:rPr>
+              <w:t>一元</w:t>
+            </w:r>
+            <w:r>
+              <w:rPr>
+                <w:rFonts w:ascii="宋体" w:hAnsi="宋体" w:hint="eastAsia"/>
+                <w:kern w:val="1"/>
+                <w:szCs w:val="21"/>
+              </w:rPr>
+              <w:t>手游</w:t>
+            </w:r>
+            <w:r>
+              <w:rPr>
+                <w:rFonts w:ascii="宋体" w:hAnsi="宋体" w:cs="宋体" w:hint="eastAsia"/>
+                <w:kern w:val="1"/>
+                <w:szCs w:val="21"/>
               </w:rPr>
               <w:t>》、《</w:t>
             </w:r>
-            <w:r>
-              <w:rPr>
-                <w:rFonts w:hint="eastAsia" w:hAnsi="宋体" w:asciiTheme="minorHAnsi"/>
-                <w:sz w:val="21"/>
+            <w:proofErr w:type="spellStart"/>
+            <w:r>
+              <w:rPr>
+                <w:rFonts w:hAnsi="宋体" w:hint="eastAsia"/>
                 <w:szCs w:val="21"/>
               </w:rPr>
               <w:t>FancyGo</w:t>
             </w:r>
-            <w:r>
-              <w:rPr>
-                <w:rFonts w:hint="eastAsia" w:ascii="宋体" w:hAnsi="宋体" w:cs="宋体"/>
-                <w:kern w:val="1"/>
-                <w:szCs w:val="21"/>
-                <w:lang w:val="en-US" w:eastAsia="zh-CN"/>
+            <w:proofErr w:type="spellEnd"/>
+            <w:r>
+              <w:rPr>
+                <w:rFonts w:ascii="宋体" w:hAnsi="宋体" w:cs="宋体" w:hint="eastAsia"/>
+                <w:kern w:val="1"/>
+                <w:szCs w:val="21"/>
               </w:rPr>
               <w:t>》</w:t>
             </w:r>
@@ -2371,19 +2135,19 @@
     </w:tbl>
     <w:p>
       <w:pPr>
-        <w:pStyle w:val="3"/>
+        <w:pStyle w:val="2"/>
         <w:pBdr>
-          <w:bottom w:val="single" w:color="auto" w:sz="4" w:space="1"/>
+          <w:bottom w:val="single" w:sz="4" w:space="1" w:color="auto"/>
         </w:pBdr>
         <w:sectPr>
           <w:type w:val="continuous"/>
           <w:pgSz w:w="11906" w:h="16838"/>
           <w:pgMar w:top="1440" w:right="1800" w:bottom="1440" w:left="1800" w:header="851" w:footer="992" w:gutter="0"/>
           <w:pgBorders w:offsetFrom="page">
-            <w:bottom w:val="single" w:color="auto" w:sz="4" w:space="24"/>
+            <w:bottom w:val="single" w:sz="4" w:space="24" w:color="auto"/>
           </w:pgBorders>
-          <w:cols w:space="1" w:num="1"/>
-          <w:docGrid w:type="lines" w:linePitch="312" w:charSpace="0"/>
+          <w:cols w:space="1"/>
+          <w:docGrid w:type="lines" w:linePitch="312"/>
         </w:sectPr>
       </w:pPr>
       <w:r>
@@ -2392,103 +2156,46 @@
     </w:p>
     <w:p>
       <w:pPr>
-        <w:pStyle w:val="18"/>
-        <w:numPr>
-          <w:numId w:val="0"/>
-        </w:numPr>
-        <w:ind w:leftChars="0"/>
+        <w:pStyle w:val="af"/>
+        <w:ind w:firstLineChars="0" w:firstLine="0"/>
         <w:rPr>
           <w:sz w:val="24"/>
           <w:szCs w:val="24"/>
         </w:rPr>
       </w:pPr>
     </w:p>
+    <w:p/>
+    <w:p/>
+    <w:p/>
+    <w:p/>
     <w:p>
       <w:pPr>
-        <w:rPr>
-          <w:rFonts w:hint="eastAsia"/>
-        </w:rPr>
-      </w:pPr>
-    </w:p>
-    <w:p>
-      <w:pPr>
-        <w:rPr>
-          <w:rFonts w:hint="eastAsia"/>
-        </w:rPr>
-      </w:pPr>
-    </w:p>
-    <w:p>
-      <w:pPr>
-        <w:rPr>
-          <w:rFonts w:hint="eastAsia"/>
-        </w:rPr>
-      </w:pPr>
-    </w:p>
-    <w:p>
-      <w:pPr>
-        <w:rPr>
-          <w:rFonts w:hint="eastAsia"/>
-        </w:rPr>
-      </w:pPr>
-    </w:p>
-    <w:p>
-      <w:pPr>
-        <w:pStyle w:val="3"/>
+        <w:pStyle w:val="2"/>
         <w:pBdr>
-          <w:bottom w:val="single" w:color="auto" w:sz="6" w:space="1"/>
+          <w:bottom w:val="single" w:sz="6" w:space="1" w:color="auto"/>
         </w:pBdr>
       </w:pPr>
       <w:r>
         <w:rPr>
           <w:rFonts w:hint="eastAsia"/>
         </w:rPr>
+        <w:lastRenderedPageBreak/>
         <w:t>项目经验</w:t>
       </w:r>
     </w:p>
     <w:tbl>
       <w:tblPr>
-        <w:tblStyle w:val="12"/>
+        <w:tblStyle w:val="ac"/>
         <w:tblW w:w="8559" w:type="dxa"/>
-        <w:tblInd w:w="0" w:type="dxa"/>
-        <w:tblBorders>
-          <w:top w:val="single" w:color="auto" w:sz="4" w:space="0"/>
-          <w:left w:val="single" w:color="auto" w:sz="4" w:space="0"/>
-          <w:bottom w:val="single" w:color="auto" w:sz="4" w:space="0"/>
-          <w:right w:val="single" w:color="auto" w:sz="4" w:space="0"/>
-          <w:insideH w:val="single" w:color="auto" w:sz="4" w:space="0"/>
-          <w:insideV w:val="single" w:color="auto" w:sz="4" w:space="0"/>
-        </w:tblBorders>
-        <w:tblLayout w:type="autofit"/>
-        <w:tblCellMar>
-          <w:top w:w="0" w:type="dxa"/>
-          <w:left w:w="108" w:type="dxa"/>
-          <w:bottom w:w="0" w:type="dxa"/>
-          <w:right w:w="108" w:type="dxa"/>
-        </w:tblCellMar>
+        <w:tblLook w:val="04A0" w:firstRow="1" w:lastRow="0" w:firstColumn="1" w:lastColumn="0" w:noHBand="0" w:noVBand="1"/>
       </w:tblPr>
       <w:tblGrid>
         <w:gridCol w:w="1416"/>
         <w:gridCol w:w="7143"/>
       </w:tblGrid>
       <w:tr>
-        <w:tblPrEx>
-          <w:tblBorders>
-            <w:top w:val="single" w:color="auto" w:sz="4" w:space="0"/>
-            <w:left w:val="single" w:color="auto" w:sz="4" w:space="0"/>
-            <w:bottom w:val="single" w:color="auto" w:sz="4" w:space="0"/>
-            <w:right w:val="single" w:color="auto" w:sz="4" w:space="0"/>
-            <w:insideH w:val="single" w:color="auto" w:sz="4" w:space="0"/>
-            <w:insideV w:val="single" w:color="auto" w:sz="4" w:space="0"/>
-          </w:tblBorders>
-          <w:tblCellMar>
-            <w:top w:w="0" w:type="dxa"/>
-            <w:left w:w="108" w:type="dxa"/>
-            <w:bottom w:w="0" w:type="dxa"/>
-            <w:right w:w="108" w:type="dxa"/>
-          </w:tblCellMar>
-        </w:tblPrEx>
         <w:trPr>
-          <w:trHeight w:val="592" w:hRule="atLeast"/>
+          <w:trHeight w:val="592"/>
         </w:trPr>
         <w:tc>
           <w:tcPr>
@@ -2497,8 +2204,8 @@
           </w:tcPr>
           <w:p>
             <w:pPr>
-              <w:pStyle w:val="18"/>
-              <w:ind w:firstLine="0" w:firstLineChars="0"/>
+              <w:pStyle w:val="af"/>
+              <w:ind w:firstLineChars="0" w:firstLine="0"/>
               <w:jc w:val="left"/>
               <w:rPr>
                 <w:szCs w:val="21"/>
@@ -2506,7 +2213,7 @@
             </w:pPr>
             <w:r>
               <w:rPr>
-                <w:rFonts w:hint="eastAsia" w:ascii="宋体" w:hAnsi="宋体" w:cs="Times New Roman"/>
+                <w:rFonts w:ascii="宋体" w:hAnsi="宋体" w:cs="Times New Roman" w:hint="eastAsia"/>
                 <w:b/>
                 <w:szCs w:val="21"/>
               </w:rPr>
@@ -2521,7 +2228,7 @@
           </w:tcPr>
           <w:p>
             <w:pPr>
-              <w:pStyle w:val="22"/>
+              <w:pStyle w:val="p0"/>
               <w:tabs>
                 <w:tab w:val="left" w:pos="870"/>
               </w:tabs>
@@ -2534,7 +2241,7 @@
             </w:pPr>
             <w:r>
               <w:rPr>
-                <w:rFonts w:hAnsi="宋体" w:cs="Times New Roman" w:asciiTheme="minorHAnsi"/>
+                <w:rFonts w:asciiTheme="minorHAnsi" w:hAnsi="宋体" w:cs="Times New Roman"/>
                 <w:sz w:val="21"/>
                 <w:szCs w:val="21"/>
               </w:rPr>
@@ -2542,7 +2249,7 @@
             </w:r>
             <w:r>
               <w:rPr>
-                <w:rFonts w:hint="eastAsia" w:hAnsi="宋体" w:cs="Times New Roman" w:asciiTheme="minorHAnsi"/>
+                <w:rFonts w:asciiTheme="minorHAnsi" w:hAnsi="宋体" w:cs="Times New Roman" w:hint="eastAsia"/>
                 <w:sz w:val="21"/>
                 <w:szCs w:val="21"/>
               </w:rPr>
@@ -2550,7 +2257,7 @@
             </w:r>
             <w:r>
               <w:rPr>
-                <w:rFonts w:hAnsi="宋体" w:cs="Times New Roman" w:asciiTheme="minorHAnsi"/>
+                <w:rFonts w:asciiTheme="minorHAnsi" w:hAnsi="宋体" w:cs="Times New Roman"/>
                 <w:sz w:val="21"/>
                 <w:szCs w:val="21"/>
               </w:rPr>
@@ -2560,24 +2267,8 @@
         </w:tc>
       </w:tr>
       <w:tr>
-        <w:tblPrEx>
-          <w:tblBorders>
-            <w:top w:val="single" w:color="auto" w:sz="4" w:space="0"/>
-            <w:left w:val="single" w:color="auto" w:sz="4" w:space="0"/>
-            <w:bottom w:val="single" w:color="auto" w:sz="4" w:space="0"/>
-            <w:right w:val="single" w:color="auto" w:sz="4" w:space="0"/>
-            <w:insideH w:val="single" w:color="auto" w:sz="4" w:space="0"/>
-            <w:insideV w:val="single" w:color="auto" w:sz="4" w:space="0"/>
-          </w:tblBorders>
-          <w:tblCellMar>
-            <w:top w:w="0" w:type="dxa"/>
-            <w:left w:w="108" w:type="dxa"/>
-            <w:bottom w:w="0" w:type="dxa"/>
-            <w:right w:w="108" w:type="dxa"/>
-          </w:tblCellMar>
-        </w:tblPrEx>
         <w:trPr>
-          <w:trHeight w:val="971" w:hRule="atLeast"/>
+          <w:trHeight w:val="971"/>
         </w:trPr>
         <w:tc>
           <w:tcPr>
@@ -2586,8 +2277,8 @@
           </w:tcPr>
           <w:p>
             <w:pPr>
-              <w:pStyle w:val="18"/>
-              <w:ind w:firstLine="0" w:firstLineChars="0"/>
+              <w:pStyle w:val="af"/>
+              <w:ind w:firstLineChars="0" w:firstLine="0"/>
               <w:jc w:val="left"/>
               <w:rPr>
                 <w:rFonts w:ascii="宋体" w:hAnsi="宋体" w:cs="Times New Roman"/>
@@ -2612,8 +2303,8 @@
           </w:tcPr>
           <w:p>
             <w:pPr>
-              <w:pStyle w:val="18"/>
-              <w:ind w:firstLine="0" w:firstLineChars="0"/>
+              <w:pStyle w:val="af"/>
+              <w:ind w:firstLineChars="0" w:firstLine="0"/>
               <w:jc w:val="left"/>
               <w:rPr>
                 <w:rFonts w:hAnsi="宋体" w:cs="Times New Roman"/>
@@ -2622,7 +2313,7 @@
             </w:pPr>
             <w:r>
               <w:rPr>
-                <w:rFonts w:hint="eastAsia" w:hAnsi="宋体" w:cs="Times New Roman"/>
+                <w:rFonts w:hAnsi="宋体" w:cs="Times New Roman" w:hint="eastAsia"/>
                 <w:bCs/>
                 <w:szCs w:val="21"/>
               </w:rPr>
@@ -2632,24 +2323,8 @@
         </w:tc>
       </w:tr>
       <w:tr>
-        <w:tblPrEx>
-          <w:tblBorders>
-            <w:top w:val="single" w:color="auto" w:sz="4" w:space="0"/>
-            <w:left w:val="single" w:color="auto" w:sz="4" w:space="0"/>
-            <w:bottom w:val="single" w:color="auto" w:sz="4" w:space="0"/>
-            <w:right w:val="single" w:color="auto" w:sz="4" w:space="0"/>
-            <w:insideH w:val="single" w:color="auto" w:sz="4" w:space="0"/>
-            <w:insideV w:val="single" w:color="auto" w:sz="4" w:space="0"/>
-          </w:tblBorders>
-          <w:tblCellMar>
-            <w:top w:w="0" w:type="dxa"/>
-            <w:left w:w="108" w:type="dxa"/>
-            <w:bottom w:w="0" w:type="dxa"/>
-            <w:right w:w="108" w:type="dxa"/>
-          </w:tblCellMar>
-        </w:tblPrEx>
         <w:trPr>
-          <w:trHeight w:val="2326" w:hRule="atLeast"/>
+          <w:trHeight w:val="2326"/>
         </w:trPr>
         <w:tc>
           <w:tcPr>
@@ -2658,8 +2333,8 @@
           </w:tcPr>
           <w:p>
             <w:pPr>
-              <w:pStyle w:val="18"/>
-              <w:ind w:firstLine="0" w:firstLineChars="0"/>
+              <w:pStyle w:val="af"/>
+              <w:ind w:firstLineChars="0" w:firstLine="0"/>
               <w:jc w:val="left"/>
               <w:rPr>
                 <w:szCs w:val="21"/>
@@ -2696,7 +2371,7 @@
             </w:pPr>
             <w:r>
               <w:rPr>
-                <w:rFonts w:hint="eastAsia" w:cs="宋体"/>
+                <w:rFonts w:cs="宋体" w:hint="eastAsia"/>
                 <w:szCs w:val="21"/>
               </w:rPr>
               <w:t>使用Kotlin作为开发语言，虽然增加了学习成本，但是提升了开发效率</w:t>
@@ -2717,10 +2392,42 @@
             </w:pPr>
             <w:r>
               <w:rPr>
-                <w:rFonts w:hint="eastAsia" w:cs="宋体"/>
-                <w:szCs w:val="21"/>
-              </w:rPr>
-              <w:t>使用Activity(Fragment) + ViewModel + LiveData 搭建MVVM项目架构，大大降低内存泄漏的几率</w:t>
+                <w:rFonts w:cs="宋体" w:hint="eastAsia"/>
+                <w:szCs w:val="21"/>
+              </w:rPr>
+              <w:t xml:space="preserve">使用Activity(Fragment) + </w:t>
+            </w:r>
+            <w:proofErr w:type="spellStart"/>
+            <w:r>
+              <w:rPr>
+                <w:rFonts w:cs="宋体" w:hint="eastAsia"/>
+                <w:szCs w:val="21"/>
+              </w:rPr>
+              <w:t>ViewModel</w:t>
+            </w:r>
+            <w:proofErr w:type="spellEnd"/>
+            <w:r>
+              <w:rPr>
+                <w:rFonts w:cs="宋体" w:hint="eastAsia"/>
+                <w:szCs w:val="21"/>
+              </w:rPr>
+              <w:t xml:space="preserve"> + </w:t>
+            </w:r>
+            <w:proofErr w:type="spellStart"/>
+            <w:r>
+              <w:rPr>
+                <w:rFonts w:cs="宋体" w:hint="eastAsia"/>
+                <w:szCs w:val="21"/>
+              </w:rPr>
+              <w:t>LiveData</w:t>
+            </w:r>
+            <w:proofErr w:type="spellEnd"/>
+            <w:r>
+              <w:rPr>
+                <w:rFonts w:cs="宋体" w:hint="eastAsia"/>
+                <w:szCs w:val="21"/>
+              </w:rPr>
+              <w:t xml:space="preserve"> 搭建MVVM项目架构，大大降低内存泄漏的几率</w:t>
             </w:r>
           </w:p>
           <w:p>
@@ -2738,10 +2445,26 @@
             </w:pPr>
             <w:r>
               <w:rPr>
-                <w:rFonts w:hint="eastAsia" w:cs="宋体"/>
-                <w:szCs w:val="21"/>
-              </w:rPr>
-              <w:t>利用RxJava全局处理网络请求状态与异常，提高代码健壮性</w:t>
+                <w:rFonts w:cs="宋体" w:hint="eastAsia"/>
+                <w:szCs w:val="21"/>
+              </w:rPr>
+              <w:t>利用</w:t>
+            </w:r>
+            <w:proofErr w:type="spellStart"/>
+            <w:r>
+              <w:rPr>
+                <w:rFonts w:cs="宋体" w:hint="eastAsia"/>
+                <w:szCs w:val="21"/>
+              </w:rPr>
+              <w:t>RxJava</w:t>
+            </w:r>
+            <w:proofErr w:type="spellEnd"/>
+            <w:r>
+              <w:rPr>
+                <w:rFonts w:cs="宋体" w:hint="eastAsia"/>
+                <w:szCs w:val="21"/>
+              </w:rPr>
+              <w:t>全局处理网络请求状态与异常，提高代码健壮性</w:t>
             </w:r>
           </w:p>
           <w:p>
@@ -2761,7 +2484,23 @@
                 <w:rFonts w:hint="eastAsia"/>
                 <w:szCs w:val="21"/>
               </w:rPr>
-              <w:t>集成第三方服务如同程，美团，以嵌套h5的方式提供服务给用户</w:t>
+              <w:t>集成第三</w:t>
+            </w:r>
+            <w:proofErr w:type="gramStart"/>
+            <w:r>
+              <w:rPr>
+                <w:rFonts w:hint="eastAsia"/>
+                <w:szCs w:val="21"/>
+              </w:rPr>
+              <w:t>方服务</w:t>
+            </w:r>
+            <w:proofErr w:type="gramEnd"/>
+            <w:r>
+              <w:rPr>
+                <w:rFonts w:hint="eastAsia"/>
+                <w:szCs w:val="21"/>
+              </w:rPr>
+              <w:t>如同程，美团，以嵌套h5的方式提供服务给用户</w:t>
             </w:r>
           </w:p>
           <w:p>
@@ -2778,11 +2517,36 @@
             </w:pPr>
             <w:r>
               <w:rPr>
-                <w:rFonts w:hint="eastAsia" w:cs="宋体"/>
-                <w:szCs w:val="21"/>
-              </w:rPr>
-              <w:t>使用gradle文件 + module的方式统一管理所有第三方库</w:t>
-            </w:r>
+                <w:rFonts w:cs="宋体" w:hint="eastAsia"/>
+                <w:szCs w:val="21"/>
+              </w:rPr>
+              <w:t>使用</w:t>
+            </w:r>
+            <w:proofErr w:type="spellStart"/>
+            <w:r>
+              <w:rPr>
+                <w:rFonts w:cs="宋体" w:hint="eastAsia"/>
+                <w:szCs w:val="21"/>
+              </w:rPr>
+              <w:t>gradle</w:t>
+            </w:r>
+            <w:proofErr w:type="spellEnd"/>
+            <w:r>
+              <w:rPr>
+                <w:rFonts w:cs="宋体" w:hint="eastAsia"/>
+                <w:szCs w:val="21"/>
+              </w:rPr>
+              <w:t>文件 + module的方式统一管理所有</w:t>
+            </w:r>
+            <w:proofErr w:type="gramStart"/>
+            <w:r>
+              <w:rPr>
+                <w:rFonts w:cs="宋体" w:hint="eastAsia"/>
+                <w:szCs w:val="21"/>
+              </w:rPr>
+              <w:t>第三方库</w:t>
+            </w:r>
+            <w:proofErr w:type="gramEnd"/>
           </w:p>
         </w:tc>
       </w:tr>
@@ -2796,48 +2560,17 @@
     </w:p>
     <w:tbl>
       <w:tblPr>
-        <w:tblStyle w:val="12"/>
+        <w:tblStyle w:val="ac"/>
         <w:tblW w:w="8539" w:type="dxa"/>
-        <w:tblInd w:w="0" w:type="dxa"/>
-        <w:tblBorders>
-          <w:top w:val="single" w:color="auto" w:sz="4" w:space="0"/>
-          <w:left w:val="single" w:color="auto" w:sz="4" w:space="0"/>
-          <w:bottom w:val="single" w:color="auto" w:sz="4" w:space="0"/>
-          <w:right w:val="single" w:color="auto" w:sz="4" w:space="0"/>
-          <w:insideH w:val="single" w:color="auto" w:sz="4" w:space="0"/>
-          <w:insideV w:val="single" w:color="auto" w:sz="4" w:space="0"/>
-        </w:tblBorders>
-        <w:tblLayout w:type="autofit"/>
-        <w:tblCellMar>
-          <w:top w:w="0" w:type="dxa"/>
-          <w:left w:w="108" w:type="dxa"/>
-          <w:bottom w:w="0" w:type="dxa"/>
-          <w:right w:w="108" w:type="dxa"/>
-        </w:tblCellMar>
+        <w:tblLook w:val="04A0" w:firstRow="1" w:lastRow="0" w:firstColumn="1" w:lastColumn="0" w:noHBand="0" w:noVBand="1"/>
       </w:tblPr>
       <w:tblGrid>
         <w:gridCol w:w="1413"/>
         <w:gridCol w:w="7126"/>
       </w:tblGrid>
       <w:tr>
-        <w:tblPrEx>
-          <w:tblBorders>
-            <w:top w:val="single" w:color="auto" w:sz="4" w:space="0"/>
-            <w:left w:val="single" w:color="auto" w:sz="4" w:space="0"/>
-            <w:bottom w:val="single" w:color="auto" w:sz="4" w:space="0"/>
-            <w:right w:val="single" w:color="auto" w:sz="4" w:space="0"/>
-            <w:insideH w:val="single" w:color="auto" w:sz="4" w:space="0"/>
-            <w:insideV w:val="single" w:color="auto" w:sz="4" w:space="0"/>
-          </w:tblBorders>
-          <w:tblCellMar>
-            <w:top w:w="0" w:type="dxa"/>
-            <w:left w:w="108" w:type="dxa"/>
-            <w:bottom w:w="0" w:type="dxa"/>
-            <w:right w:w="108" w:type="dxa"/>
-          </w:tblCellMar>
-        </w:tblPrEx>
         <w:trPr>
-          <w:trHeight w:val="597" w:hRule="atLeast"/>
+          <w:trHeight w:val="597"/>
         </w:trPr>
         <w:tc>
           <w:tcPr>
@@ -2846,8 +2579,8 @@
           </w:tcPr>
           <w:p>
             <w:pPr>
-              <w:pStyle w:val="18"/>
-              <w:ind w:firstLine="0" w:firstLineChars="0"/>
+              <w:pStyle w:val="af"/>
+              <w:ind w:firstLineChars="0" w:firstLine="0"/>
               <w:jc w:val="left"/>
               <w:rPr>
                 <w:szCs w:val="21"/>
@@ -2855,7 +2588,7 @@
             </w:pPr>
             <w:r>
               <w:rPr>
-                <w:rFonts w:hint="eastAsia" w:hAnsi="宋体" w:cs="Times New Roman"/>
+                <w:rFonts w:hAnsi="宋体" w:cs="Times New Roman" w:hint="eastAsia"/>
                 <w:b/>
                 <w:szCs w:val="21"/>
               </w:rPr>
@@ -2870,7 +2603,7 @@
           </w:tcPr>
           <w:p>
             <w:pPr>
-              <w:pStyle w:val="22"/>
+              <w:pStyle w:val="p0"/>
               <w:tabs>
                 <w:tab w:val="left" w:pos="870"/>
               </w:tabs>
@@ -2883,7 +2616,7 @@
             </w:pPr>
             <w:r>
               <w:rPr>
-                <w:rFonts w:hint="eastAsia" w:hAnsi="宋体" w:cs="Times New Roman" w:asciiTheme="minorHAnsi"/>
+                <w:rFonts w:asciiTheme="minorHAnsi" w:hAnsi="宋体" w:cs="Times New Roman" w:hint="eastAsia"/>
                 <w:sz w:val="21"/>
                 <w:szCs w:val="21"/>
               </w:rPr>
@@ -2893,24 +2626,8 @@
         </w:tc>
       </w:tr>
       <w:tr>
-        <w:tblPrEx>
-          <w:tblBorders>
-            <w:top w:val="single" w:color="auto" w:sz="4" w:space="0"/>
-            <w:left w:val="single" w:color="auto" w:sz="4" w:space="0"/>
-            <w:bottom w:val="single" w:color="auto" w:sz="4" w:space="0"/>
-            <w:right w:val="single" w:color="auto" w:sz="4" w:space="0"/>
-            <w:insideH w:val="single" w:color="auto" w:sz="4" w:space="0"/>
-            <w:insideV w:val="single" w:color="auto" w:sz="4" w:space="0"/>
-          </w:tblBorders>
-          <w:tblCellMar>
-            <w:top w:w="0" w:type="dxa"/>
-            <w:left w:w="108" w:type="dxa"/>
-            <w:bottom w:w="0" w:type="dxa"/>
-            <w:right w:w="108" w:type="dxa"/>
-          </w:tblCellMar>
-        </w:tblPrEx>
         <w:trPr>
-          <w:trHeight w:val="755" w:hRule="atLeast"/>
+          <w:trHeight w:val="755"/>
         </w:trPr>
         <w:tc>
           <w:tcPr>
@@ -2919,8 +2636,8 @@
           </w:tcPr>
           <w:p>
             <w:pPr>
-              <w:pStyle w:val="18"/>
-              <w:ind w:firstLine="0" w:firstLineChars="0"/>
+              <w:pStyle w:val="af"/>
+              <w:ind w:firstLineChars="0" w:firstLine="0"/>
               <w:jc w:val="left"/>
               <w:rPr>
                 <w:rFonts w:hAnsi="宋体" w:cs="Times New Roman"/>
@@ -2945,48 +2662,52 @@
           </w:tcPr>
           <w:p>
             <w:pPr>
-              <w:pStyle w:val="22"/>
+              <w:pStyle w:val="p0"/>
               <w:tabs>
                 <w:tab w:val="left" w:pos="870"/>
               </w:tabs>
               <w:spacing w:line="360" w:lineRule="atLeast"/>
               <w:rPr>
-                <w:rFonts w:hAnsi="宋体" w:cs="Times New Roman" w:asciiTheme="minorHAnsi"/>
-                <w:sz w:val="21"/>
-                <w:szCs w:val="21"/>
-              </w:rPr>
-            </w:pPr>
-            <w:r>
-              <w:rPr>
-                <w:rFonts w:hint="eastAsia" w:hAnsi="宋体" w:cs="Times New Roman" w:asciiTheme="minorHAnsi"/>
+                <w:rFonts w:asciiTheme="minorHAnsi" w:hAnsi="宋体" w:cs="Times New Roman"/>
+                <w:sz w:val="21"/>
+                <w:szCs w:val="21"/>
+              </w:rPr>
+            </w:pPr>
+            <w:r>
+              <w:rPr>
+                <w:rFonts w:asciiTheme="minorHAnsi" w:hAnsi="宋体" w:cs="Times New Roman" w:hint="eastAsia"/>
                 <w:bCs/>
                 <w:sz w:val="21"/>
                 <w:szCs w:val="21"/>
               </w:rPr>
-              <w:t>天波话机产品v200(横屏)，v101(竖屏)的定制安卓系统中专用通话及通讯录系统应用，功能包括pstn通话，个人通讯录管理,通话记录管理等功能。</w:t>
+              <w:t>天波话机产品v200(横屏)，v101(竖屏)的定制安卓系统中专用通话及通讯录系统应用，功能包括</w:t>
+            </w:r>
+            <w:proofErr w:type="spellStart"/>
+            <w:r>
+              <w:rPr>
+                <w:rFonts w:asciiTheme="minorHAnsi" w:hAnsi="宋体" w:cs="Times New Roman" w:hint="eastAsia"/>
+                <w:bCs/>
+                <w:sz w:val="21"/>
+                <w:szCs w:val="21"/>
+              </w:rPr>
+              <w:t>pstn</w:t>
+            </w:r>
+            <w:proofErr w:type="spellEnd"/>
+            <w:r>
+              <w:rPr>
+                <w:rFonts w:asciiTheme="minorHAnsi" w:hAnsi="宋体" w:cs="Times New Roman" w:hint="eastAsia"/>
+                <w:bCs/>
+                <w:sz w:val="21"/>
+                <w:szCs w:val="21"/>
+              </w:rPr>
+              <w:t>通话，个人通讯录管理,通话记录管理等功能。</w:t>
             </w:r>
           </w:p>
         </w:tc>
       </w:tr>
       <w:tr>
-        <w:tblPrEx>
-          <w:tblBorders>
-            <w:top w:val="single" w:color="auto" w:sz="4" w:space="0"/>
-            <w:left w:val="single" w:color="auto" w:sz="4" w:space="0"/>
-            <w:bottom w:val="single" w:color="auto" w:sz="4" w:space="0"/>
-            <w:right w:val="single" w:color="auto" w:sz="4" w:space="0"/>
-            <w:insideH w:val="single" w:color="auto" w:sz="4" w:space="0"/>
-            <w:insideV w:val="single" w:color="auto" w:sz="4" w:space="0"/>
-          </w:tblBorders>
-          <w:tblCellMar>
-            <w:top w:w="0" w:type="dxa"/>
-            <w:left w:w="108" w:type="dxa"/>
-            <w:bottom w:w="0" w:type="dxa"/>
-            <w:right w:w="108" w:type="dxa"/>
-          </w:tblCellMar>
-        </w:tblPrEx>
         <w:trPr>
-          <w:trHeight w:val="1992" w:hRule="atLeast"/>
+          <w:trHeight w:val="1992"/>
         </w:trPr>
         <w:tc>
           <w:tcPr>
@@ -2995,8 +2716,8 @@
           </w:tcPr>
           <w:p>
             <w:pPr>
-              <w:pStyle w:val="18"/>
-              <w:ind w:firstLine="0" w:firstLineChars="0"/>
+              <w:pStyle w:val="af"/>
+              <w:ind w:firstLineChars="0" w:firstLine="0"/>
               <w:jc w:val="left"/>
               <w:rPr>
                 <w:szCs w:val="21"/>
@@ -3033,10 +2754,26 @@
             </w:pPr>
             <w:r>
               <w:rPr>
-                <w:rFonts w:hint="eastAsia" w:cs="宋体"/>
-                <w:szCs w:val="21"/>
-              </w:rPr>
-              <w:t>使用greenDao实现本地数据库存储联系人和通话记录信息</w:t>
+                <w:rFonts w:cs="宋体" w:hint="eastAsia"/>
+                <w:szCs w:val="21"/>
+              </w:rPr>
+              <w:t>使用</w:t>
+            </w:r>
+            <w:proofErr w:type="spellStart"/>
+            <w:r>
+              <w:rPr>
+                <w:rFonts w:cs="宋体" w:hint="eastAsia"/>
+                <w:szCs w:val="21"/>
+              </w:rPr>
+              <w:t>greenDao</w:t>
+            </w:r>
+            <w:proofErr w:type="spellEnd"/>
+            <w:r>
+              <w:rPr>
+                <w:rFonts w:cs="宋体" w:hint="eastAsia"/>
+                <w:szCs w:val="21"/>
+              </w:rPr>
+              <w:t>实现本地数据库存储联系人和通话记录信息</w:t>
             </w:r>
           </w:p>
           <w:p>
@@ -3053,7 +2790,7 @@
             </w:pPr>
             <w:r>
               <w:rPr>
-                <w:rFonts w:hint="eastAsia" w:cs="宋体"/>
+                <w:rFonts w:cs="宋体" w:hint="eastAsia"/>
                 <w:szCs w:val="21"/>
               </w:rPr>
               <w:t>UI界面开发与横竖屏适配</w:t>
@@ -3076,7 +2813,23 @@
                 <w:rFonts w:hint="eastAsia"/>
                 <w:szCs w:val="21"/>
               </w:rPr>
-              <w:t>负责后期项目代码重构，使用跨进程方式实现联系人与通话模块分离，使代码耦合性降低，提升组员开发效率</w:t>
+              <w:t>负责后期项目代码重构，使用跨进</w:t>
+            </w:r>
+            <w:proofErr w:type="gramStart"/>
+            <w:r>
+              <w:rPr>
+                <w:rFonts w:hint="eastAsia"/>
+                <w:szCs w:val="21"/>
+              </w:rPr>
+              <w:t>程方式</w:t>
+            </w:r>
+            <w:proofErr w:type="gramEnd"/>
+            <w:r>
+              <w:rPr>
+                <w:rFonts w:hint="eastAsia"/>
+                <w:szCs w:val="21"/>
+              </w:rPr>
+              <w:t>实现联系人与通话模块分离，使代码耦合性降低，提升组员开发效率</w:t>
             </w:r>
           </w:p>
         </w:tc>
@@ -3091,48 +2844,17 @@
     </w:p>
     <w:tbl>
       <w:tblPr>
-        <w:tblStyle w:val="12"/>
+        <w:tblStyle w:val="ac"/>
         <w:tblW w:w="8539" w:type="dxa"/>
-        <w:tblInd w:w="0" w:type="dxa"/>
-        <w:tblBorders>
-          <w:top w:val="single" w:color="auto" w:sz="4" w:space="0"/>
-          <w:left w:val="single" w:color="auto" w:sz="4" w:space="0"/>
-          <w:bottom w:val="single" w:color="auto" w:sz="4" w:space="0"/>
-          <w:right w:val="single" w:color="auto" w:sz="4" w:space="0"/>
-          <w:insideH w:val="single" w:color="auto" w:sz="4" w:space="0"/>
-          <w:insideV w:val="single" w:color="auto" w:sz="4" w:space="0"/>
-        </w:tblBorders>
-        <w:tblLayout w:type="autofit"/>
-        <w:tblCellMar>
-          <w:top w:w="0" w:type="dxa"/>
-          <w:left w:w="108" w:type="dxa"/>
-          <w:bottom w:w="0" w:type="dxa"/>
-          <w:right w:w="108" w:type="dxa"/>
-        </w:tblCellMar>
+        <w:tblLook w:val="04A0" w:firstRow="1" w:lastRow="0" w:firstColumn="1" w:lastColumn="0" w:noHBand="0" w:noVBand="1"/>
       </w:tblPr>
       <w:tblGrid>
         <w:gridCol w:w="1413"/>
         <w:gridCol w:w="7126"/>
       </w:tblGrid>
       <w:tr>
-        <w:tblPrEx>
-          <w:tblBorders>
-            <w:top w:val="single" w:color="auto" w:sz="4" w:space="0"/>
-            <w:left w:val="single" w:color="auto" w:sz="4" w:space="0"/>
-            <w:bottom w:val="single" w:color="auto" w:sz="4" w:space="0"/>
-            <w:right w:val="single" w:color="auto" w:sz="4" w:space="0"/>
-            <w:insideH w:val="single" w:color="auto" w:sz="4" w:space="0"/>
-            <w:insideV w:val="single" w:color="auto" w:sz="4" w:space="0"/>
-          </w:tblBorders>
-          <w:tblCellMar>
-            <w:top w:w="0" w:type="dxa"/>
-            <w:left w:w="108" w:type="dxa"/>
-            <w:bottom w:w="0" w:type="dxa"/>
-            <w:right w:w="108" w:type="dxa"/>
-          </w:tblCellMar>
-        </w:tblPrEx>
         <w:trPr>
-          <w:trHeight w:val="590" w:hRule="atLeast"/>
+          <w:trHeight w:val="590"/>
         </w:trPr>
         <w:tc>
           <w:tcPr>
@@ -3141,8 +2863,8 @@
           </w:tcPr>
           <w:p>
             <w:pPr>
-              <w:pStyle w:val="18"/>
-              <w:ind w:firstLine="0" w:firstLineChars="0"/>
+              <w:pStyle w:val="af"/>
+              <w:ind w:firstLineChars="0" w:firstLine="0"/>
               <w:jc w:val="left"/>
               <w:rPr>
                 <w:szCs w:val="21"/>
@@ -3150,7 +2872,7 @@
             </w:pPr>
             <w:r>
               <w:rPr>
-                <w:rFonts w:hint="eastAsia" w:hAnsi="宋体" w:cs="Times New Roman"/>
+                <w:rFonts w:hAnsi="宋体" w:cs="Times New Roman" w:hint="eastAsia"/>
                 <w:b/>
                 <w:szCs w:val="21"/>
               </w:rPr>
@@ -3165,7 +2887,7 @@
           </w:tcPr>
           <w:p>
             <w:pPr>
-              <w:pStyle w:val="22"/>
+              <w:pStyle w:val="p0"/>
               <w:tabs>
                 <w:tab w:val="left" w:pos="870"/>
               </w:tabs>
@@ -3178,7 +2900,7 @@
             </w:pPr>
             <w:r>
               <w:rPr>
-                <w:rFonts w:hAnsi="宋体" w:cs="Times New Roman" w:asciiTheme="minorHAnsi"/>
+                <w:rFonts w:asciiTheme="minorHAnsi" w:hAnsi="宋体" w:cs="Times New Roman"/>
                 <w:sz w:val="21"/>
                 <w:szCs w:val="21"/>
               </w:rPr>
@@ -3186,7 +2908,7 @@
             </w:r>
             <w:r>
               <w:rPr>
-                <w:rFonts w:hAnsi="宋体" w:asciiTheme="minorHAnsi"/>
+                <w:rFonts w:asciiTheme="minorHAnsi" w:hAnsi="宋体"/>
                 <w:kern w:val="1"/>
                 <w:sz w:val="21"/>
                 <w:szCs w:val="21"/>
@@ -3195,7 +2917,7 @@
             </w:r>
             <w:r>
               <w:rPr>
-                <w:rFonts w:hAnsi="宋体" w:cs="Times New Roman" w:asciiTheme="minorHAnsi"/>
+                <w:rFonts w:asciiTheme="minorHAnsi" w:hAnsi="宋体" w:cs="Times New Roman"/>
                 <w:sz w:val="21"/>
                 <w:szCs w:val="21"/>
               </w:rPr>
@@ -3205,24 +2927,8 @@
         </w:tc>
       </w:tr>
       <w:tr>
-        <w:tblPrEx>
-          <w:tblBorders>
-            <w:top w:val="single" w:color="auto" w:sz="4" w:space="0"/>
-            <w:left w:val="single" w:color="auto" w:sz="4" w:space="0"/>
-            <w:bottom w:val="single" w:color="auto" w:sz="4" w:space="0"/>
-            <w:right w:val="single" w:color="auto" w:sz="4" w:space="0"/>
-            <w:insideH w:val="single" w:color="auto" w:sz="4" w:space="0"/>
-            <w:insideV w:val="single" w:color="auto" w:sz="4" w:space="0"/>
-          </w:tblBorders>
-          <w:tblCellMar>
-            <w:top w:w="0" w:type="dxa"/>
-            <w:left w:w="108" w:type="dxa"/>
-            <w:bottom w:w="0" w:type="dxa"/>
-            <w:right w:w="108" w:type="dxa"/>
-          </w:tblCellMar>
-        </w:tblPrEx>
         <w:trPr>
-          <w:trHeight w:val="1529" w:hRule="atLeast"/>
+          <w:trHeight w:val="1529"/>
         </w:trPr>
         <w:tc>
           <w:tcPr>
@@ -3231,8 +2937,8 @@
           </w:tcPr>
           <w:p>
             <w:pPr>
-              <w:pStyle w:val="18"/>
-              <w:ind w:firstLine="0" w:firstLineChars="0"/>
+              <w:pStyle w:val="af"/>
+              <w:ind w:firstLineChars="0" w:firstLine="0"/>
               <w:jc w:val="left"/>
               <w:rPr>
                 <w:rFonts w:hAnsi="宋体" w:cs="Times New Roman"/>
@@ -3269,7 +2975,7 @@
             </w:pPr>
             <w:r>
               <w:rPr>
-                <w:rFonts w:hint="eastAsia" w:hAnsi="宋体" w:cs="宋体"/>
+                <w:rFonts w:hAnsi="宋体" w:cs="宋体" w:hint="eastAsia"/>
                 <w:kern w:val="1"/>
                 <w:szCs w:val="21"/>
               </w:rPr>
@@ -3285,12 +2991,31 @@
             </w:r>
             <w:r>
               <w:rPr>
-                <w:rFonts w:hint="eastAsia" w:hAnsi="宋体" w:cs="宋体"/>
-                <w:kern w:val="1"/>
-                <w:szCs w:val="21"/>
-              </w:rPr>
-              <w:t>，主要针对小区物业管理市场。物业工作人员可以业主人员信息或物业员工信息进行分类或分层次保存，所有人员信息可进行导出或导入操作。为防止数据错乱，操作人员可对所有数据进行备份，配合天波智能话机能拨打</w:t>
-            </w:r>
+                <w:rFonts w:hAnsi="宋体" w:cs="宋体" w:hint="eastAsia"/>
+                <w:kern w:val="1"/>
+                <w:szCs w:val="21"/>
+              </w:rPr>
+              <w:t>，主要针对小区物业管理市场。物业工作人员可以业主人员信息或物业员工信息进行分类或分层次保存，所有人员信息可进行导出或导入操作。为防止数据错乱，操作人员可对所有数据进行备份，配合天波</w:t>
+            </w:r>
+            <w:proofErr w:type="gramStart"/>
+            <w:r>
+              <w:rPr>
+                <w:rFonts w:hAnsi="宋体" w:cs="宋体" w:hint="eastAsia"/>
+                <w:kern w:val="1"/>
+                <w:szCs w:val="21"/>
+              </w:rPr>
+              <w:t>智能话</w:t>
+            </w:r>
+            <w:proofErr w:type="gramEnd"/>
+            <w:r>
+              <w:rPr>
+                <w:rFonts w:hAnsi="宋体" w:cs="宋体" w:hint="eastAsia"/>
+                <w:kern w:val="1"/>
+                <w:szCs w:val="21"/>
+              </w:rPr>
+              <w:t>机能拨打</w:t>
+            </w:r>
+            <w:proofErr w:type="spellStart"/>
             <w:r>
               <w:rPr>
                 <w:rFonts w:hAnsi="宋体" w:cs="宋体"/>
@@ -3299,9 +3024,10 @@
               </w:rPr>
               <w:t>voip</w:t>
             </w:r>
-            <w:r>
-              <w:rPr>
-                <w:rFonts w:hint="eastAsia" w:hAnsi="宋体" w:cs="宋体"/>
+            <w:proofErr w:type="spellEnd"/>
+            <w:r>
+              <w:rPr>
+                <w:rFonts w:hAnsi="宋体" w:cs="宋体" w:hint="eastAsia"/>
                 <w:kern w:val="1"/>
                 <w:szCs w:val="21"/>
               </w:rPr>
@@ -3311,24 +3037,8 @@
         </w:tc>
       </w:tr>
       <w:tr>
-        <w:tblPrEx>
-          <w:tblBorders>
-            <w:top w:val="single" w:color="auto" w:sz="4" w:space="0"/>
-            <w:left w:val="single" w:color="auto" w:sz="4" w:space="0"/>
-            <w:bottom w:val="single" w:color="auto" w:sz="4" w:space="0"/>
-            <w:right w:val="single" w:color="auto" w:sz="4" w:space="0"/>
-            <w:insideH w:val="single" w:color="auto" w:sz="4" w:space="0"/>
-            <w:insideV w:val="single" w:color="auto" w:sz="4" w:space="0"/>
-          </w:tblBorders>
-          <w:tblCellMar>
-            <w:top w:w="0" w:type="dxa"/>
-            <w:left w:w="108" w:type="dxa"/>
-            <w:bottom w:w="0" w:type="dxa"/>
-            <w:right w:w="108" w:type="dxa"/>
-          </w:tblCellMar>
-        </w:tblPrEx>
         <w:trPr>
-          <w:trHeight w:val="1975" w:hRule="atLeast"/>
+          <w:trHeight w:val="1975"/>
         </w:trPr>
         <w:tc>
           <w:tcPr>
@@ -3337,8 +3047,8 @@
           </w:tcPr>
           <w:p>
             <w:pPr>
-              <w:pStyle w:val="18"/>
-              <w:ind w:firstLine="0" w:firstLineChars="0"/>
+              <w:pStyle w:val="af"/>
+              <w:ind w:firstLineChars="0" w:firstLine="0"/>
               <w:jc w:val="left"/>
               <w:rPr>
                 <w:szCs w:val="21"/>
@@ -3375,7 +3085,7 @@
             </w:pPr>
             <w:r>
               <w:rPr>
-                <w:rFonts w:hint="eastAsia" w:cs="宋体"/>
+                <w:rFonts w:cs="宋体" w:hint="eastAsia"/>
                 <w:szCs w:val="21"/>
               </w:rPr>
               <w:t>项目整体使用MVP架构进行开发</w:t>
@@ -3396,7 +3106,7 @@
             </w:pPr>
             <w:r>
               <w:rPr>
-                <w:rFonts w:hint="eastAsia" w:cs="宋体"/>
+                <w:rFonts w:cs="宋体" w:hint="eastAsia"/>
                 <w:szCs w:val="21"/>
               </w:rPr>
               <w:t>二次封装Apache POI，用POI+注解的方式进行物业人员资料的导入与导出</w:t>
@@ -3416,10 +3126,26 @@
             </w:pPr>
             <w:r>
               <w:rPr>
-                <w:rFonts w:hint="eastAsia" w:cs="宋体"/>
-                <w:szCs w:val="21"/>
-              </w:rPr>
-              <w:t>使用线程池处理物业数据，降低了资源消耗，提高程序的响应速度</w:t>
+                <w:rFonts w:cs="宋体" w:hint="eastAsia"/>
+                <w:szCs w:val="21"/>
+              </w:rPr>
+              <w:t>使用线程</w:t>
+            </w:r>
+            <w:proofErr w:type="gramStart"/>
+            <w:r>
+              <w:rPr>
+                <w:rFonts w:cs="宋体" w:hint="eastAsia"/>
+                <w:szCs w:val="21"/>
+              </w:rPr>
+              <w:t>池处理</w:t>
+            </w:r>
+            <w:proofErr w:type="gramEnd"/>
+            <w:r>
+              <w:rPr>
+                <w:rFonts w:cs="宋体" w:hint="eastAsia"/>
+                <w:szCs w:val="21"/>
+              </w:rPr>
+              <w:t>物业数据，降低了资源消耗，提高程序的响应速度</w:t>
             </w:r>
           </w:p>
           <w:p>
@@ -3449,48 +3175,17 @@
     <w:p/>
     <w:tbl>
       <w:tblPr>
-        <w:tblStyle w:val="12"/>
+        <w:tblStyle w:val="ac"/>
         <w:tblW w:w="8539" w:type="dxa"/>
-        <w:tblInd w:w="0" w:type="dxa"/>
-        <w:tblBorders>
-          <w:top w:val="single" w:color="auto" w:sz="4" w:space="0"/>
-          <w:left w:val="single" w:color="auto" w:sz="4" w:space="0"/>
-          <w:bottom w:val="single" w:color="auto" w:sz="4" w:space="0"/>
-          <w:right w:val="single" w:color="auto" w:sz="4" w:space="0"/>
-          <w:insideH w:val="single" w:color="auto" w:sz="4" w:space="0"/>
-          <w:insideV w:val="single" w:color="auto" w:sz="4" w:space="0"/>
-        </w:tblBorders>
-        <w:tblLayout w:type="autofit"/>
-        <w:tblCellMar>
-          <w:top w:w="0" w:type="dxa"/>
-          <w:left w:w="108" w:type="dxa"/>
-          <w:bottom w:w="0" w:type="dxa"/>
-          <w:right w:w="108" w:type="dxa"/>
-        </w:tblCellMar>
+        <w:tblLook w:val="04A0" w:firstRow="1" w:lastRow="0" w:firstColumn="1" w:lastColumn="0" w:noHBand="0" w:noVBand="1"/>
       </w:tblPr>
       <w:tblGrid>
         <w:gridCol w:w="1413"/>
         <w:gridCol w:w="7126"/>
       </w:tblGrid>
       <w:tr>
-        <w:tblPrEx>
-          <w:tblBorders>
-            <w:top w:val="single" w:color="auto" w:sz="4" w:space="0"/>
-            <w:left w:val="single" w:color="auto" w:sz="4" w:space="0"/>
-            <w:bottom w:val="single" w:color="auto" w:sz="4" w:space="0"/>
-            <w:right w:val="single" w:color="auto" w:sz="4" w:space="0"/>
-            <w:insideH w:val="single" w:color="auto" w:sz="4" w:space="0"/>
-            <w:insideV w:val="single" w:color="auto" w:sz="4" w:space="0"/>
-          </w:tblBorders>
-          <w:tblCellMar>
-            <w:top w:w="0" w:type="dxa"/>
-            <w:left w:w="108" w:type="dxa"/>
-            <w:bottom w:w="0" w:type="dxa"/>
-            <w:right w:w="108" w:type="dxa"/>
-          </w:tblCellMar>
-        </w:tblPrEx>
         <w:trPr>
-          <w:trHeight w:val="597" w:hRule="atLeast"/>
+          <w:trHeight w:val="597"/>
         </w:trPr>
         <w:tc>
           <w:tcPr>
@@ -3499,8 +3194,8 @@
           </w:tcPr>
           <w:p>
             <w:pPr>
-              <w:pStyle w:val="18"/>
-              <w:ind w:firstLine="0" w:firstLineChars="0"/>
+              <w:pStyle w:val="af"/>
+              <w:ind w:firstLineChars="0" w:firstLine="0"/>
               <w:jc w:val="left"/>
               <w:rPr>
                 <w:szCs w:val="21"/>
@@ -3508,10 +3203,11 @@
             </w:pPr>
             <w:r>
               <w:rPr>
-                <w:rFonts w:hint="eastAsia" w:hAnsi="宋体" w:cs="Times New Roman"/>
+                <w:rFonts w:hAnsi="宋体" w:cs="Times New Roman" w:hint="eastAsia"/>
                 <w:b/>
                 <w:szCs w:val="21"/>
               </w:rPr>
+              <w:lastRenderedPageBreak/>
               <w:t>项目</w:t>
             </w:r>
           </w:p>
@@ -3523,7 +3219,7 @@
           </w:tcPr>
           <w:p>
             <w:pPr>
-              <w:pStyle w:val="22"/>
+              <w:pStyle w:val="p0"/>
               <w:tabs>
                 <w:tab w:val="left" w:pos="870"/>
               </w:tabs>
@@ -3536,7 +3232,7 @@
             </w:pPr>
             <w:r>
               <w:rPr>
-                <w:rFonts w:hAnsi="宋体" w:cs="Times New Roman" w:asciiTheme="minorHAnsi"/>
+                <w:rFonts w:asciiTheme="minorHAnsi" w:hAnsi="宋体" w:cs="Times New Roman"/>
                 <w:sz w:val="21"/>
                 <w:szCs w:val="21"/>
               </w:rPr>
@@ -3544,7 +3240,7 @@
             </w:r>
             <w:r>
               <w:rPr>
-                <w:rFonts w:hint="eastAsia" w:hAnsi="宋体" w:cs="Times New Roman" w:asciiTheme="minorHAnsi"/>
+                <w:rFonts w:asciiTheme="minorHAnsi" w:hAnsi="宋体" w:cs="Times New Roman" w:hint="eastAsia"/>
                 <w:sz w:val="21"/>
                 <w:szCs w:val="21"/>
               </w:rPr>
@@ -3552,7 +3248,7 @@
             </w:r>
             <w:r>
               <w:rPr>
-                <w:rFonts w:hAnsi="宋体" w:cs="Times New Roman" w:asciiTheme="minorHAnsi"/>
+                <w:rFonts w:asciiTheme="minorHAnsi" w:hAnsi="宋体" w:cs="Times New Roman"/>
                 <w:sz w:val="21"/>
                 <w:szCs w:val="21"/>
               </w:rPr>
@@ -3560,7 +3256,7 @@
             </w:r>
             <w:r>
               <w:rPr>
-                <w:rFonts w:hint="eastAsia" w:hAnsi="宋体" w:cs="Times New Roman" w:asciiTheme="minorHAnsi"/>
+                <w:rFonts w:asciiTheme="minorHAnsi" w:hAnsi="宋体" w:cs="Times New Roman" w:hint="eastAsia"/>
                 <w:sz w:val="21"/>
                 <w:szCs w:val="21"/>
               </w:rPr>
@@ -3570,24 +3266,8 @@
         </w:tc>
       </w:tr>
       <w:tr>
-        <w:tblPrEx>
-          <w:tblBorders>
-            <w:top w:val="single" w:color="auto" w:sz="4" w:space="0"/>
-            <w:left w:val="single" w:color="auto" w:sz="4" w:space="0"/>
-            <w:bottom w:val="single" w:color="auto" w:sz="4" w:space="0"/>
-            <w:right w:val="single" w:color="auto" w:sz="4" w:space="0"/>
-            <w:insideH w:val="single" w:color="auto" w:sz="4" w:space="0"/>
-            <w:insideV w:val="single" w:color="auto" w:sz="4" w:space="0"/>
-          </w:tblBorders>
-          <w:tblCellMar>
-            <w:top w:w="0" w:type="dxa"/>
-            <w:left w:w="108" w:type="dxa"/>
-            <w:bottom w:w="0" w:type="dxa"/>
-            <w:right w:w="108" w:type="dxa"/>
-          </w:tblCellMar>
-        </w:tblPrEx>
         <w:trPr>
-          <w:trHeight w:val="1190" w:hRule="atLeast"/>
+          <w:trHeight w:val="1190"/>
         </w:trPr>
         <w:tc>
           <w:tcPr>
@@ -3596,8 +3276,8 @@
           </w:tcPr>
           <w:p>
             <w:pPr>
-              <w:pStyle w:val="18"/>
-              <w:ind w:firstLine="0" w:firstLineChars="0"/>
+              <w:pStyle w:val="af"/>
+              <w:ind w:firstLineChars="0" w:firstLine="0"/>
               <w:jc w:val="left"/>
               <w:rPr>
                 <w:rFonts w:hAnsi="宋体" w:cs="Times New Roman"/>
@@ -3622,48 +3302,63 @@
           </w:tcPr>
           <w:p>
             <w:pPr>
-              <w:pStyle w:val="22"/>
+              <w:pStyle w:val="p0"/>
               <w:tabs>
                 <w:tab w:val="left" w:pos="870"/>
               </w:tabs>
               <w:spacing w:line="360" w:lineRule="atLeast"/>
               <w:rPr>
-                <w:rFonts w:hAnsi="宋体" w:cs="Times New Roman" w:asciiTheme="minorHAnsi"/>
-                <w:sz w:val="21"/>
-                <w:szCs w:val="21"/>
-              </w:rPr>
-            </w:pPr>
-            <w:r>
-              <w:rPr>
-                <w:rFonts w:hint="eastAsia" w:hAnsi="宋体" w:asciiTheme="minorHAnsi"/>
-                <w:kern w:val="1"/>
-                <w:sz w:val="21"/>
-                <w:szCs w:val="21"/>
-              </w:rPr>
-              <w:t>网赚类、工具类app，核心是通过不断推出各种玩法功能引导用户使用并观看广告来达到盈利的目的，对于网赚类app用户也可通过不同的玩法赚取金币并使用金币提取现金。</w:t>
+                <w:rFonts w:asciiTheme="minorHAnsi" w:hAnsi="宋体" w:cs="Times New Roman"/>
+                <w:sz w:val="21"/>
+                <w:szCs w:val="21"/>
+              </w:rPr>
+            </w:pPr>
+            <w:proofErr w:type="gramStart"/>
+            <w:r>
+              <w:rPr>
+                <w:rFonts w:asciiTheme="minorHAnsi" w:hAnsi="宋体" w:hint="eastAsia"/>
+                <w:kern w:val="1"/>
+                <w:sz w:val="21"/>
+                <w:szCs w:val="21"/>
+              </w:rPr>
+              <w:t>网赚类</w:t>
+            </w:r>
+            <w:proofErr w:type="gramEnd"/>
+            <w:r>
+              <w:rPr>
+                <w:rFonts w:asciiTheme="minorHAnsi" w:hAnsi="宋体" w:hint="eastAsia"/>
+                <w:kern w:val="1"/>
+                <w:sz w:val="21"/>
+                <w:szCs w:val="21"/>
+              </w:rPr>
+              <w:t>、工具类app，核心是通过不断推出各种玩法功能引导用户使用并观看广告来达到盈利的目的，对于</w:t>
+            </w:r>
+            <w:proofErr w:type="gramStart"/>
+            <w:r>
+              <w:rPr>
+                <w:rFonts w:asciiTheme="minorHAnsi" w:hAnsi="宋体" w:hint="eastAsia"/>
+                <w:kern w:val="1"/>
+                <w:sz w:val="21"/>
+                <w:szCs w:val="21"/>
+              </w:rPr>
+              <w:t>网赚类</w:t>
+            </w:r>
+            <w:proofErr w:type="gramEnd"/>
+            <w:r>
+              <w:rPr>
+                <w:rFonts w:asciiTheme="minorHAnsi" w:hAnsi="宋体" w:hint="eastAsia"/>
+                <w:kern w:val="1"/>
+                <w:sz w:val="21"/>
+                <w:szCs w:val="21"/>
+              </w:rPr>
+              <w:t>app用户也可通过不同的玩法赚取金币并使用金币提取现金。</w:t>
             </w:r>
           </w:p>
         </w:tc>
       </w:tr>
       <w:tr>
-        <w:tblPrEx>
-          <w:tblBorders>
-            <w:top w:val="single" w:color="auto" w:sz="4" w:space="0"/>
-            <w:left w:val="single" w:color="auto" w:sz="4" w:space="0"/>
-            <w:bottom w:val="single" w:color="auto" w:sz="4" w:space="0"/>
-            <w:right w:val="single" w:color="auto" w:sz="4" w:space="0"/>
-            <w:insideH w:val="single" w:color="auto" w:sz="4" w:space="0"/>
-            <w:insideV w:val="single" w:color="auto" w:sz="4" w:space="0"/>
-          </w:tblBorders>
-          <w:tblCellMar>
-            <w:top w:w="0" w:type="dxa"/>
-            <w:left w:w="108" w:type="dxa"/>
-            <w:bottom w:w="0" w:type="dxa"/>
-            <w:right w:w="108" w:type="dxa"/>
-          </w:tblCellMar>
-        </w:tblPrEx>
         <w:trPr>
-          <w:trHeight w:val="1263" w:hRule="atLeast"/>
+          <w:trHeight w:val="1263"/>
         </w:trPr>
         <w:tc>
           <w:tcPr>
@@ -3672,8 +3367,8 @@
           </w:tcPr>
           <w:p>
             <w:pPr>
-              <w:pStyle w:val="18"/>
-              <w:ind w:firstLine="0" w:firstLineChars="0"/>
+              <w:pStyle w:val="af"/>
+              <w:ind w:firstLineChars="0" w:firstLine="0"/>
               <w:jc w:val="left"/>
               <w:rPr>
                 <w:szCs w:val="21"/>
@@ -3710,7 +3405,7 @@
             </w:pPr>
             <w:r>
               <w:rPr>
-                <w:rFonts w:hint="eastAsia" w:cs="宋体"/>
+                <w:rFonts w:cs="宋体" w:hint="eastAsia"/>
                 <w:szCs w:val="21"/>
               </w:rPr>
               <w:t>以上产品的技术管理工作与部分开发工作</w:t>
@@ -3731,10 +3426,26 @@
             </w:pPr>
             <w:r>
               <w:rPr>
-                <w:rFonts w:hint="eastAsia" w:cs="宋体"/>
-                <w:szCs w:val="21"/>
-              </w:rPr>
-              <w:t>针对各产品在部分手机可能出现病毒提示的状况做防报毒处理并跟进协调组员的开发工作</w:t>
+                <w:rFonts w:cs="宋体" w:hint="eastAsia"/>
+                <w:szCs w:val="21"/>
+              </w:rPr>
+              <w:t>针对各产品在部分手机可能出现病毒提示的状况做</w:t>
+            </w:r>
+            <w:proofErr w:type="gramStart"/>
+            <w:r>
+              <w:rPr>
+                <w:rFonts w:cs="宋体" w:hint="eastAsia"/>
+                <w:szCs w:val="21"/>
+              </w:rPr>
+              <w:t>防报毒处理</w:t>
+            </w:r>
+            <w:proofErr w:type="gramEnd"/>
+            <w:r>
+              <w:rPr>
+                <w:rFonts w:cs="宋体" w:hint="eastAsia"/>
+                <w:szCs w:val="21"/>
+              </w:rPr>
+              <w:t>并跟进协调组员的开发工作</w:t>
             </w:r>
           </w:p>
           <w:p>
@@ -3763,48 +3474,17 @@
     <w:p/>
     <w:tbl>
       <w:tblPr>
-        <w:tblStyle w:val="12"/>
+        <w:tblStyle w:val="ac"/>
         <w:tblW w:w="8539" w:type="dxa"/>
-        <w:tblInd w:w="0" w:type="dxa"/>
-        <w:tblBorders>
-          <w:top w:val="single" w:color="auto" w:sz="4" w:space="0"/>
-          <w:left w:val="single" w:color="auto" w:sz="4" w:space="0"/>
-          <w:bottom w:val="single" w:color="auto" w:sz="4" w:space="0"/>
-          <w:right w:val="single" w:color="auto" w:sz="4" w:space="0"/>
-          <w:insideH w:val="single" w:color="auto" w:sz="4" w:space="0"/>
-          <w:insideV w:val="single" w:color="auto" w:sz="4" w:space="0"/>
-        </w:tblBorders>
-        <w:tblLayout w:type="autofit"/>
-        <w:tblCellMar>
-          <w:top w:w="0" w:type="dxa"/>
-          <w:left w:w="108" w:type="dxa"/>
-          <w:bottom w:w="0" w:type="dxa"/>
-          <w:right w:w="108" w:type="dxa"/>
-        </w:tblCellMar>
+        <w:tblLook w:val="04A0" w:firstRow="1" w:lastRow="0" w:firstColumn="1" w:lastColumn="0" w:noHBand="0" w:noVBand="1"/>
       </w:tblPr>
       <w:tblGrid>
         <w:gridCol w:w="1413"/>
         <w:gridCol w:w="7126"/>
       </w:tblGrid>
       <w:tr>
-        <w:tblPrEx>
-          <w:tblBorders>
-            <w:top w:val="single" w:color="auto" w:sz="4" w:space="0"/>
-            <w:left w:val="single" w:color="auto" w:sz="4" w:space="0"/>
-            <w:bottom w:val="single" w:color="auto" w:sz="4" w:space="0"/>
-            <w:right w:val="single" w:color="auto" w:sz="4" w:space="0"/>
-            <w:insideH w:val="single" w:color="auto" w:sz="4" w:space="0"/>
-            <w:insideV w:val="single" w:color="auto" w:sz="4" w:space="0"/>
-          </w:tblBorders>
-          <w:tblCellMar>
-            <w:top w:w="0" w:type="dxa"/>
-            <w:left w:w="108" w:type="dxa"/>
-            <w:bottom w:w="0" w:type="dxa"/>
-            <w:right w:w="108" w:type="dxa"/>
-          </w:tblCellMar>
-        </w:tblPrEx>
         <w:trPr>
-          <w:trHeight w:val="597" w:hRule="atLeast"/>
+          <w:trHeight w:val="597"/>
         </w:trPr>
         <w:tc>
           <w:tcPr>
@@ -3813,8 +3493,8 @@
           </w:tcPr>
           <w:p>
             <w:pPr>
-              <w:pStyle w:val="18"/>
-              <w:ind w:firstLine="0" w:firstLineChars="0"/>
+              <w:pStyle w:val="af"/>
+              <w:ind w:firstLineChars="0" w:firstLine="0"/>
               <w:jc w:val="left"/>
               <w:rPr>
                 <w:szCs w:val="21"/>
@@ -3822,7 +3502,7 @@
             </w:pPr>
             <w:r>
               <w:rPr>
-                <w:rFonts w:hint="eastAsia" w:hAnsi="宋体" w:cs="Times New Roman"/>
+                <w:rFonts w:hAnsi="宋体" w:cs="Times New Roman" w:hint="eastAsia"/>
                 <w:b/>
                 <w:szCs w:val="21"/>
               </w:rPr>
@@ -3837,7 +3517,7 @@
           </w:tcPr>
           <w:p>
             <w:pPr>
-              <w:pStyle w:val="22"/>
+              <w:pStyle w:val="p0"/>
               <w:tabs>
                 <w:tab w:val="left" w:pos="870"/>
               </w:tabs>
@@ -3850,23 +3530,25 @@
             </w:pPr>
             <w:r>
               <w:rPr>
-                <w:rFonts w:hAnsi="宋体" w:cs="Times New Roman" w:asciiTheme="minorHAnsi"/>
+                <w:rFonts w:asciiTheme="minorHAnsi" w:hAnsi="宋体" w:cs="Times New Roman"/>
                 <w:sz w:val="21"/>
                 <w:szCs w:val="21"/>
               </w:rPr>
               <w:t>《</w:t>
             </w:r>
-            <w:r>
-              <w:rPr>
-                <w:rFonts w:hint="eastAsia" w:hAnsi="宋体" w:asciiTheme="minorHAnsi"/>
+            <w:proofErr w:type="spellStart"/>
+            <w:r>
+              <w:rPr>
+                <w:rFonts w:asciiTheme="minorHAnsi" w:hAnsi="宋体" w:hint="eastAsia"/>
                 <w:sz w:val="21"/>
                 <w:szCs w:val="21"/>
               </w:rPr>
               <w:t>FancyGo</w:t>
             </w:r>
-            <w:r>
-              <w:rPr>
-                <w:rFonts w:hAnsi="宋体" w:cs="Times New Roman" w:asciiTheme="minorHAnsi"/>
+            <w:proofErr w:type="spellEnd"/>
+            <w:r>
+              <w:rPr>
+                <w:rFonts w:asciiTheme="minorHAnsi" w:hAnsi="宋体" w:cs="Times New Roman"/>
                 <w:sz w:val="21"/>
                 <w:szCs w:val="21"/>
               </w:rPr>
@@ -3876,24 +3558,8 @@
         </w:tc>
       </w:tr>
       <w:tr>
-        <w:tblPrEx>
-          <w:tblBorders>
-            <w:top w:val="single" w:color="auto" w:sz="4" w:space="0"/>
-            <w:left w:val="single" w:color="auto" w:sz="4" w:space="0"/>
-            <w:bottom w:val="single" w:color="auto" w:sz="4" w:space="0"/>
-            <w:right w:val="single" w:color="auto" w:sz="4" w:space="0"/>
-            <w:insideH w:val="single" w:color="auto" w:sz="4" w:space="0"/>
-            <w:insideV w:val="single" w:color="auto" w:sz="4" w:space="0"/>
-          </w:tblBorders>
-          <w:tblCellMar>
-            <w:top w:w="0" w:type="dxa"/>
-            <w:left w:w="108" w:type="dxa"/>
-            <w:bottom w:w="0" w:type="dxa"/>
-            <w:right w:w="108" w:type="dxa"/>
-          </w:tblCellMar>
-        </w:tblPrEx>
         <w:trPr>
-          <w:trHeight w:val="1190" w:hRule="atLeast"/>
+          <w:trHeight w:val="1190"/>
         </w:trPr>
         <w:tc>
           <w:tcPr>
@@ -3902,8 +3568,8 @@
           </w:tcPr>
           <w:p>
             <w:pPr>
-              <w:pStyle w:val="18"/>
-              <w:ind w:firstLine="0" w:firstLineChars="0"/>
+              <w:pStyle w:val="af"/>
+              <w:ind w:firstLineChars="0" w:firstLine="0"/>
               <w:jc w:val="left"/>
               <w:rPr>
                 <w:rFonts w:hAnsi="宋体" w:cs="Times New Roman"/>
@@ -3928,69 +3594,43 @@
           </w:tcPr>
           <w:p>
             <w:pPr>
-              <w:pStyle w:val="22"/>
+              <w:pStyle w:val="p0"/>
               <w:tabs>
                 <w:tab w:val="left" w:pos="870"/>
               </w:tabs>
               <w:spacing w:line="360" w:lineRule="atLeast"/>
               <w:rPr>
-                <w:rFonts w:hint="default" w:hAnsi="宋体" w:cs="Times New Roman" w:asciiTheme="minorHAnsi" w:eastAsiaTheme="minorEastAsia"/>
-                <w:sz w:val="21"/>
-                <w:szCs w:val="21"/>
-                <w:lang w:val="en-US" w:eastAsia="zh-CN"/>
-              </w:rPr>
-            </w:pPr>
-            <w:r>
-              <w:rPr>
-                <w:rFonts w:hint="eastAsia" w:hAnsi="宋体" w:asciiTheme="minorHAnsi"/>
-                <w:kern w:val="1"/>
-                <w:sz w:val="21"/>
-                <w:szCs w:val="21"/>
-              </w:rPr>
-              <w:t>FancyGo 放心购，是全球正品奢侈品分发平台。平台为奢侈品代购，买手，买手店主们提供了优质且低价的正品货源</w:t>
-            </w:r>
-            <w:r>
-              <w:rPr>
-                <w:rFonts w:hint="eastAsia" w:hAnsi="宋体" w:asciiTheme="minorHAnsi"/>
-                <w:kern w:val="1"/>
-                <w:sz w:val="21"/>
-                <w:szCs w:val="21"/>
-                <w:lang w:eastAsia="zh-CN"/>
-              </w:rPr>
-              <w:t>。</w:t>
-            </w:r>
-            <w:r>
-              <w:rPr>
-                <w:rFonts w:hint="eastAsia" w:hAnsi="宋体" w:asciiTheme="minorHAnsi"/>
-                <w:kern w:val="1"/>
-                <w:sz w:val="21"/>
-                <w:szCs w:val="21"/>
-                <w:lang w:val="en-US" w:eastAsia="zh-CN"/>
-              </w:rPr>
-              <w:t>产品使用Flutter构建，已上架苹果商店及各安卓应用市场。</w:t>
+                <w:rFonts w:asciiTheme="minorHAnsi" w:hAnsi="宋体" w:cs="Times New Roman"/>
+                <w:sz w:val="21"/>
+                <w:szCs w:val="21"/>
+              </w:rPr>
+            </w:pPr>
+            <w:proofErr w:type="spellStart"/>
+            <w:r>
+              <w:rPr>
+                <w:rFonts w:asciiTheme="minorHAnsi" w:hAnsi="宋体" w:hint="eastAsia"/>
+                <w:kern w:val="1"/>
+                <w:sz w:val="21"/>
+                <w:szCs w:val="21"/>
+              </w:rPr>
+              <w:t>FancyGo</w:t>
+            </w:r>
+            <w:proofErr w:type="spellEnd"/>
+            <w:r>
+              <w:rPr>
+                <w:rFonts w:asciiTheme="minorHAnsi" w:hAnsi="宋体" w:hint="eastAsia"/>
+                <w:kern w:val="1"/>
+                <w:sz w:val="21"/>
+                <w:szCs w:val="21"/>
+              </w:rPr>
+              <w:t xml:space="preserve"> 放心购，是全球正品奢侈品分发平台。平台为奢侈品代购，买手，买手店主们提供了优质且低价的正品货源。产品使用Flutter构建，已上架苹果商店及各安卓应用市场。</w:t>
             </w:r>
           </w:p>
         </w:tc>
       </w:tr>
       <w:tr>
-        <w:tblPrEx>
-          <w:tblBorders>
-            <w:top w:val="single" w:color="auto" w:sz="4" w:space="0"/>
-            <w:left w:val="single" w:color="auto" w:sz="4" w:space="0"/>
-            <w:bottom w:val="single" w:color="auto" w:sz="4" w:space="0"/>
-            <w:right w:val="single" w:color="auto" w:sz="4" w:space="0"/>
-            <w:insideH w:val="single" w:color="auto" w:sz="4" w:space="0"/>
-            <w:insideV w:val="single" w:color="auto" w:sz="4" w:space="0"/>
-          </w:tblBorders>
-          <w:tblCellMar>
-            <w:top w:w="0" w:type="dxa"/>
-            <w:left w:w="108" w:type="dxa"/>
-            <w:bottom w:w="0" w:type="dxa"/>
-            <w:right w:w="108" w:type="dxa"/>
-          </w:tblCellMar>
-        </w:tblPrEx>
         <w:trPr>
-          <w:trHeight w:val="1263" w:hRule="atLeast"/>
+          <w:trHeight w:val="1263"/>
         </w:trPr>
         <w:tc>
           <w:tcPr>
@@ -3999,8 +3639,8 @@
           </w:tcPr>
           <w:p>
             <w:pPr>
-              <w:pStyle w:val="18"/>
-              <w:ind w:firstLine="0" w:firstLineChars="0"/>
+              <w:pStyle w:val="af"/>
+              <w:ind w:firstLineChars="0" w:firstLine="0"/>
               <w:jc w:val="left"/>
               <w:rPr>
                 <w:szCs w:val="21"/>
@@ -4031,16 +3671,14 @@
               <w:spacing w:line="360" w:lineRule="atLeast"/>
               <w:jc w:val="left"/>
               <w:rPr>
-                <w:rFonts w:hint="eastAsia" w:cs="宋体"/>
-                <w:szCs w:val="21"/>
-                <w:lang w:val="en-US" w:eastAsia="zh-CN"/>
-              </w:rPr>
-            </w:pPr>
-            <w:r>
-              <w:rPr>
-                <w:rFonts w:hint="eastAsia" w:cs="宋体"/>
-                <w:szCs w:val="21"/>
-                <w:lang w:val="en-US" w:eastAsia="zh-CN"/>
+                <w:rFonts w:cs="宋体"/>
+                <w:szCs w:val="21"/>
+              </w:rPr>
+            </w:pPr>
+            <w:r>
+              <w:rPr>
+                <w:rFonts w:cs="宋体" w:hint="eastAsia"/>
+                <w:szCs w:val="21"/>
               </w:rPr>
               <w:t>使用Bloc状态管理插件搭建项目架构</w:t>
             </w:r>
@@ -4060,9 +3698,8 @@
             </w:pPr>
             <w:r>
               <w:rPr>
-                <w:rFonts w:hint="eastAsia" w:cs="宋体"/>
-                <w:szCs w:val="21"/>
-                <w:lang w:val="en-US" w:eastAsia="zh-CN"/>
+                <w:rFonts w:cs="宋体" w:hint="eastAsia"/>
+                <w:szCs w:val="21"/>
               </w:rPr>
               <w:t>手机号登录，账号密码登录，新用户注册等登录模块的开发工作。</w:t>
             </w:r>
@@ -4081,9 +3718,8 @@
             </w:pPr>
             <w:r>
               <w:rPr>
-                <w:rFonts w:hint="eastAsia" w:cs="宋体"/>
-                <w:szCs w:val="21"/>
-                <w:lang w:val="en-US" w:eastAsia="zh-CN"/>
+                <w:rFonts w:cs="宋体" w:hint="eastAsia"/>
+                <w:szCs w:val="21"/>
               </w:rPr>
               <w:t>设置页及子级页面的开发工作。</w:t>
             </w:r>
@@ -4104,7 +3740,6 @@
               <w:rPr>
                 <w:rFonts w:hint="eastAsia"/>
                 <w:szCs w:val="21"/>
-                <w:lang w:val="en-US" w:eastAsia="zh-CN"/>
               </w:rPr>
               <w:t>我的模块的开发工作。</w:t>
             </w:r>
@@ -4112,57 +3747,20 @@
         </w:tc>
       </w:tr>
     </w:tbl>
-    <w:p>
-      <w:pPr>
-        <w:rPr>
-          <w:rFonts w:hint="eastAsia"/>
-        </w:rPr>
-      </w:pPr>
-    </w:p>
+    <w:p/>
     <w:tbl>
       <w:tblPr>
-        <w:tblStyle w:val="12"/>
+        <w:tblStyle w:val="ac"/>
         <w:tblW w:w="8539" w:type="dxa"/>
-        <w:tblInd w:w="0" w:type="dxa"/>
-        <w:tblBorders>
-          <w:top w:val="single" w:color="auto" w:sz="4" w:space="0"/>
-          <w:left w:val="single" w:color="auto" w:sz="4" w:space="0"/>
-          <w:bottom w:val="single" w:color="auto" w:sz="4" w:space="0"/>
-          <w:right w:val="single" w:color="auto" w:sz="4" w:space="0"/>
-          <w:insideH w:val="single" w:color="auto" w:sz="4" w:space="0"/>
-          <w:insideV w:val="single" w:color="auto" w:sz="4" w:space="0"/>
-        </w:tblBorders>
-        <w:tblLayout w:type="autofit"/>
-        <w:tblCellMar>
-          <w:top w:w="0" w:type="dxa"/>
-          <w:left w:w="108" w:type="dxa"/>
-          <w:bottom w:w="0" w:type="dxa"/>
-          <w:right w:w="108" w:type="dxa"/>
-        </w:tblCellMar>
+        <w:tblLook w:val="04A0" w:firstRow="1" w:lastRow="0" w:firstColumn="1" w:lastColumn="0" w:noHBand="0" w:noVBand="1"/>
       </w:tblPr>
       <w:tblGrid>
         <w:gridCol w:w="1413"/>
         <w:gridCol w:w="7126"/>
       </w:tblGrid>
       <w:tr>
-        <w:tblPrEx>
-          <w:tblBorders>
-            <w:top w:val="single" w:color="auto" w:sz="4" w:space="0"/>
-            <w:left w:val="single" w:color="auto" w:sz="4" w:space="0"/>
-            <w:bottom w:val="single" w:color="auto" w:sz="4" w:space="0"/>
-            <w:right w:val="single" w:color="auto" w:sz="4" w:space="0"/>
-            <w:insideH w:val="single" w:color="auto" w:sz="4" w:space="0"/>
-            <w:insideV w:val="single" w:color="auto" w:sz="4" w:space="0"/>
-          </w:tblBorders>
-          <w:tblCellMar>
-            <w:top w:w="0" w:type="dxa"/>
-            <w:left w:w="108" w:type="dxa"/>
-            <w:bottom w:w="0" w:type="dxa"/>
-            <w:right w:w="108" w:type="dxa"/>
-          </w:tblCellMar>
-        </w:tblPrEx>
         <w:trPr>
-          <w:trHeight w:val="597" w:hRule="atLeast"/>
+          <w:trHeight w:val="597"/>
         </w:trPr>
         <w:tc>
           <w:tcPr>
@@ -4171,8 +3769,8 @@
           </w:tcPr>
           <w:p>
             <w:pPr>
-              <w:pStyle w:val="18"/>
-              <w:ind w:firstLine="0" w:firstLineChars="0"/>
+              <w:pStyle w:val="af"/>
+              <w:ind w:firstLineChars="0" w:firstLine="0"/>
               <w:jc w:val="left"/>
               <w:rPr>
                 <w:szCs w:val="21"/>
@@ -4180,7 +3778,7 @@
             </w:pPr>
             <w:r>
               <w:rPr>
-                <w:rFonts w:hint="eastAsia" w:hAnsi="宋体" w:cs="Times New Roman"/>
+                <w:rFonts w:hAnsi="宋体" w:cs="Times New Roman" w:hint="eastAsia"/>
                 <w:b/>
                 <w:szCs w:val="21"/>
               </w:rPr>
@@ -4195,7 +3793,7 @@
           </w:tcPr>
           <w:p>
             <w:pPr>
-              <w:pStyle w:val="22"/>
+              <w:pStyle w:val="p0"/>
               <w:tabs>
                 <w:tab w:val="left" w:pos="870"/>
               </w:tabs>
@@ -4208,35 +3806,36 @@
             </w:pPr>
             <w:r>
               <w:rPr>
-                <w:rFonts w:hint="eastAsia" w:hAnsi="宋体" w:cs="Times New Roman" w:asciiTheme="minorHAnsi"/>
-                <w:sz w:val="21"/>
-                <w:szCs w:val="21"/>
-                <w:lang w:val="en-US" w:eastAsia="zh-CN"/>
-              </w:rPr>
-              <w:t>游戏sdk转包脚本</w:t>
+                <w:rFonts w:asciiTheme="minorHAnsi" w:hAnsi="宋体" w:cs="Times New Roman" w:hint="eastAsia"/>
+                <w:sz w:val="21"/>
+                <w:szCs w:val="21"/>
+              </w:rPr>
+              <w:t>游戏</w:t>
+            </w:r>
+            <w:proofErr w:type="spellStart"/>
+            <w:r>
+              <w:rPr>
+                <w:rFonts w:asciiTheme="minorHAnsi" w:hAnsi="宋体" w:cs="Times New Roman" w:hint="eastAsia"/>
+                <w:sz w:val="21"/>
+                <w:szCs w:val="21"/>
+              </w:rPr>
+              <w:t>sdk</w:t>
+            </w:r>
+            <w:proofErr w:type="spellEnd"/>
+            <w:r>
+              <w:rPr>
+                <w:rFonts w:asciiTheme="minorHAnsi" w:hAnsi="宋体" w:cs="Times New Roman" w:hint="eastAsia"/>
+                <w:sz w:val="21"/>
+                <w:szCs w:val="21"/>
+              </w:rPr>
+              <w:t>转包脚本</w:t>
             </w:r>
           </w:p>
         </w:tc>
       </w:tr>
       <w:tr>
-        <w:tblPrEx>
-          <w:tblBorders>
-            <w:top w:val="single" w:color="auto" w:sz="4" w:space="0"/>
-            <w:left w:val="single" w:color="auto" w:sz="4" w:space="0"/>
-            <w:bottom w:val="single" w:color="auto" w:sz="4" w:space="0"/>
-            <w:right w:val="single" w:color="auto" w:sz="4" w:space="0"/>
-            <w:insideH w:val="single" w:color="auto" w:sz="4" w:space="0"/>
-            <w:insideV w:val="single" w:color="auto" w:sz="4" w:space="0"/>
-          </w:tblBorders>
-          <w:tblCellMar>
-            <w:top w:w="0" w:type="dxa"/>
-            <w:left w:w="108" w:type="dxa"/>
-            <w:bottom w:w="0" w:type="dxa"/>
-            <w:right w:w="108" w:type="dxa"/>
-          </w:tblCellMar>
-        </w:tblPrEx>
         <w:trPr>
-          <w:trHeight w:val="1190" w:hRule="atLeast"/>
+          <w:trHeight w:val="1190"/>
         </w:trPr>
         <w:tc>
           <w:tcPr>
@@ -4245,8 +3844,8 @@
           </w:tcPr>
           <w:p>
             <w:pPr>
-              <w:pStyle w:val="18"/>
-              <w:ind w:firstLine="0" w:firstLineChars="0"/>
+              <w:pStyle w:val="af"/>
+              <w:ind w:firstLineChars="0" w:firstLine="0"/>
               <w:jc w:val="left"/>
               <w:rPr>
                 <w:rFonts w:hAnsi="宋体" w:cs="Times New Roman"/>
@@ -4271,50 +3870,72 @@
           </w:tcPr>
           <w:p>
             <w:pPr>
-              <w:pStyle w:val="22"/>
+              <w:pStyle w:val="p0"/>
               <w:tabs>
                 <w:tab w:val="left" w:pos="870"/>
               </w:tabs>
               <w:spacing w:line="360" w:lineRule="atLeast"/>
               <w:rPr>
-                <w:rFonts w:hint="default" w:hAnsi="宋体" w:cs="Times New Roman" w:asciiTheme="minorHAnsi" w:eastAsiaTheme="minorEastAsia"/>
-                <w:sz w:val="21"/>
-                <w:szCs w:val="21"/>
-                <w:lang w:val="en-US" w:eastAsia="zh-CN"/>
-              </w:rPr>
-            </w:pPr>
-            <w:r>
-              <w:rPr>
-                <w:rFonts w:hint="eastAsia" w:hAnsi="宋体" w:asciiTheme="minorHAnsi"/>
-                <w:kern w:val="1"/>
-                <w:sz w:val="21"/>
-                <w:szCs w:val="21"/>
-                <w:lang w:val="en-US" w:eastAsia="zh-CN"/>
-              </w:rPr>
-              <w:t>使用python构建的自动化脚本，用于转换游戏合作厂商所接入的本公司不同平台的sdk代码。使得游戏合作厂商只需要接入一次本公司某一平台的sdk，就可实现多平台发布。</w:t>
+                <w:rFonts w:asciiTheme="minorHAnsi" w:hAnsi="宋体" w:cs="Times New Roman"/>
+                <w:sz w:val="21"/>
+                <w:szCs w:val="21"/>
+              </w:rPr>
+            </w:pPr>
+            <w:r>
+              <w:rPr>
+                <w:rFonts w:asciiTheme="minorHAnsi" w:hAnsi="宋体" w:hint="eastAsia"/>
+                <w:kern w:val="1"/>
+                <w:sz w:val="21"/>
+                <w:szCs w:val="21"/>
+              </w:rPr>
+              <w:t>使用python构建的自动化脚本，用于转换游戏合作厂商所接入的本公司不同平台的</w:t>
+            </w:r>
+            <w:proofErr w:type="spellStart"/>
+            <w:r>
+              <w:rPr>
+                <w:rFonts w:asciiTheme="minorHAnsi" w:hAnsi="宋体" w:hint="eastAsia"/>
+                <w:kern w:val="1"/>
+                <w:sz w:val="21"/>
+                <w:szCs w:val="21"/>
+              </w:rPr>
+              <w:t>sdk</w:t>
+            </w:r>
+            <w:proofErr w:type="spellEnd"/>
+            <w:r>
+              <w:rPr>
+                <w:rFonts w:asciiTheme="minorHAnsi" w:hAnsi="宋体" w:hint="eastAsia"/>
+                <w:kern w:val="1"/>
+                <w:sz w:val="21"/>
+                <w:szCs w:val="21"/>
+              </w:rPr>
+              <w:t>代码。使得游戏合作厂商只需要接入一次本公司某一平台的</w:t>
+            </w:r>
+            <w:proofErr w:type="spellStart"/>
+            <w:r>
+              <w:rPr>
+                <w:rFonts w:asciiTheme="minorHAnsi" w:hAnsi="宋体" w:hint="eastAsia"/>
+                <w:kern w:val="1"/>
+                <w:sz w:val="21"/>
+                <w:szCs w:val="21"/>
+              </w:rPr>
+              <w:t>sdk</w:t>
+            </w:r>
+            <w:proofErr w:type="spellEnd"/>
+            <w:r>
+              <w:rPr>
+                <w:rFonts w:asciiTheme="minorHAnsi" w:hAnsi="宋体" w:hint="eastAsia"/>
+                <w:kern w:val="1"/>
+                <w:sz w:val="21"/>
+                <w:szCs w:val="21"/>
+              </w:rPr>
+              <w:t>，就可实现多平台发布。</w:t>
             </w:r>
           </w:p>
         </w:tc>
       </w:tr>
       <w:tr>
-        <w:tblPrEx>
-          <w:tblBorders>
-            <w:top w:val="single" w:color="auto" w:sz="4" w:space="0"/>
-            <w:left w:val="single" w:color="auto" w:sz="4" w:space="0"/>
-            <w:bottom w:val="single" w:color="auto" w:sz="4" w:space="0"/>
-            <w:right w:val="single" w:color="auto" w:sz="4" w:space="0"/>
-            <w:insideH w:val="single" w:color="auto" w:sz="4" w:space="0"/>
-            <w:insideV w:val="single" w:color="auto" w:sz="4" w:space="0"/>
-          </w:tblBorders>
-          <w:tblCellMar>
-            <w:top w:w="0" w:type="dxa"/>
-            <w:left w:w="108" w:type="dxa"/>
-            <w:bottom w:w="0" w:type="dxa"/>
-            <w:right w:w="108" w:type="dxa"/>
-          </w:tblCellMar>
-        </w:tblPrEx>
         <w:trPr>
-          <w:trHeight w:val="1263" w:hRule="atLeast"/>
+          <w:trHeight w:val="1263"/>
         </w:trPr>
         <w:tc>
           <w:tcPr>
@@ -4323,8 +3944,8 @@
           </w:tcPr>
           <w:p>
             <w:pPr>
-              <w:pStyle w:val="18"/>
-              <w:ind w:firstLine="0" w:firstLineChars="0"/>
+              <w:pStyle w:val="af"/>
+              <w:ind w:firstLineChars="0" w:firstLine="0"/>
               <w:jc w:val="left"/>
               <w:rPr>
                 <w:szCs w:val="21"/>
@@ -4360,9 +3981,8 @@
             </w:pPr>
             <w:r>
               <w:rPr>
-                <w:rFonts w:hint="eastAsia" w:cs="宋体"/>
-                <w:szCs w:val="21"/>
-                <w:lang w:val="en-US" w:eastAsia="zh-CN"/>
+                <w:rFonts w:cs="宋体" w:hint="eastAsia"/>
+                <w:szCs w:val="21"/>
               </w:rPr>
               <w:t>新功能的升级开发工作。</w:t>
             </w:r>
@@ -4381,9 +4001,8 @@
             </w:pPr>
             <w:r>
               <w:rPr>
-                <w:rFonts w:hint="eastAsia" w:cs="宋体"/>
-                <w:szCs w:val="21"/>
-                <w:lang w:val="en-US" w:eastAsia="zh-CN"/>
+                <w:rFonts w:cs="宋体" w:hint="eastAsia"/>
+                <w:szCs w:val="21"/>
               </w:rPr>
               <w:t>某些情况下，转包会失败，需要在本地跑脚本并做一些额外的处理。</w:t>
             </w:r>
@@ -4393,20 +4012,469 @@
     </w:tbl>
     <w:p>
       <w:pPr>
-        <w:pStyle w:val="3"/>
+        <w:pStyle w:val="2"/>
         <w:pBdr>
-          <w:bottom w:val="single" w:color="auto" w:sz="6" w:space="1"/>
+          <w:bottom w:val="single" w:sz="6" w:space="1" w:color="auto"/>
         </w:pBdr>
-        <w:rPr>
-          <w:rFonts w:hint="eastAsia"/>
-        </w:rPr>
       </w:pPr>
     </w:p>
+    <w:p/>
+    <w:p/>
+    <w:p/>
+    <w:p/>
+    <w:p/>
+    <w:p/>
+    <w:p/>
+    <w:tbl>
+      <w:tblPr>
+        <w:tblStyle w:val="ac"/>
+        <w:tblW w:w="8539" w:type="dxa"/>
+        <w:tblLook w:val="04A0" w:firstRow="1" w:lastRow="0" w:firstColumn="1" w:lastColumn="0" w:noHBand="0" w:noVBand="1"/>
+      </w:tblPr>
+      <w:tblGrid>
+        <w:gridCol w:w="1413"/>
+        <w:gridCol w:w="7126"/>
+      </w:tblGrid>
+      <w:tr>
+        <w:trPr>
+          <w:trHeight w:val="597"/>
+        </w:trPr>
+        <w:tc>
+          <w:tcPr>
+            <w:tcW w:w="1413" w:type="dxa"/>
+            <w:vAlign w:val="center"/>
+          </w:tcPr>
+          <w:p>
+            <w:pPr>
+              <w:pStyle w:val="af"/>
+              <w:ind w:firstLineChars="0" w:firstLine="0"/>
+              <w:jc w:val="left"/>
+              <w:rPr>
+                <w:szCs w:val="21"/>
+              </w:rPr>
+            </w:pPr>
+            <w:r>
+              <w:rPr>
+                <w:rFonts w:hAnsi="宋体" w:cs="Times New Roman" w:hint="eastAsia"/>
+                <w:b/>
+                <w:szCs w:val="21"/>
+              </w:rPr>
+              <w:lastRenderedPageBreak/>
+              <w:t>项目</w:t>
+            </w:r>
+          </w:p>
+        </w:tc>
+        <w:tc>
+          <w:tcPr>
+            <w:tcW w:w="7126" w:type="dxa"/>
+            <w:vAlign w:val="center"/>
+          </w:tcPr>
+          <w:p>
+            <w:pPr>
+              <w:pStyle w:val="p0"/>
+              <w:tabs>
+                <w:tab w:val="left" w:pos="870"/>
+              </w:tabs>
+              <w:spacing w:line="360" w:lineRule="atLeast"/>
+              <w:rPr>
+                <w:rFonts w:asciiTheme="minorHAnsi"/>
+                <w:sz w:val="21"/>
+                <w:szCs w:val="21"/>
+              </w:rPr>
+            </w:pPr>
+            <w:r>
+              <w:rPr>
+                <w:rFonts w:asciiTheme="minorHAnsi" w:hAnsi="宋体" w:cs="Times New Roman" w:hint="eastAsia"/>
+                <w:sz w:val="21"/>
+                <w:szCs w:val="21"/>
+              </w:rPr>
+              <w:t>一元SDK</w:t>
+            </w:r>
+          </w:p>
+        </w:tc>
+      </w:tr>
+      <w:tr>
+        <w:trPr>
+          <w:trHeight w:val="1190"/>
+        </w:trPr>
+        <w:tc>
+          <w:tcPr>
+            <w:tcW w:w="1413" w:type="dxa"/>
+            <w:vAlign w:val="center"/>
+          </w:tcPr>
+          <w:p>
+            <w:pPr>
+              <w:pStyle w:val="af"/>
+              <w:ind w:firstLineChars="0" w:firstLine="0"/>
+              <w:jc w:val="left"/>
+              <w:rPr>
+                <w:rFonts w:hAnsi="宋体" w:cs="Times New Roman"/>
+                <w:b/>
+                <w:szCs w:val="21"/>
+              </w:rPr>
+            </w:pPr>
+            <w:r>
+              <w:rPr>
+                <w:rFonts w:hAnsi="宋体" w:cs="Times New Roman"/>
+                <w:b/>
+                <w:szCs w:val="21"/>
+              </w:rPr>
+              <w:t>项目描述</w:t>
+            </w:r>
+          </w:p>
+        </w:tc>
+        <w:tc>
+          <w:tcPr>
+            <w:tcW w:w="7126" w:type="dxa"/>
+            <w:vAlign w:val="center"/>
+          </w:tcPr>
+          <w:p>
+            <w:pPr>
+              <w:pStyle w:val="p0"/>
+              <w:tabs>
+                <w:tab w:val="left" w:pos="870"/>
+              </w:tabs>
+              <w:spacing w:line="360" w:lineRule="atLeast"/>
+              <w:rPr>
+                <w:rFonts w:asciiTheme="minorHAnsi" w:hAnsi="宋体"/>
+                <w:kern w:val="1"/>
+                <w:sz w:val="21"/>
+                <w:szCs w:val="21"/>
+              </w:rPr>
+            </w:pPr>
+            <w:proofErr w:type="gramStart"/>
+            <w:r>
+              <w:rPr>
+                <w:rFonts w:asciiTheme="minorHAnsi" w:hAnsi="宋体" w:hint="eastAsia"/>
+                <w:kern w:val="1"/>
+                <w:sz w:val="21"/>
+                <w:szCs w:val="21"/>
+              </w:rPr>
+              <w:t>一元手游</w:t>
+            </w:r>
+            <w:proofErr w:type="gramEnd"/>
+            <w:r>
+              <w:rPr>
+                <w:rFonts w:asciiTheme="minorHAnsi" w:hAnsi="宋体"/>
+                <w:kern w:val="1"/>
+                <w:sz w:val="21"/>
+                <w:szCs w:val="21"/>
+              </w:rPr>
+              <w:t>SDK的基本业务功能为提供游戏发行、联合运营的登录、</w:t>
+            </w:r>
+            <w:r>
+              <w:rPr>
+                <w:rFonts w:asciiTheme="minorHAnsi" w:hAnsi="宋体" w:hint="eastAsia"/>
+                <w:kern w:val="1"/>
+                <w:sz w:val="21"/>
+                <w:szCs w:val="21"/>
+              </w:rPr>
+              <w:t>⽀付、运营（社区、群聊、客服）、游戏工具⽀持服务</w:t>
+            </w:r>
+            <w:r>
+              <w:rPr>
+                <w:rFonts w:asciiTheme="minorHAnsi" w:hAnsi="宋体" w:hint="eastAsia"/>
+                <w:kern w:val="1"/>
+                <w:sz w:val="21"/>
+                <w:szCs w:val="21"/>
+              </w:rPr>
+              <w:t>。</w:t>
+            </w:r>
+          </w:p>
+          <w:p>
+            <w:pPr>
+              <w:pStyle w:val="p0"/>
+              <w:tabs>
+                <w:tab w:val="left" w:pos="870"/>
+              </w:tabs>
+              <w:spacing w:line="360" w:lineRule="atLeast"/>
+              <w:rPr>
+                <w:rFonts w:asciiTheme="minorHAnsi" w:hAnsi="宋体" w:hint="eastAsia"/>
+                <w:kern w:val="1"/>
+                <w:sz w:val="21"/>
+                <w:szCs w:val="21"/>
+              </w:rPr>
+            </w:pPr>
+            <w:r>
+              <w:rPr>
+                <w:rFonts w:asciiTheme="minorHAnsi" w:hAnsi="宋体" w:hint="eastAsia"/>
+                <w:kern w:val="1"/>
+                <w:sz w:val="21"/>
+                <w:szCs w:val="21"/>
+              </w:rPr>
+              <w:t>SDK支持以下常用的游戏工具：</w:t>
+            </w:r>
+          </w:p>
+          <w:p>
+            <w:pPr>
+              <w:pStyle w:val="p0"/>
+              <w:numPr>
+                <w:ilvl w:val="0"/>
+                <w:numId w:val="4"/>
+              </w:numPr>
+              <w:tabs>
+                <w:tab w:val="left" w:pos="870"/>
+              </w:tabs>
+              <w:spacing w:line="360" w:lineRule="atLeast"/>
+              <w:rPr>
+                <w:rFonts w:asciiTheme="minorHAnsi" w:hAnsiTheme="minorHAnsi"/>
+                <w:sz w:val="21"/>
+                <w:szCs w:val="21"/>
+              </w:rPr>
+            </w:pPr>
+            <w:r>
+              <w:rPr>
+                <w:rFonts w:asciiTheme="minorHAnsi" w:hAnsiTheme="minorHAnsi" w:hint="eastAsia"/>
+                <w:sz w:val="21"/>
+                <w:szCs w:val="21"/>
+              </w:rPr>
+              <w:t>连点器</w:t>
+            </w:r>
+          </w:p>
+          <w:p>
+            <w:pPr>
+              <w:pStyle w:val="p0"/>
+              <w:numPr>
+                <w:ilvl w:val="0"/>
+                <w:numId w:val="4"/>
+              </w:numPr>
+              <w:tabs>
+                <w:tab w:val="left" w:pos="870"/>
+              </w:tabs>
+              <w:spacing w:line="360" w:lineRule="atLeast"/>
+              <w:rPr>
+                <w:rFonts w:asciiTheme="minorHAnsi" w:hAnsiTheme="minorHAnsi"/>
+                <w:sz w:val="21"/>
+                <w:szCs w:val="21"/>
+              </w:rPr>
+            </w:pPr>
+            <w:r>
+              <w:rPr>
+                <w:rFonts w:asciiTheme="minorHAnsi" w:hAnsiTheme="minorHAnsi" w:hint="eastAsia"/>
+                <w:sz w:val="21"/>
+                <w:szCs w:val="21"/>
+              </w:rPr>
+              <w:t>小窗模式</w:t>
+            </w:r>
+          </w:p>
+          <w:p>
+            <w:pPr>
+              <w:pStyle w:val="p0"/>
+              <w:numPr>
+                <w:ilvl w:val="0"/>
+                <w:numId w:val="4"/>
+              </w:numPr>
+              <w:tabs>
+                <w:tab w:val="left" w:pos="870"/>
+              </w:tabs>
+              <w:spacing w:line="360" w:lineRule="atLeast"/>
+              <w:rPr>
+                <w:rFonts w:asciiTheme="minorHAnsi" w:hAnsiTheme="minorHAnsi"/>
+                <w:sz w:val="21"/>
+                <w:szCs w:val="21"/>
+              </w:rPr>
+            </w:pPr>
+            <w:r>
+              <w:rPr>
+                <w:rFonts w:asciiTheme="minorHAnsi" w:hAnsiTheme="minorHAnsi" w:hint="eastAsia"/>
+                <w:sz w:val="21"/>
+                <w:szCs w:val="21"/>
+              </w:rPr>
+              <w:t>游戏录屏</w:t>
+            </w:r>
+          </w:p>
+          <w:p>
+            <w:pPr>
+              <w:pStyle w:val="p0"/>
+              <w:numPr>
+                <w:ilvl w:val="0"/>
+                <w:numId w:val="4"/>
+              </w:numPr>
+              <w:tabs>
+                <w:tab w:val="left" w:pos="870"/>
+              </w:tabs>
+              <w:spacing w:line="360" w:lineRule="atLeast"/>
+              <w:rPr>
+                <w:rFonts w:asciiTheme="minorHAnsi" w:hAnsiTheme="minorHAnsi"/>
+                <w:sz w:val="21"/>
+                <w:szCs w:val="21"/>
+              </w:rPr>
+            </w:pPr>
+            <w:r>
+              <w:rPr>
+                <w:rFonts w:asciiTheme="minorHAnsi" w:hAnsiTheme="minorHAnsi" w:hint="eastAsia"/>
+                <w:sz w:val="21"/>
+                <w:szCs w:val="21"/>
+              </w:rPr>
+              <w:t>挂机助手</w:t>
+            </w:r>
+          </w:p>
+          <w:p>
+            <w:pPr>
+              <w:pStyle w:val="p0"/>
+              <w:numPr>
+                <w:ilvl w:val="0"/>
+                <w:numId w:val="4"/>
+              </w:numPr>
+              <w:tabs>
+                <w:tab w:val="left" w:pos="870"/>
+              </w:tabs>
+              <w:spacing w:line="360" w:lineRule="atLeast"/>
+              <w:rPr>
+                <w:rFonts w:asciiTheme="minorHAnsi" w:hAnsiTheme="minorHAnsi" w:hint="eastAsia"/>
+                <w:sz w:val="21"/>
+                <w:szCs w:val="21"/>
+              </w:rPr>
+            </w:pPr>
+            <w:r>
+              <w:rPr>
+                <w:rFonts w:asciiTheme="minorHAnsi" w:hAnsiTheme="minorHAnsi" w:hint="eastAsia"/>
+                <w:sz w:val="21"/>
+                <w:szCs w:val="21"/>
+              </w:rPr>
+              <w:t>加速器</w:t>
+            </w:r>
+            <w:r>
+              <w:rPr>
+                <w:rFonts w:asciiTheme="minorHAnsi" w:hAnsiTheme="minorHAnsi" w:hint="eastAsia"/>
+                <w:sz w:val="21"/>
+                <w:szCs w:val="21"/>
+              </w:rPr>
+              <w:t>。</w:t>
+            </w:r>
+          </w:p>
+        </w:tc>
+      </w:tr>
+      <w:tr>
+        <w:trPr>
+          <w:trHeight w:val="1263"/>
+        </w:trPr>
+        <w:tc>
+          <w:tcPr>
+            <w:tcW w:w="1413" w:type="dxa"/>
+            <w:vAlign w:val="center"/>
+          </w:tcPr>
+          <w:p>
+            <w:pPr>
+              <w:pStyle w:val="af"/>
+              <w:ind w:firstLineChars="0" w:firstLine="0"/>
+              <w:jc w:val="left"/>
+              <w:rPr>
+                <w:szCs w:val="21"/>
+              </w:rPr>
+            </w:pPr>
+            <w:r>
+              <w:rPr>
+                <w:rFonts w:hint="eastAsia"/>
+                <w:b/>
+                <w:bCs/>
+                <w:szCs w:val="21"/>
+              </w:rPr>
+              <w:t>主要工作</w:t>
+            </w:r>
+          </w:p>
+        </w:tc>
+        <w:tc>
+          <w:tcPr>
+            <w:tcW w:w="7126" w:type="dxa"/>
+            <w:vAlign w:val="center"/>
+          </w:tcPr>
+          <w:p>
+            <w:pPr>
+              <w:numPr>
+                <w:ilvl w:val="0"/>
+                <w:numId w:val="2"/>
+              </w:numPr>
+              <w:spacing w:line="360" w:lineRule="atLeast"/>
+              <w:jc w:val="left"/>
+              <w:rPr>
+                <w:szCs w:val="21"/>
+              </w:rPr>
+            </w:pPr>
+            <w:r>
+              <w:rPr>
+                <w:rFonts w:cs="宋体" w:hint="eastAsia"/>
+                <w:szCs w:val="21"/>
+              </w:rPr>
+              <w:t>SDK的功能更新迭代开发，与日常维护。</w:t>
+            </w:r>
+          </w:p>
+          <w:p>
+            <w:pPr>
+              <w:numPr>
+                <w:ilvl w:val="0"/>
+                <w:numId w:val="2"/>
+              </w:numPr>
+              <w:spacing w:line="360" w:lineRule="atLeast"/>
+              <w:jc w:val="left"/>
+              <w:rPr>
+                <w:szCs w:val="21"/>
+              </w:rPr>
+            </w:pPr>
+            <w:r>
+              <w:rPr>
+                <w:rFonts w:cs="宋体" w:hint="eastAsia"/>
+                <w:szCs w:val="21"/>
+              </w:rPr>
+              <w:t>SDK内的第三方接入SDK的技术性对接与协调</w:t>
+            </w:r>
+            <w:r>
+              <w:rPr>
+                <w:rFonts w:cs="宋体" w:hint="eastAsia"/>
+                <w:szCs w:val="21"/>
+              </w:rPr>
+              <w:t>。</w:t>
+            </w:r>
+          </w:p>
+          <w:p>
+            <w:pPr>
+              <w:numPr>
+                <w:ilvl w:val="0"/>
+                <w:numId w:val="2"/>
+              </w:numPr>
+              <w:spacing w:line="360" w:lineRule="atLeast"/>
+              <w:jc w:val="left"/>
+              <w:rPr>
+                <w:szCs w:val="21"/>
+              </w:rPr>
+            </w:pPr>
+            <w:r>
+              <w:rPr>
+                <w:rFonts w:cs="宋体" w:hint="eastAsia"/>
+                <w:szCs w:val="21"/>
+              </w:rPr>
+              <w:t>游戏相关的工具接入，如：加速器、连点器、小窗模式等。</w:t>
+            </w:r>
+          </w:p>
+          <w:p>
+            <w:pPr>
+              <w:numPr>
+                <w:ilvl w:val="0"/>
+                <w:numId w:val="2"/>
+              </w:numPr>
+              <w:spacing w:line="360" w:lineRule="atLeast"/>
+              <w:jc w:val="left"/>
+              <w:rPr>
+                <w:szCs w:val="21"/>
+              </w:rPr>
+            </w:pPr>
+            <w:r>
+              <w:rPr>
+                <w:rFonts w:hint="eastAsia"/>
+                <w:szCs w:val="21"/>
+              </w:rPr>
+              <w:t>对外文档的编写与对外文件的打包。</w:t>
+            </w:r>
+          </w:p>
+        </w:tc>
+      </w:tr>
+    </w:tbl>
+    <w:p/>
     <w:p>
       <w:pPr>
-        <w:pStyle w:val="3"/>
+        <w:pStyle w:val="2"/>
         <w:pBdr>
-          <w:bottom w:val="single" w:color="auto" w:sz="6" w:space="1"/>
+          <w:bottom w:val="single" w:sz="6" w:space="1" w:color="auto"/>
         </w:pBdr>
       </w:pPr>
       <w:r>
@@ -4430,7 +4498,7 @@
       </w:pPr>
       <w:r>
         <w:rPr>
-          <w:rFonts w:hint="eastAsia" w:cs="宋体"/>
+          <w:rFonts w:cs="宋体" w:hint="eastAsia"/>
           <w:kern w:val="1"/>
           <w:szCs w:val="21"/>
         </w:rPr>
@@ -4451,7 +4519,7 @@
       </w:pPr>
       <w:r>
         <w:rPr>
-          <w:rFonts w:hint="eastAsia" w:cs="宋体"/>
+          <w:rFonts w:cs="宋体" w:hint="eastAsia"/>
           <w:kern w:val="1"/>
           <w:szCs w:val="21"/>
         </w:rPr>
@@ -4475,14 +4543,14 @@
       </w:pPr>
       <w:r>
         <w:rPr>
-          <w:rFonts w:hint="eastAsia" w:cs="宋体" w:asciiTheme="minorEastAsia" w:hAnsiTheme="minorEastAsia"/>
+          <w:rFonts w:asciiTheme="minorEastAsia" w:hAnsiTheme="minorEastAsia" w:cs="宋体" w:hint="eastAsia"/>
           <w:szCs w:val="21"/>
         </w:rPr>
         <w:t>生活中开朗乐观，待人和善</w:t>
       </w:r>
       <w:r>
         <w:rPr>
-          <w:rFonts w:hint="eastAsia" w:cs="宋体"/>
+          <w:rFonts w:cs="宋体" w:hint="eastAsia"/>
           <w:kern w:val="1"/>
           <w:szCs w:val="21"/>
         </w:rPr>
@@ -4494,22 +4562,60 @@
       <w:pgSz w:w="11906" w:h="16838"/>
       <w:pgMar w:top="1440" w:right="1800" w:bottom="1440" w:left="1800" w:header="851" w:footer="992" w:gutter="0"/>
       <w:pgBorders w:offsetFrom="page">
-        <w:bottom w:val="single" w:color="auto" w:sz="4" w:space="24"/>
+        <w:bottom w:val="single" w:sz="4" w:space="24" w:color="auto"/>
       </w:pgBorders>
-      <w:cols w:space="425" w:num="1"/>
-      <w:docGrid w:type="lines" w:linePitch="312" w:charSpace="0"/>
+      <w:cols w:space="425"/>
+      <w:docGrid w:type="lines" w:linePitch="312"/>
     </w:sectPr>
   </w:body>
 </w:document>
 </file>
 
+<file path=word/endnotes.xml><?xml version="1.0" encoding="utf-8"?>
+<w:endnotes xmlns:wpc="http://schemas.microsoft.com/office/word/2010/wordprocessingCanvas" xmlns:cx="http://schemas.microsoft.com/office/drawing/2014/chartex" xmlns:cx1="http://schemas.microsoft.com/office/drawing/2015/9/8/chartex" xmlns:cx2="http://schemas.microsoft.com/office/drawing/2015/10/21/chartex" xmlns:cx3="http://schemas.microsoft.com/office/drawing/2016/5/9/chartex" xmlns:cx4="http://schemas.microsoft.com/office/drawing/2016/5/10/chartex" xmlns:cx5="http://schemas.microsoft.com/office/drawing/2016/5/11/chartex" xmlns:cx6="http://schemas.microsoft.com/office/drawing/2016/5/12/chartex" xmlns:cx7="http://schemas.microsoft.com/office/drawing/2016/5/13/chartex" xmlns:cx8="http://schemas.microsoft.com/office/drawing/2016/5/14/chartex" xmlns:mc="http://schemas.openxmlformats.org/markup-compatibility/2006" xmlns:aink="http://schemas.microsoft.com/office/drawing/2016/ink" xmlns:am3d="http://schemas.microsoft.com/office/drawing/2017/model3d" xmlns:o="urn:schemas-microsoft-com:office:office" xmlns:oel="http://schemas.microsoft.com/office/2019/extlst" xmlns:r="http://schemas.openxmlformats.org/officeDocument/2006/relationships" xmlns:m="http://schemas.openxmlformats.org/officeDocument/2006/math" xmlns:v="urn:schemas-microsoft-com:vml" xmlns:wp14="http://schemas.microsoft.com/office/word/2010/wordprocessingDrawing" xmlns:wp="http://schemas.openxmlformats.org/drawingml/2006/wordprocessingDrawing" xmlns:w10="urn:schemas-microsoft-com:office:word" xmlns:w="http://schemas.openxmlformats.org/wordprocessingml/2006/main" xmlns:w14="http://schemas.microsoft.com/office/word/2010/wordml" xmlns:w15="http://schemas.microsoft.com/office/word/2012/wordml" xmlns:w16cex="http://schemas.microsoft.com/office/word/2018/wordml/cex" xmlns:w16cid="http://schemas.microsoft.com/office/word/2016/wordml/cid" xmlns:w16="http://schemas.microsoft.com/office/word/2018/wordml" xmlns:w16du="http://schemas.microsoft.com/office/word/2023/wordml/word16du" xmlns:w16sdtdh="http://schemas.microsoft.com/office/word/2020/wordml/sdtdatahash" xmlns:w16sdtfl="http://schemas.microsoft.com/office/word/2024/wordml/sdtformatlock" xmlns:w16se="http://schemas.microsoft.com/office/word/2015/wordml/symex" xmlns:wpg="http://schemas.microsoft.com/office/word/2010/wordprocessingGroup" xmlns:wpi="http://schemas.microsoft.com/office/word/2010/wordprocessingInk" xmlns:wne="http://schemas.microsoft.com/office/word/2006/wordml" xmlns:wps="http://schemas.microsoft.com/office/word/2010/wordprocessingShape" mc:Ignorable="w14 w15 w16se w16cid w16 w16cex w16sdtdh w16sdtfl w16du wp14">
+  <w:endnote w:type="separator" w:id="-1">
+    <w:p>
+      <w:r>
+        <w:separator/>
+      </w:r>
+    </w:p>
+  </w:endnote>
+  <w:endnote w:type="continuationSeparator" w:id="0">
+    <w:p>
+      <w:r>
+        <w:continuationSeparator/>
+      </w:r>
+    </w:p>
+  </w:endnote>
+</w:endnotes>
+</file>
+
+<file path=word/footnotes.xml><?xml version="1.0" encoding="utf-8"?>
+<w:footnotes xmlns:wpc="http://schemas.microsoft.com/office/word/2010/wordprocessingCanvas" xmlns:cx="http://schemas.microsoft.com/office/drawing/2014/chartex" xmlns:cx1="http://schemas.microsoft.com/office/drawing/2015/9/8/chartex" xmlns:cx2="http://schemas.microsoft.com/office/drawing/2015/10/21/chartex" xmlns:cx3="http://schemas.microsoft.com/office/drawing/2016/5/9/chartex" xmlns:cx4="http://schemas.microsoft.com/office/drawing/2016/5/10/chartex" xmlns:cx5="http://schemas.microsoft.com/office/drawing/2016/5/11/chartex" xmlns:cx6="http://schemas.microsoft.com/office/drawing/2016/5/12/chartex" xmlns:cx7="http://schemas.microsoft.com/office/drawing/2016/5/13/chartex" xmlns:cx8="http://schemas.microsoft.com/office/drawing/2016/5/14/chartex" xmlns:mc="http://schemas.openxmlformats.org/markup-compatibility/2006" xmlns:aink="http://schemas.microsoft.com/office/drawing/2016/ink" xmlns:am3d="http://schemas.microsoft.com/office/drawing/2017/model3d" xmlns:o="urn:schemas-microsoft-com:office:office" xmlns:oel="http://schemas.microsoft.com/office/2019/extlst" xmlns:r="http://schemas.openxmlformats.org/officeDocument/2006/relationships" xmlns:m="http://schemas.openxmlformats.org/officeDocument/2006/math" xmlns:v="urn:schemas-microsoft-com:vml" xmlns:wp14="http://schemas.microsoft.com/office/word/2010/wordprocessingDrawing" xmlns:wp="http://schemas.openxmlformats.org/drawingml/2006/wordprocessingDrawing" xmlns:w10="urn:schemas-microsoft-com:office:word" xmlns:w="http://schemas.openxmlformats.org/wordprocessingml/2006/main" xmlns:w14="http://schemas.microsoft.com/office/word/2010/wordml" xmlns:w15="http://schemas.microsoft.com/office/word/2012/wordml" xmlns:w16cex="http://schemas.microsoft.com/office/word/2018/wordml/cex" xmlns:w16cid="http://schemas.microsoft.com/office/word/2016/wordml/cid" xmlns:w16="http://schemas.microsoft.com/office/word/2018/wordml" xmlns:w16du="http://schemas.microsoft.com/office/word/2023/wordml/word16du" xmlns:w16sdtdh="http://schemas.microsoft.com/office/word/2020/wordml/sdtdatahash" xmlns:w16sdtfl="http://schemas.microsoft.com/office/word/2024/wordml/sdtformatlock" xmlns:w16se="http://schemas.microsoft.com/office/word/2015/wordml/symex" xmlns:wpg="http://schemas.microsoft.com/office/word/2010/wordprocessingGroup" xmlns:wpi="http://schemas.microsoft.com/office/word/2010/wordprocessingInk" xmlns:wne="http://schemas.microsoft.com/office/word/2006/wordml" xmlns:wps="http://schemas.microsoft.com/office/word/2010/wordprocessingShape" mc:Ignorable="w14 w15 w16se w16cid w16 w16cex w16sdtdh w16sdtfl w16du wp14">
+  <w:footnote w:type="separator" w:id="-1">
+    <w:p>
+      <w:r>
+        <w:separator/>
+      </w:r>
+    </w:p>
+  </w:footnote>
+  <w:footnote w:type="continuationSeparator" w:id="0">
+    <w:p>
+      <w:r>
+        <w:continuationSeparator/>
+      </w:r>
+    </w:p>
+  </w:footnote>
+</w:footnotes>
+</file>
+
 <file path=word/header1.xml><?xml version="1.0" encoding="utf-8"?>
-<w:hdr xmlns:wpc="http://schemas.microsoft.com/office/word/2010/wordprocessingCanvas" xmlns:mc="http://schemas.openxmlformats.org/markup-compatibility/2006" xmlns:o="urn:schemas-microsoft-com:office:office" xmlns:r="http://schemas.openxmlformats.org/officeDocument/2006/relationships" xmlns:m="http://schemas.openxmlformats.org/officeDocument/2006/math" xmlns:v="urn:schemas-microsoft-com:vml" xmlns:wp14="http://schemas.microsoft.com/office/word/2010/wordprocessingDrawing" xmlns:wp="http://schemas.openxmlformats.org/drawingml/2006/wordprocessingDrawing" xmlns:w10="urn:schemas-microsoft-com:office:word" xmlns:w="http://schemas.openxmlformats.org/wordprocessingml/2006/main" xmlns:w14="http://schemas.microsoft.com/office/word/2010/wordml" xmlns:w15="http://schemas.microsoft.com/office/word/2012/wordml" xmlns:wpg="http://schemas.microsoft.com/office/word/2010/wordprocessingGroup" xmlns:wpi="http://schemas.microsoft.com/office/word/2010/wordprocessingInk" xmlns:wne="http://schemas.microsoft.com/office/word/2006/wordml" xmlns:wps="http://schemas.microsoft.com/office/word/2010/wordprocessingShape" xmlns:wpsCustomData="http://www.wps.cn/officeDocument/2013/wpsCustomData" mc:Ignorable="w14 w15 wp14">
+<w:hdr xmlns:wpc="http://schemas.microsoft.com/office/word/2010/wordprocessingCanvas" xmlns:cx="http://schemas.microsoft.com/office/drawing/2014/chartex" xmlns:cx1="http://schemas.microsoft.com/office/drawing/2015/9/8/chartex" xmlns:cx2="http://schemas.microsoft.com/office/drawing/2015/10/21/chartex" xmlns:cx3="http://schemas.microsoft.com/office/drawing/2016/5/9/chartex" xmlns:cx4="http://schemas.microsoft.com/office/drawing/2016/5/10/chartex" xmlns:cx5="http://schemas.microsoft.com/office/drawing/2016/5/11/chartex" xmlns:cx6="http://schemas.microsoft.com/office/drawing/2016/5/12/chartex" xmlns:cx7="http://schemas.microsoft.com/office/drawing/2016/5/13/chartex" xmlns:cx8="http://schemas.microsoft.com/office/drawing/2016/5/14/chartex" xmlns:mc="http://schemas.openxmlformats.org/markup-compatibility/2006" xmlns:aink="http://schemas.microsoft.com/office/drawing/2016/ink" xmlns:am3d="http://schemas.microsoft.com/office/drawing/2017/model3d" xmlns:o="urn:schemas-microsoft-com:office:office" xmlns:oel="http://schemas.microsoft.com/office/2019/extlst" xmlns:r="http://schemas.openxmlformats.org/officeDocument/2006/relationships" xmlns:m="http://schemas.openxmlformats.org/officeDocument/2006/math" xmlns:v="urn:schemas-microsoft-com:vml" xmlns:wp14="http://schemas.microsoft.com/office/word/2010/wordprocessingDrawing" xmlns:wp="http://schemas.openxmlformats.org/drawingml/2006/wordprocessingDrawing" xmlns:w10="urn:schemas-microsoft-com:office:word" xmlns:w="http://schemas.openxmlformats.org/wordprocessingml/2006/main" xmlns:w14="http://schemas.microsoft.com/office/word/2010/wordml" xmlns:w15="http://schemas.microsoft.com/office/word/2012/wordml" xmlns:w16cex="http://schemas.microsoft.com/office/word/2018/wordml/cex" xmlns:w16cid="http://schemas.microsoft.com/office/word/2016/wordml/cid" xmlns:w16="http://schemas.microsoft.com/office/word/2018/wordml" xmlns:w16du="http://schemas.microsoft.com/office/word/2023/wordml/word16du" xmlns:w16sdtdh="http://schemas.microsoft.com/office/word/2020/wordml/sdtdatahash" xmlns:w16sdtfl="http://schemas.microsoft.com/office/word/2024/wordml/sdtformatlock" xmlns:w16se="http://schemas.microsoft.com/office/word/2015/wordml/symex" xmlns:wpg="http://schemas.microsoft.com/office/word/2010/wordprocessingGroup" xmlns:wpi="http://schemas.microsoft.com/office/word/2010/wordprocessingInk" xmlns:wne="http://schemas.microsoft.com/office/word/2006/wordml" xmlns:wps="http://schemas.microsoft.com/office/word/2010/wordprocessingShape" mc:Ignorable="w14 w15 w16se w16cid w16 w16cex w16sdtdh w16sdtfl w16du wp14">
   <w:p>
     <w:pPr>
-      <w:pStyle w:val="9"/>
+      <w:pStyle w:val="a7"/>
       <w:pBdr>
-        <w:bottom w:val="none" w:color="auto" w:sz="0" w:space="0"/>
+        <w:bottom w:val="none" w:sz="0" w:space="0" w:color="auto"/>
       </w:pBdr>
     </w:pPr>
   </w:p>
@@ -4517,12 +4623,12 @@
 </file>
 
 <file path=word/header2.xml><?xml version="1.0" encoding="utf-8"?>
-<w:hdr xmlns:wpc="http://schemas.microsoft.com/office/word/2010/wordprocessingCanvas" xmlns:mc="http://schemas.openxmlformats.org/markup-compatibility/2006" xmlns:o="urn:schemas-microsoft-com:office:office" xmlns:r="http://schemas.openxmlformats.org/officeDocument/2006/relationships" xmlns:m="http://schemas.openxmlformats.org/officeDocument/2006/math" xmlns:v="urn:schemas-microsoft-com:vml" xmlns:wp14="http://schemas.microsoft.com/office/word/2010/wordprocessingDrawing" xmlns:wp="http://schemas.openxmlformats.org/drawingml/2006/wordprocessingDrawing" xmlns:w10="urn:schemas-microsoft-com:office:word" xmlns:w="http://schemas.openxmlformats.org/wordprocessingml/2006/main" xmlns:w14="http://schemas.microsoft.com/office/word/2010/wordml" xmlns:w15="http://schemas.microsoft.com/office/word/2012/wordml" xmlns:wpg="http://schemas.microsoft.com/office/word/2010/wordprocessingGroup" xmlns:wpi="http://schemas.microsoft.com/office/word/2010/wordprocessingInk" xmlns:wne="http://schemas.microsoft.com/office/word/2006/wordml" xmlns:wps="http://schemas.microsoft.com/office/word/2010/wordprocessingShape" xmlns:wpsCustomData="http://www.wps.cn/officeDocument/2013/wpsCustomData" mc:Ignorable="w14 w15 wp14">
+<w:hdr xmlns:wpc="http://schemas.microsoft.com/office/word/2010/wordprocessingCanvas" xmlns:cx="http://schemas.microsoft.com/office/drawing/2014/chartex" xmlns:cx1="http://schemas.microsoft.com/office/drawing/2015/9/8/chartex" xmlns:cx2="http://schemas.microsoft.com/office/drawing/2015/10/21/chartex" xmlns:cx3="http://schemas.microsoft.com/office/drawing/2016/5/9/chartex" xmlns:cx4="http://schemas.microsoft.com/office/drawing/2016/5/10/chartex" xmlns:cx5="http://schemas.microsoft.com/office/drawing/2016/5/11/chartex" xmlns:cx6="http://schemas.microsoft.com/office/drawing/2016/5/12/chartex" xmlns:cx7="http://schemas.microsoft.com/office/drawing/2016/5/13/chartex" xmlns:cx8="http://schemas.microsoft.com/office/drawing/2016/5/14/chartex" xmlns:mc="http://schemas.openxmlformats.org/markup-compatibility/2006" xmlns:aink="http://schemas.microsoft.com/office/drawing/2016/ink" xmlns:am3d="http://schemas.microsoft.com/office/drawing/2017/model3d" xmlns:o="urn:schemas-microsoft-com:office:office" xmlns:oel="http://schemas.microsoft.com/office/2019/extlst" xmlns:r="http://schemas.openxmlformats.org/officeDocument/2006/relationships" xmlns:m="http://schemas.openxmlformats.org/officeDocument/2006/math" xmlns:v="urn:schemas-microsoft-com:vml" xmlns:wp14="http://schemas.microsoft.com/office/word/2010/wordprocessingDrawing" xmlns:wp="http://schemas.openxmlformats.org/drawingml/2006/wordprocessingDrawing" xmlns:w10="urn:schemas-microsoft-com:office:word" xmlns:w="http://schemas.openxmlformats.org/wordprocessingml/2006/main" xmlns:w14="http://schemas.microsoft.com/office/word/2010/wordml" xmlns:w15="http://schemas.microsoft.com/office/word/2012/wordml" xmlns:w16cex="http://schemas.microsoft.com/office/word/2018/wordml/cex" xmlns:w16cid="http://schemas.microsoft.com/office/word/2016/wordml/cid" xmlns:w16="http://schemas.microsoft.com/office/word/2018/wordml" xmlns:w16du="http://schemas.microsoft.com/office/word/2023/wordml/word16du" xmlns:w16sdtdh="http://schemas.microsoft.com/office/word/2020/wordml/sdtdatahash" xmlns:w16sdtfl="http://schemas.microsoft.com/office/word/2024/wordml/sdtformatlock" xmlns:w16se="http://schemas.microsoft.com/office/word/2015/wordml/symex" xmlns:wpg="http://schemas.microsoft.com/office/word/2010/wordprocessingGroup" xmlns:wpi="http://schemas.microsoft.com/office/word/2010/wordprocessingInk" xmlns:wne="http://schemas.microsoft.com/office/word/2006/wordml" xmlns:wps="http://schemas.microsoft.com/office/word/2010/wordprocessingShape" mc:Ignorable="w14 w15 w16se w16cid w16 w16cex w16sdtdh w16sdtfl w16du wp14">
   <w:p>
     <w:pPr>
-      <w:pStyle w:val="9"/>
+      <w:pStyle w:val="a7"/>
       <w:pBdr>
-        <w:bottom w:val="none" w:color="auto" w:sz="0" w:space="0"/>
+        <w:bottom w:val="none" w:sz="0" w:space="0" w:color="auto"/>
       </w:pBdr>
     </w:pPr>
   </w:p>
@@ -4530,12 +4636,12 @@
 </file>
 
 <file path=word/numbering.xml><?xml version="1.0" encoding="utf-8"?>
-<w:numbering xmlns:wpc="http://schemas.microsoft.com/office/word/2010/wordprocessingCanvas" xmlns:mc="http://schemas.openxmlformats.org/markup-compatibility/2006" xmlns:o="urn:schemas-microsoft-com:office:office" xmlns:r="http://schemas.openxmlformats.org/officeDocument/2006/relationships" xmlns:m="http://schemas.openxmlformats.org/officeDocument/2006/math" xmlns:v="urn:schemas-microsoft-com:vml" xmlns:wp14="http://schemas.microsoft.com/office/word/2010/wordprocessingDrawing" xmlns:wp="http://schemas.openxmlformats.org/drawingml/2006/wordprocessingDrawing" xmlns:w10="urn:schemas-microsoft-com:office:word" xmlns:w="http://schemas.openxmlformats.org/wordprocessingml/2006/main" xmlns:w14="http://schemas.microsoft.com/office/word/2010/wordml" xmlns:wpg="http://schemas.microsoft.com/office/word/2010/wordprocessingGroup" xmlns:wpi="http://schemas.microsoft.com/office/word/2010/wordprocessingInk" xmlns:wne="http://schemas.microsoft.com/office/word/2006/wordml" xmlns:wps="http://schemas.microsoft.com/office/word/2010/wordprocessingShape" xmlns:wpsCustomData="http://www.wps.cn/officeDocument/2013/wpsCustomData" mc:Ignorable="w14 wp14">
-  <w:abstractNum w:abstractNumId="0">
+<w:numbering xmlns:wpc="http://schemas.microsoft.com/office/word/2010/wordprocessingCanvas" xmlns:cx="http://schemas.microsoft.com/office/drawing/2014/chartex" xmlns:cx1="http://schemas.microsoft.com/office/drawing/2015/9/8/chartex" xmlns:cx2="http://schemas.microsoft.com/office/drawing/2015/10/21/chartex" xmlns:cx3="http://schemas.microsoft.com/office/drawing/2016/5/9/chartex" xmlns:cx4="http://schemas.microsoft.com/office/drawing/2016/5/10/chartex" xmlns:cx5="http://schemas.microsoft.com/office/drawing/2016/5/11/chartex" xmlns:cx6="http://schemas.microsoft.com/office/drawing/2016/5/12/chartex" xmlns:cx7="http://schemas.microsoft.com/office/drawing/2016/5/13/chartex" xmlns:cx8="http://schemas.microsoft.com/office/drawing/2016/5/14/chartex" xmlns:mc="http://schemas.openxmlformats.org/markup-compatibility/2006" xmlns:aink="http://schemas.microsoft.com/office/drawing/2016/ink" xmlns:am3d="http://schemas.microsoft.com/office/drawing/2017/model3d" xmlns:o="urn:schemas-microsoft-com:office:office" xmlns:oel="http://schemas.microsoft.com/office/2019/extlst" xmlns:r="http://schemas.openxmlformats.org/officeDocument/2006/relationships" xmlns:m="http://schemas.openxmlformats.org/officeDocument/2006/math" xmlns:v="urn:schemas-microsoft-com:vml" xmlns:wp14="http://schemas.microsoft.com/office/word/2010/wordprocessingDrawing" xmlns:wp="http://schemas.openxmlformats.org/drawingml/2006/wordprocessingDrawing" xmlns:w10="urn:schemas-microsoft-com:office:word" xmlns:w="http://schemas.openxmlformats.org/wordprocessingml/2006/main" xmlns:w14="http://schemas.microsoft.com/office/word/2010/wordml" xmlns:w15="http://schemas.microsoft.com/office/word/2012/wordml" xmlns:w16cex="http://schemas.microsoft.com/office/word/2018/wordml/cex" xmlns:w16cid="http://schemas.microsoft.com/office/word/2016/wordml/cid" xmlns:w16="http://schemas.microsoft.com/office/word/2018/wordml" xmlns:w16du="http://schemas.microsoft.com/office/word/2023/wordml/word16du" xmlns:w16sdtdh="http://schemas.microsoft.com/office/word/2020/wordml/sdtdatahash" xmlns:w16sdtfl="http://schemas.microsoft.com/office/word/2024/wordml/sdtformatlock" xmlns:w16se="http://schemas.microsoft.com/office/word/2015/wordml/symex" xmlns:wpg="http://schemas.microsoft.com/office/word/2010/wordprocessingGroup" xmlns:wpi="http://schemas.microsoft.com/office/word/2010/wordprocessingInk" xmlns:wne="http://schemas.microsoft.com/office/word/2006/wordml" xmlns:wps="http://schemas.microsoft.com/office/word/2010/wordprocessingShape" mc:Ignorable="w14 w15 w16se w16cid w16 w16cex w16sdtdh w16sdtfl w16du wp14">
+  <w:abstractNum w:abstractNumId="0" w15:restartNumberingAfterBreak="0">
     <w:nsid w:val="DD69A120"/>
     <w:multiLevelType w:val="singleLevel"/>
     <w:tmpl w:val="DD69A120"/>
-    <w:lvl w:ilvl="0" w:tentative="0">
+    <w:lvl w:ilvl="0">
       <w:start w:val="1"/>
       <w:numFmt w:val="bullet"/>
       <w:lvlText w:val=""/>
@@ -4544,15 +4650,128 @@
         <w:ind w:left="420" w:hanging="420"/>
       </w:pPr>
       <w:rPr>
-        <w:rFonts w:hint="default" w:ascii="Wingdings" w:hAnsi="Wingdings"/>
+        <w:rFonts w:ascii="Wingdings" w:hAnsi="Wingdings" w:hint="default"/>
       </w:rPr>
     </w:lvl>
   </w:abstractNum>
-  <w:abstractNum w:abstractNumId="1">
+  <w:abstractNum w:abstractNumId="1" w15:restartNumberingAfterBreak="0">
+    <w:nsid w:val="278D0562"/>
+    <w:multiLevelType w:val="hybridMultilevel"/>
+    <w:tmpl w:val="C0B8068C"/>
+    <w:lvl w:ilvl="0" w:tplc="0409000B">
+      <w:start w:val="1"/>
+      <w:numFmt w:val="bullet"/>
+      <w:lvlText w:val=""/>
+      <w:lvlJc w:val="left"/>
+      <w:pPr>
+        <w:ind w:left="440" w:hanging="440"/>
+      </w:pPr>
+      <w:rPr>
+        <w:rFonts w:ascii="Wingdings" w:hAnsi="Wingdings" w:hint="default"/>
+      </w:rPr>
+    </w:lvl>
+    <w:lvl w:ilvl="1" w:tplc="04090003" w:tentative="1">
+      <w:start w:val="1"/>
+      <w:numFmt w:val="bullet"/>
+      <w:lvlText w:val=""/>
+      <w:lvlJc w:val="left"/>
+      <w:pPr>
+        <w:ind w:left="880" w:hanging="440"/>
+      </w:pPr>
+      <w:rPr>
+        <w:rFonts w:ascii="Wingdings" w:hAnsi="Wingdings" w:hint="default"/>
+      </w:rPr>
+    </w:lvl>
+    <w:lvl w:ilvl="2" w:tplc="04090005" w:tentative="1">
+      <w:start w:val="1"/>
+      <w:numFmt w:val="bullet"/>
+      <w:lvlText w:val=""/>
+      <w:lvlJc w:val="left"/>
+      <w:pPr>
+        <w:ind w:left="1320" w:hanging="440"/>
+      </w:pPr>
+      <w:rPr>
+        <w:rFonts w:ascii="Wingdings" w:hAnsi="Wingdings" w:hint="default"/>
+      </w:rPr>
+    </w:lvl>
+    <w:lvl w:ilvl="3" w:tplc="04090001" w:tentative="1">
+      <w:start w:val="1"/>
+      <w:numFmt w:val="bullet"/>
+      <w:lvlText w:val=""/>
+      <w:lvlJc w:val="left"/>
+      <w:pPr>
+        <w:ind w:left="1760" w:hanging="440"/>
+      </w:pPr>
+      <w:rPr>
+        <w:rFonts w:ascii="Wingdings" w:hAnsi="Wingdings" w:hint="default"/>
+      </w:rPr>
+    </w:lvl>
+    <w:lvl w:ilvl="4" w:tplc="04090003" w:tentative="1">
+      <w:start w:val="1"/>
+      <w:numFmt w:val="bullet"/>
+      <w:lvlText w:val=""/>
+      <w:lvlJc w:val="left"/>
+      <w:pPr>
+        <w:ind w:left="2200" w:hanging="440"/>
+      </w:pPr>
+      <w:rPr>
+        <w:rFonts w:ascii="Wingdings" w:hAnsi="Wingdings" w:hint="default"/>
+      </w:rPr>
+    </w:lvl>
+    <w:lvl w:ilvl="5" w:tplc="04090005" w:tentative="1">
+      <w:start w:val="1"/>
+      <w:numFmt w:val="bullet"/>
+      <w:lvlText w:val=""/>
+      <w:lvlJc w:val="left"/>
+      <w:pPr>
+        <w:ind w:left="2640" w:hanging="440"/>
+      </w:pPr>
+      <w:rPr>
+        <w:rFonts w:ascii="Wingdings" w:hAnsi="Wingdings" w:hint="default"/>
+      </w:rPr>
+    </w:lvl>
+    <w:lvl w:ilvl="6" w:tplc="04090001" w:tentative="1">
+      <w:start w:val="1"/>
+      <w:numFmt w:val="bullet"/>
+      <w:lvlText w:val=""/>
+      <w:lvlJc w:val="left"/>
+      <w:pPr>
+        <w:ind w:left="3080" w:hanging="440"/>
+      </w:pPr>
+      <w:rPr>
+        <w:rFonts w:ascii="Wingdings" w:hAnsi="Wingdings" w:hint="default"/>
+      </w:rPr>
+    </w:lvl>
+    <w:lvl w:ilvl="7" w:tplc="04090003" w:tentative="1">
+      <w:start w:val="1"/>
+      <w:numFmt w:val="bullet"/>
+      <w:lvlText w:val=""/>
+      <w:lvlJc w:val="left"/>
+      <w:pPr>
+        <w:ind w:left="3520" w:hanging="440"/>
+      </w:pPr>
+      <w:rPr>
+        <w:rFonts w:ascii="Wingdings" w:hAnsi="Wingdings" w:hint="default"/>
+      </w:rPr>
+    </w:lvl>
+    <w:lvl w:ilvl="8" w:tplc="04090005" w:tentative="1">
+      <w:start w:val="1"/>
+      <w:numFmt w:val="bullet"/>
+      <w:lvlText w:val=""/>
+      <w:lvlJc w:val="left"/>
+      <w:pPr>
+        <w:ind w:left="3960" w:hanging="440"/>
+      </w:pPr>
+      <w:rPr>
+        <w:rFonts w:ascii="Wingdings" w:hAnsi="Wingdings" w:hint="default"/>
+      </w:rPr>
+    </w:lvl>
+  </w:abstractNum>
+  <w:abstractNum w:abstractNumId="2" w15:restartNumberingAfterBreak="0">
     <w:nsid w:val="43F386EF"/>
     <w:multiLevelType w:val="singleLevel"/>
     <w:tmpl w:val="43F386EF"/>
-    <w:lvl w:ilvl="0" w:tentative="0">
+    <w:lvl w:ilvl="0">
       <w:start w:val="1"/>
       <w:numFmt w:val="bullet"/>
       <w:lvlText w:val=""/>
@@ -4561,15 +4780,15 @@
         <w:ind w:left="420" w:hanging="420"/>
       </w:pPr>
       <w:rPr>
-        <w:rFonts w:hint="default" w:ascii="Wingdings" w:hAnsi="Wingdings"/>
+        <w:rFonts w:ascii="Wingdings" w:hAnsi="Wingdings" w:hint="default"/>
       </w:rPr>
     </w:lvl>
   </w:abstractNum>
-  <w:abstractNum w:abstractNumId="2">
+  <w:abstractNum w:abstractNumId="3" w15:restartNumberingAfterBreak="0">
     <w:nsid w:val="6A5CA8FD"/>
     <w:multiLevelType w:val="singleLevel"/>
     <w:tmpl w:val="6A5CA8FD"/>
-    <w:lvl w:ilvl="0" w:tentative="0">
+    <w:lvl w:ilvl="0">
       <w:start w:val="1"/>
       <w:numFmt w:val="bullet"/>
       <w:lvlText w:val=""/>
@@ -4578,306 +4797,435 @@
         <w:ind w:left="420" w:hanging="420"/>
       </w:pPr>
       <w:rPr>
-        <w:rFonts w:hint="default" w:ascii="Wingdings" w:hAnsi="Wingdings"/>
+        <w:rFonts w:ascii="Wingdings" w:hAnsi="Wingdings" w:hint="default"/>
       </w:rPr>
     </w:lvl>
   </w:abstractNum>
-  <w:num w:numId="1">
+  <w:num w:numId="1" w16cid:durableId="83842368">
+    <w:abstractNumId w:val="3"/>
+  </w:num>
+  <w:num w:numId="2" w16cid:durableId="1102073684">
     <w:abstractNumId w:val="2"/>
   </w:num>
-  <w:num w:numId="2">
+  <w:num w:numId="3" w16cid:durableId="888227364">
+    <w:abstractNumId w:val="0"/>
+  </w:num>
+  <w:num w:numId="4" w16cid:durableId="1519081341">
     <w:abstractNumId w:val="1"/>
-  </w:num>
-  <w:num w:numId="3">
-    <w:abstractNumId w:val="0"/>
   </w:num>
 </w:numbering>
 </file>
 
 <file path=word/styles.xml><?xml version="1.0" encoding="utf-8"?>
-<w:styles xmlns:mc="http://schemas.openxmlformats.org/markup-compatibility/2006" xmlns:o="urn:schemas-microsoft-com:office:office" xmlns:r="http://schemas.openxmlformats.org/officeDocument/2006/relationships" xmlns:m="http://schemas.openxmlformats.org/officeDocument/2006/math" xmlns:v="urn:schemas-microsoft-com:vml" xmlns:w="http://schemas.openxmlformats.org/wordprocessingml/2006/main" xmlns:w14="http://schemas.microsoft.com/office/word/2010/wordml" xmlns:w10="urn:schemas-microsoft-com:office:word" xmlns:sl="http://schemas.openxmlformats.org/schemaLibrary/2006/main" xmlns:wpsCustomData="http://www.wps.cn/officeDocument/2013/wpsCustomData" mc:Ignorable="w14">
+<w:styles xmlns:mc="http://schemas.openxmlformats.org/markup-compatibility/2006" xmlns:r="http://schemas.openxmlformats.org/officeDocument/2006/relationships" xmlns:w="http://schemas.openxmlformats.org/wordprocessingml/2006/main" xmlns:w14="http://schemas.microsoft.com/office/word/2010/wordml" xmlns:w15="http://schemas.microsoft.com/office/word/2012/wordml" xmlns:w16cex="http://schemas.microsoft.com/office/word/2018/wordml/cex" xmlns:w16cid="http://schemas.microsoft.com/office/word/2016/wordml/cid" xmlns:w16="http://schemas.microsoft.com/office/word/2018/wordml" xmlns:w16du="http://schemas.microsoft.com/office/word/2023/wordml/word16du" xmlns:w16sdtdh="http://schemas.microsoft.com/office/word/2020/wordml/sdtdatahash" xmlns:w16sdtfl="http://schemas.microsoft.com/office/word/2024/wordml/sdtformatlock" xmlns:w16se="http://schemas.microsoft.com/office/word/2015/wordml/symex" mc:Ignorable="w14 w15 w16se w16cid w16 w16cex w16sdtdh w16sdtfl w16du">
   <w:docDefaults>
     <w:rPrDefault>
       <w:rPr>
-        <w:rFonts w:ascii="Times New Roman" w:hAnsi="Times New Roman" w:eastAsia="宋体" w:cs="Times New Roman"/>
+        <w:rFonts w:ascii="Times New Roman" w:eastAsia="宋体" w:hAnsi="Times New Roman" w:cs="Times New Roman"/>
+        <w:lang w:val="en-US" w:eastAsia="zh-CN" w:bidi="ar-SA"/>
       </w:rPr>
     </w:rPrDefault>
     <w:pPrDefault/>
   </w:docDefaults>
-  <w:latentStyles w:count="260" w:defQFormat="0" w:defUnhideWhenUsed="1" w:defSemiHidden="1" w:defUIPriority="99" w:defLockedState="0">
-    <w:lsdException w:qFormat="1" w:unhideWhenUsed="0" w:uiPriority="0" w:semiHidden="0" w:name="Normal"/>
-    <w:lsdException w:qFormat="1" w:unhideWhenUsed="0" w:uiPriority="9" w:semiHidden="0" w:name="heading 1"/>
-    <w:lsdException w:qFormat="1" w:uiPriority="9" w:semiHidden="0" w:name="heading 2"/>
-    <w:lsdException w:qFormat="1" w:uiPriority="9" w:name="heading 3"/>
-    <w:lsdException w:qFormat="1" w:uiPriority="9" w:name="heading 4"/>
-    <w:lsdException w:qFormat="1" w:uiPriority="9" w:name="heading 5"/>
-    <w:lsdException w:qFormat="1" w:uiPriority="9" w:name="heading 6"/>
-    <w:lsdException w:qFormat="1" w:uiPriority="9" w:name="heading 7"/>
-    <w:lsdException w:qFormat="1" w:uiPriority="9" w:name="heading 8"/>
-    <w:lsdException w:qFormat="1" w:uiPriority="9" w:name="heading 9"/>
-    <w:lsdException w:uiPriority="99" w:name="index 1"/>
-    <w:lsdException w:uiPriority="99" w:name="index 2"/>
-    <w:lsdException w:uiPriority="99" w:name="index 3"/>
-    <w:lsdException w:uiPriority="99" w:name="index 4"/>
-    <w:lsdException w:uiPriority="99" w:name="index 5"/>
-    <w:lsdException w:uiPriority="99" w:name="index 6"/>
-    <w:lsdException w:uiPriority="99" w:name="index 7"/>
-    <w:lsdException w:uiPriority="99" w:name="index 8"/>
-    <w:lsdException w:uiPriority="99" w:name="index 9"/>
-    <w:lsdException w:uiPriority="39" w:name="toc 1"/>
-    <w:lsdException w:uiPriority="39" w:name="toc 2"/>
-    <w:lsdException w:uiPriority="39" w:name="toc 3"/>
-    <w:lsdException w:uiPriority="39" w:name="toc 4"/>
-    <w:lsdException w:uiPriority="39" w:name="toc 5"/>
-    <w:lsdException w:uiPriority="39" w:name="toc 6"/>
-    <w:lsdException w:uiPriority="39" w:name="toc 7"/>
-    <w:lsdException w:uiPriority="39" w:name="toc 8"/>
-    <w:lsdException w:uiPriority="39" w:name="toc 9"/>
-    <w:lsdException w:uiPriority="99" w:name="Normal Indent"/>
-    <w:lsdException w:uiPriority="99" w:name="footnote text"/>
-    <w:lsdException w:uiPriority="99" w:name="annotation text"/>
-    <w:lsdException w:qFormat="1" w:uiPriority="99" w:semiHidden="0" w:name="header"/>
-    <w:lsdException w:qFormat="1" w:uiPriority="99" w:semiHidden="0" w:name="footer"/>
-    <w:lsdException w:uiPriority="99" w:name="index heading"/>
-    <w:lsdException w:qFormat="1" w:uiPriority="35" w:name="caption"/>
-    <w:lsdException w:uiPriority="99" w:name="table of figures"/>
-    <w:lsdException w:uiPriority="99" w:name="envelope address"/>
-    <w:lsdException w:uiPriority="99" w:name="envelope return"/>
-    <w:lsdException w:uiPriority="99" w:name="footnote reference"/>
-    <w:lsdException w:uiPriority="99" w:name="annotation reference"/>
-    <w:lsdException w:uiPriority="99" w:name="line number"/>
-    <w:lsdException w:uiPriority="99" w:name="page number"/>
-    <w:lsdException w:uiPriority="99" w:name="endnote reference"/>
-    <w:lsdException w:uiPriority="99" w:name="endnote text"/>
-    <w:lsdException w:uiPriority="99" w:name="table of authorities"/>
-    <w:lsdException w:uiPriority="99" w:name="macro"/>
-    <w:lsdException w:uiPriority="99" w:name="toa heading"/>
-    <w:lsdException w:uiPriority="99" w:name="List"/>
-    <w:lsdException w:uiPriority="99" w:name="List Bullet"/>
-    <w:lsdException w:uiPriority="99" w:name="List Number"/>
-    <w:lsdException w:uiPriority="99" w:name="List 2"/>
-    <w:lsdException w:uiPriority="99" w:name="List 3"/>
-    <w:lsdException w:uiPriority="99" w:name="List 4"/>
-    <w:lsdException w:uiPriority="99" w:name="List 5"/>
-    <w:lsdException w:uiPriority="99" w:name="List Bullet 2"/>
-    <w:lsdException w:uiPriority="99" w:name="List Bullet 3"/>
-    <w:lsdException w:uiPriority="99" w:name="List Bullet 4"/>
-    <w:lsdException w:uiPriority="99" w:name="List Bullet 5"/>
-    <w:lsdException w:uiPriority="99" w:name="List Number 2"/>
-    <w:lsdException w:uiPriority="99" w:name="List Number 3"/>
-    <w:lsdException w:uiPriority="99" w:name="List Number 4"/>
-    <w:lsdException w:uiPriority="99" w:name="List Number 5"/>
-    <w:lsdException w:qFormat="1" w:unhideWhenUsed="0" w:uiPriority="10" w:semiHidden="0" w:name="Title"/>
-    <w:lsdException w:uiPriority="99" w:name="Closing"/>
-    <w:lsdException w:uiPriority="99" w:name="Signature"/>
-    <w:lsdException w:uiPriority="1" w:name="Default Paragraph Font"/>
-    <w:lsdException w:uiPriority="99" w:name="Body Text"/>
-    <w:lsdException w:uiPriority="99" w:name="Body Text Indent"/>
-    <w:lsdException w:uiPriority="99" w:name="List Continue"/>
-    <w:lsdException w:uiPriority="99" w:name="List Continue 2"/>
-    <w:lsdException w:uiPriority="99" w:name="List Continue 3"/>
-    <w:lsdException w:uiPriority="99" w:name="List Continue 4"/>
-    <w:lsdException w:uiPriority="99" w:name="List Continue 5"/>
-    <w:lsdException w:uiPriority="99" w:name="Message Header"/>
-    <w:lsdException w:qFormat="1" w:unhideWhenUsed="0" w:uiPriority="11" w:semiHidden="0" w:name="Subtitle"/>
-    <w:lsdException w:uiPriority="99" w:name="Salutation"/>
-    <w:lsdException w:uiPriority="99" w:name="Date"/>
-    <w:lsdException w:uiPriority="99" w:name="Body Text First Indent"/>
-    <w:lsdException w:uiPriority="99" w:name="Body Text First Indent 2"/>
-    <w:lsdException w:uiPriority="99" w:name="Note Heading"/>
-    <w:lsdException w:uiPriority="99" w:name="Body Text 2"/>
-    <w:lsdException w:uiPriority="99" w:name="Body Text 3"/>
-    <w:lsdException w:uiPriority="99" w:name="Body Text Indent 2"/>
-    <w:lsdException w:uiPriority="99" w:name="Body Text Indent 3"/>
-    <w:lsdException w:uiPriority="99" w:name="Block Text"/>
-    <w:lsdException w:qFormat="1" w:uiPriority="99" w:semiHidden="0" w:name="Hyperlink"/>
-    <w:lsdException w:qFormat="1" w:uiPriority="99" w:name="FollowedHyperlink"/>
-    <w:lsdException w:qFormat="1" w:unhideWhenUsed="0" w:uiPriority="22" w:semiHidden="0" w:name="Strong"/>
-    <w:lsdException w:qFormat="1" w:unhideWhenUsed="0" w:uiPriority="0" w:semiHidden="0" w:name="Emphasis"/>
-    <w:lsdException w:uiPriority="99" w:name="Document Map"/>
-    <w:lsdException w:uiPriority="99" w:name="Plain Text"/>
-    <w:lsdException w:uiPriority="99" w:name="E-mail Signature"/>
-    <w:lsdException w:uiPriority="99" w:name="Normal (Web)"/>
-    <w:lsdException w:uiPriority="99" w:name="HTML Acronym"/>
-    <w:lsdException w:uiPriority="99" w:name="HTML Address"/>
-    <w:lsdException w:uiPriority="99" w:name="HTML Cite"/>
-    <w:lsdException w:uiPriority="99" w:name="HTML Code"/>
-    <w:lsdException w:uiPriority="99" w:name="HTML Definition"/>
-    <w:lsdException w:uiPriority="99" w:name="HTML Keyboard"/>
-    <w:lsdException w:uiPriority="99" w:name="HTML Preformatted"/>
-    <w:lsdException w:uiPriority="99" w:name="HTML Sample"/>
-    <w:lsdException w:uiPriority="99" w:name="HTML Typewriter"/>
-    <w:lsdException w:uiPriority="99" w:name="HTML Variable"/>
-    <w:lsdException w:uiPriority="99" w:name="Normal Table"/>
-    <w:lsdException w:uiPriority="99" w:name="annotation subject"/>
-    <w:lsdException w:uiPriority="99" w:name="Table Simple 1"/>
-    <w:lsdException w:uiPriority="99" w:name="Table Simple 2"/>
-    <w:lsdException w:uiPriority="99" w:name="Table Simple 3"/>
-    <w:lsdException w:uiPriority="99" w:name="Table Classic 1"/>
-    <w:lsdException w:uiPriority="99" w:name="Table Classic 2"/>
-    <w:lsdException w:uiPriority="99" w:name="Table Classic 3"/>
-    <w:lsdException w:uiPriority="99" w:name="Table Classic 4"/>
-    <w:lsdException w:uiPriority="99" w:name="Table Colorful 1"/>
-    <w:lsdException w:uiPriority="99" w:name="Table Colorful 2"/>
-    <w:lsdException w:uiPriority="99" w:name="Table Colorful 3"/>
-    <w:lsdException w:uiPriority="99" w:name="Table Columns 1"/>
-    <w:lsdException w:uiPriority="99" w:name="Table Columns 2"/>
-    <w:lsdException w:uiPriority="99" w:name="Table Columns 3"/>
-    <w:lsdException w:uiPriority="99" w:name="Table Columns 4"/>
-    <w:lsdException w:uiPriority="99" w:name="Table Columns 5"/>
-    <w:lsdException w:uiPriority="99" w:name="Table Grid 1"/>
-    <w:lsdException w:uiPriority="99" w:name="Table Grid 2"/>
-    <w:lsdException w:uiPriority="99" w:name="Table Grid 3"/>
-    <w:lsdException w:uiPriority="99" w:name="Table Grid 4"/>
-    <w:lsdException w:uiPriority="99" w:name="Table Grid 5"/>
-    <w:lsdException w:uiPriority="99" w:name="Table Grid 6"/>
-    <w:lsdException w:uiPriority="99" w:name="Table Grid 7"/>
-    <w:lsdException w:uiPriority="99" w:name="Table Grid 8"/>
-    <w:lsdException w:uiPriority="99" w:name="Table List 1"/>
-    <w:lsdException w:uiPriority="99" w:name="Table List 2"/>
-    <w:lsdException w:uiPriority="99" w:name="Table List 3"/>
-    <w:lsdException w:uiPriority="99" w:name="Table List 4"/>
-    <w:lsdException w:uiPriority="99" w:name="Table List 5"/>
-    <w:lsdException w:uiPriority="99" w:name="Table List 6"/>
-    <w:lsdException w:uiPriority="99" w:name="Table List 7"/>
-    <w:lsdException w:uiPriority="99" w:name="Table List 8"/>
-    <w:lsdException w:uiPriority="99" w:name="Table 3D effects 1"/>
-    <w:lsdException w:uiPriority="99" w:name="Table 3D effects 2"/>
-    <w:lsdException w:uiPriority="99" w:name="Table 3D effects 3"/>
-    <w:lsdException w:uiPriority="99" w:name="Table Contemporary"/>
-    <w:lsdException w:uiPriority="99" w:name="Table Elegant"/>
-    <w:lsdException w:uiPriority="99" w:name="Table Professional"/>
-    <w:lsdException w:uiPriority="99" w:name="Table Subtle 1"/>
-    <w:lsdException w:uiPriority="99" w:name="Table Subtle 2"/>
-    <w:lsdException w:uiPriority="99" w:name="Table Web 1"/>
-    <w:lsdException w:uiPriority="99" w:name="Table Web 2"/>
-    <w:lsdException w:uiPriority="99" w:name="Table Web 3"/>
-    <w:lsdException w:uiPriority="99" w:name="Balloon Text"/>
-    <w:lsdException w:qFormat="1" w:unhideWhenUsed="0" w:uiPriority="39" w:semiHidden="0" w:name="Table Grid"/>
-    <w:lsdException w:uiPriority="99" w:name="Table Theme"/>
-    <w:lsdException w:unhideWhenUsed="0" w:uiPriority="60" w:semiHidden="0" w:name="Light Shading"/>
-    <w:lsdException w:unhideWhenUsed="0" w:uiPriority="61" w:semiHidden="0" w:name="Light List"/>
-    <w:lsdException w:unhideWhenUsed="0" w:uiPriority="62" w:semiHidden="0" w:name="Light Grid"/>
-    <w:lsdException w:unhideWhenUsed="0" w:uiPriority="63" w:semiHidden="0" w:name="Medium Shading 1"/>
-    <w:lsdException w:unhideWhenUsed="0" w:uiPriority="64" w:semiHidden="0" w:name="Medium Shading 2"/>
-    <w:lsdException w:unhideWhenUsed="0" w:uiPriority="65" w:semiHidden="0" w:name="Medium List 1"/>
-    <w:lsdException w:unhideWhenUsed="0" w:uiPriority="66" w:semiHidden="0" w:name="Medium List 2"/>
-    <w:lsdException w:unhideWhenUsed="0" w:uiPriority="67" w:semiHidden="0" w:name="Medium Grid 1"/>
-    <w:lsdException w:unhideWhenUsed="0" w:uiPriority="68" w:semiHidden="0" w:name="Medium Grid 2"/>
-    <w:lsdException w:unhideWhenUsed="0" w:uiPriority="69" w:semiHidden="0" w:name="Medium Grid 3"/>
-    <w:lsdException w:unhideWhenUsed="0" w:uiPriority="70" w:semiHidden="0" w:name="Dark List"/>
-    <w:lsdException w:unhideWhenUsed="0" w:uiPriority="71" w:semiHidden="0" w:name="Colorful Shading"/>
-    <w:lsdException w:unhideWhenUsed="0" w:uiPriority="72" w:semiHidden="0" w:name="Colorful List"/>
-    <w:lsdException w:unhideWhenUsed="0" w:uiPriority="73" w:semiHidden="0" w:name="Colorful Grid"/>
-    <w:lsdException w:unhideWhenUsed="0" w:uiPriority="60" w:semiHidden="0" w:name="Light Shading Accent 1"/>
-    <w:lsdException w:unhideWhenUsed="0" w:uiPriority="61" w:semiHidden="0" w:name="Light List Accent 1"/>
-    <w:lsdException w:unhideWhenUsed="0" w:uiPriority="62" w:semiHidden="0" w:name="Light Grid Accent 1"/>
-    <w:lsdException w:unhideWhenUsed="0" w:uiPriority="63" w:semiHidden="0" w:name="Medium Shading 1 Accent 1"/>
-    <w:lsdException w:unhideWhenUsed="0" w:uiPriority="64" w:semiHidden="0" w:name="Medium Shading 2 Accent 1"/>
-    <w:lsdException w:unhideWhenUsed="0" w:uiPriority="65" w:semiHidden="0" w:name="Medium List 1 Accent 1"/>
-    <w:lsdException w:qFormat="1" w:unhideWhenUsed="0" w:uiPriority="34" w:semiHidden="0" w:name="List Paragraph"/>
-    <w:lsdException w:unhideWhenUsed="0" w:uiPriority="66" w:semiHidden="0" w:name="Medium List 2 Accent 1"/>
-    <w:lsdException w:unhideWhenUsed="0" w:uiPriority="67" w:semiHidden="0" w:name="Medium Grid 1 Accent 1"/>
-    <w:lsdException w:unhideWhenUsed="0" w:uiPriority="68" w:semiHidden="0" w:name="Medium Grid 2 Accent 1"/>
-    <w:lsdException w:unhideWhenUsed="0" w:uiPriority="69" w:semiHidden="0" w:name="Medium Grid 3 Accent 1"/>
-    <w:lsdException w:unhideWhenUsed="0" w:uiPriority="70" w:semiHidden="0" w:name="Dark List Accent 1"/>
-    <w:lsdException w:unhideWhenUsed="0" w:uiPriority="71" w:semiHidden="0" w:name="Colorful Shading Accent 1"/>
-    <w:lsdException w:unhideWhenUsed="0" w:uiPriority="72" w:semiHidden="0" w:name="Colorful List Accent 1"/>
-    <w:lsdException w:unhideWhenUsed="0" w:uiPriority="73" w:semiHidden="0" w:name="Colorful Grid Accent 1"/>
-    <w:lsdException w:unhideWhenUsed="0" w:uiPriority="60" w:semiHidden="0" w:name="Light Shading Accent 2"/>
-    <w:lsdException w:unhideWhenUsed="0" w:uiPriority="61" w:semiHidden="0" w:name="Light List Accent 2"/>
-    <w:lsdException w:unhideWhenUsed="0" w:uiPriority="62" w:semiHidden="0" w:name="Light Grid Accent 2"/>
-    <w:lsdException w:unhideWhenUsed="0" w:uiPriority="63" w:semiHidden="0" w:name="Medium Shading 1 Accent 2"/>
-    <w:lsdException w:unhideWhenUsed="0" w:uiPriority="64" w:semiHidden="0" w:name="Medium Shading 2 Accent 2"/>
-    <w:lsdException w:unhideWhenUsed="0" w:uiPriority="65" w:semiHidden="0" w:name="Medium List 1 Accent 2"/>
-    <w:lsdException w:unhideWhenUsed="0" w:uiPriority="66" w:semiHidden="0" w:name="Medium List 2 Accent 2"/>
-    <w:lsdException w:unhideWhenUsed="0" w:uiPriority="67" w:semiHidden="0" w:name="Medium Grid 1 Accent 2"/>
-    <w:lsdException w:unhideWhenUsed="0" w:uiPriority="68" w:semiHidden="0" w:name="Medium Grid 2 Accent 2"/>
-    <w:lsdException w:unhideWhenUsed="0" w:uiPriority="69" w:semiHidden="0" w:name="Medium Grid 3 Accent 2"/>
-    <w:lsdException w:unhideWhenUsed="0" w:uiPriority="70" w:semiHidden="0" w:name="Dark List Accent 2"/>
-    <w:lsdException w:unhideWhenUsed="0" w:uiPriority="71" w:semiHidden="0" w:name="Colorful Shading Accent 2"/>
-    <w:lsdException w:unhideWhenUsed="0" w:uiPriority="72" w:semiHidden="0" w:name="Colorful List Accent 2"/>
-    <w:lsdException w:unhideWhenUsed="0" w:uiPriority="73" w:semiHidden="0" w:name="Colorful Grid Accent 2"/>
-    <w:lsdException w:unhideWhenUsed="0" w:uiPriority="60" w:semiHidden="0" w:name="Light Shading Accent 3"/>
-    <w:lsdException w:unhideWhenUsed="0" w:uiPriority="61" w:semiHidden="0" w:name="Light List Accent 3"/>
-    <w:lsdException w:unhideWhenUsed="0" w:uiPriority="62" w:semiHidden="0" w:name="Light Grid Accent 3"/>
-    <w:lsdException w:unhideWhenUsed="0" w:uiPriority="63" w:semiHidden="0" w:name="Medium Shading 1 Accent 3"/>
-    <w:lsdException w:unhideWhenUsed="0" w:uiPriority="64" w:semiHidden="0" w:name="Medium Shading 2 Accent 3"/>
-    <w:lsdException w:unhideWhenUsed="0" w:uiPriority="65" w:semiHidden="0" w:name="Medium List 1 Accent 3"/>
-    <w:lsdException w:unhideWhenUsed="0" w:uiPriority="66" w:semiHidden="0" w:name="Medium List 2 Accent 3"/>
-    <w:lsdException w:unhideWhenUsed="0" w:uiPriority="67" w:semiHidden="0" w:name="Medium Grid 1 Accent 3"/>
-    <w:lsdException w:unhideWhenUsed="0" w:uiPriority="68" w:semiHidden="0" w:name="Medium Grid 2 Accent 3"/>
-    <w:lsdException w:unhideWhenUsed="0" w:uiPriority="69" w:semiHidden="0" w:name="Medium Grid 3 Accent 3"/>
-    <w:lsdException w:unhideWhenUsed="0" w:uiPriority="70" w:semiHidden="0" w:name="Dark List Accent 3"/>
-    <w:lsdException w:unhideWhenUsed="0" w:uiPriority="71" w:semiHidden="0" w:name="Colorful Shading Accent 3"/>
-    <w:lsdException w:unhideWhenUsed="0" w:uiPriority="72" w:semiHidden="0" w:name="Colorful List Accent 3"/>
-    <w:lsdException w:unhideWhenUsed="0" w:uiPriority="73" w:semiHidden="0" w:name="Colorful Grid Accent 3"/>
-    <w:lsdException w:unhideWhenUsed="0" w:uiPriority="60" w:semiHidden="0" w:name="Light Shading Accent 4"/>
-    <w:lsdException w:unhideWhenUsed="0" w:uiPriority="61" w:semiHidden="0" w:name="Light List Accent 4"/>
-    <w:lsdException w:unhideWhenUsed="0" w:uiPriority="62" w:semiHidden="0" w:name="Light Grid Accent 4"/>
-    <w:lsdException w:unhideWhenUsed="0" w:uiPriority="63" w:semiHidden="0" w:name="Medium Shading 1 Accent 4"/>
-    <w:lsdException w:unhideWhenUsed="0" w:uiPriority="64" w:semiHidden="0" w:name="Medium Shading 2 Accent 4"/>
-    <w:lsdException w:unhideWhenUsed="0" w:uiPriority="65" w:semiHidden="0" w:name="Medium List 1 Accent 4"/>
-    <w:lsdException w:unhideWhenUsed="0" w:uiPriority="66" w:semiHidden="0" w:name="Medium List 2 Accent 4"/>
-    <w:lsdException w:unhideWhenUsed="0" w:uiPriority="67" w:semiHidden="0" w:name="Medium Grid 1 Accent 4"/>
-    <w:lsdException w:unhideWhenUsed="0" w:uiPriority="68" w:semiHidden="0" w:name="Medium Grid 2 Accent 4"/>
-    <w:lsdException w:unhideWhenUsed="0" w:uiPriority="69" w:semiHidden="0" w:name="Medium Grid 3 Accent 4"/>
-    <w:lsdException w:unhideWhenUsed="0" w:uiPriority="70" w:semiHidden="0" w:name="Dark List Accent 4"/>
-    <w:lsdException w:unhideWhenUsed="0" w:uiPriority="71" w:semiHidden="0" w:name="Colorful Shading Accent 4"/>
-    <w:lsdException w:unhideWhenUsed="0" w:uiPriority="72" w:semiHidden="0" w:name="Colorful List Accent 4"/>
-    <w:lsdException w:unhideWhenUsed="0" w:uiPriority="73" w:semiHidden="0" w:name="Colorful Grid Accent 4"/>
-    <w:lsdException w:unhideWhenUsed="0" w:uiPriority="60" w:semiHidden="0" w:name="Light Shading Accent 5"/>
-    <w:lsdException w:unhideWhenUsed="0" w:uiPriority="61" w:semiHidden="0" w:name="Light List Accent 5"/>
-    <w:lsdException w:unhideWhenUsed="0" w:uiPriority="62" w:semiHidden="0" w:name="Light Grid Accent 5"/>
-    <w:lsdException w:unhideWhenUsed="0" w:uiPriority="63" w:semiHidden="0" w:name="Medium Shading 1 Accent 5"/>
-    <w:lsdException w:unhideWhenUsed="0" w:uiPriority="64" w:semiHidden="0" w:name="Medium Shading 2 Accent 5"/>
-    <w:lsdException w:unhideWhenUsed="0" w:uiPriority="65" w:semiHidden="0" w:name="Medium List 1 Accent 5"/>
-    <w:lsdException w:unhideWhenUsed="0" w:uiPriority="66" w:semiHidden="0" w:name="Medium List 2 Accent 5"/>
-    <w:lsdException w:unhideWhenUsed="0" w:uiPriority="67" w:semiHidden="0" w:name="Medium Grid 1 Accent 5"/>
-    <w:lsdException w:unhideWhenUsed="0" w:uiPriority="68" w:semiHidden="0" w:name="Medium Grid 2 Accent 5"/>
-    <w:lsdException w:unhideWhenUsed="0" w:uiPriority="69" w:semiHidden="0" w:name="Medium Grid 3 Accent 5"/>
-    <w:lsdException w:unhideWhenUsed="0" w:uiPriority="70" w:semiHidden="0" w:name="Dark List Accent 5"/>
-    <w:lsdException w:unhideWhenUsed="0" w:uiPriority="71" w:semiHidden="0" w:name="Colorful Shading Accent 5"/>
-    <w:lsdException w:unhideWhenUsed="0" w:uiPriority="72" w:semiHidden="0" w:name="Colorful List Accent 5"/>
-    <w:lsdException w:unhideWhenUsed="0" w:uiPriority="73" w:semiHidden="0" w:name="Colorful Grid Accent 5"/>
-    <w:lsdException w:unhideWhenUsed="0" w:uiPriority="60" w:semiHidden="0" w:name="Light Shading Accent 6"/>
-    <w:lsdException w:unhideWhenUsed="0" w:uiPriority="61" w:semiHidden="0" w:name="Light List Accent 6"/>
-    <w:lsdException w:unhideWhenUsed="0" w:uiPriority="62" w:semiHidden="0" w:name="Light Grid Accent 6"/>
-    <w:lsdException w:unhideWhenUsed="0" w:uiPriority="63" w:semiHidden="0" w:name="Medium Shading 1 Accent 6"/>
-    <w:lsdException w:unhideWhenUsed="0" w:uiPriority="64" w:semiHidden="0" w:name="Medium Shading 2 Accent 6"/>
-    <w:lsdException w:unhideWhenUsed="0" w:uiPriority="65" w:semiHidden="0" w:name="Medium List 1 Accent 6"/>
-    <w:lsdException w:unhideWhenUsed="0" w:uiPriority="66" w:semiHidden="0" w:name="Medium List 2 Accent 6"/>
-    <w:lsdException w:unhideWhenUsed="0" w:uiPriority="67" w:semiHidden="0" w:name="Medium Grid 1 Accent 6"/>
-    <w:lsdException w:unhideWhenUsed="0" w:uiPriority="68" w:semiHidden="0" w:name="Medium Grid 2 Accent 6"/>
-    <w:lsdException w:unhideWhenUsed="0" w:uiPriority="69" w:semiHidden="0" w:name="Medium Grid 3 Accent 6"/>
-    <w:lsdException w:unhideWhenUsed="0" w:uiPriority="70" w:semiHidden="0" w:name="Dark List Accent 6"/>
-    <w:lsdException w:unhideWhenUsed="0" w:uiPriority="71" w:semiHidden="0" w:name="Colorful Shading Accent 6"/>
-    <w:lsdException w:unhideWhenUsed="0" w:uiPriority="72" w:semiHidden="0" w:name="Colorful List Accent 6"/>
-    <w:lsdException w:unhideWhenUsed="0" w:uiPriority="73" w:semiHidden="0" w:name="Colorful Grid Accent 6"/>
+  <w:latentStyles w:defLockedState="0" w:defUIPriority="99" w:defSemiHidden="0" w:defUnhideWhenUsed="0" w:defQFormat="0" w:count="376">
+    <w:lsdException w:name="Normal" w:uiPriority="0" w:qFormat="1"/>
+    <w:lsdException w:name="heading 1" w:uiPriority="9" w:qFormat="1"/>
+    <w:lsdException w:name="heading 2" w:uiPriority="9" w:unhideWhenUsed="1" w:qFormat="1"/>
+    <w:lsdException w:name="heading 3" w:semiHidden="1" w:uiPriority="9" w:unhideWhenUsed="1" w:qFormat="1"/>
+    <w:lsdException w:name="heading 4" w:semiHidden="1" w:uiPriority="9" w:unhideWhenUsed="1" w:qFormat="1"/>
+    <w:lsdException w:name="heading 5" w:semiHidden="1" w:uiPriority="9" w:unhideWhenUsed="1" w:qFormat="1"/>
+    <w:lsdException w:name="heading 6" w:semiHidden="1" w:uiPriority="9" w:unhideWhenUsed="1" w:qFormat="1"/>
+    <w:lsdException w:name="heading 7" w:semiHidden="1" w:uiPriority="9" w:unhideWhenUsed="1" w:qFormat="1"/>
+    <w:lsdException w:name="heading 8" w:semiHidden="1" w:uiPriority="9" w:unhideWhenUsed="1" w:qFormat="1"/>
+    <w:lsdException w:name="heading 9" w:semiHidden="1" w:uiPriority="9" w:unhideWhenUsed="1" w:qFormat="1"/>
+    <w:lsdException w:name="index 1" w:semiHidden="1" w:unhideWhenUsed="1"/>
+    <w:lsdException w:name="index 2" w:semiHidden="1" w:unhideWhenUsed="1"/>
+    <w:lsdException w:name="index 3" w:semiHidden="1" w:unhideWhenUsed="1"/>
+    <w:lsdException w:name="index 4" w:semiHidden="1" w:unhideWhenUsed="1"/>
+    <w:lsdException w:name="index 5" w:semiHidden="1" w:unhideWhenUsed="1"/>
+    <w:lsdException w:name="index 6" w:semiHidden="1" w:unhideWhenUsed="1"/>
+    <w:lsdException w:name="index 7" w:semiHidden="1" w:unhideWhenUsed="1"/>
+    <w:lsdException w:name="index 8" w:semiHidden="1" w:unhideWhenUsed="1"/>
+    <w:lsdException w:name="index 9" w:semiHidden="1" w:unhideWhenUsed="1"/>
+    <w:lsdException w:name="toc 1" w:semiHidden="1" w:uiPriority="39" w:unhideWhenUsed="1"/>
+    <w:lsdException w:name="toc 2" w:semiHidden="1" w:uiPriority="39" w:unhideWhenUsed="1"/>
+    <w:lsdException w:name="toc 3" w:semiHidden="1" w:uiPriority="39" w:unhideWhenUsed="1"/>
+    <w:lsdException w:name="toc 4" w:semiHidden="1" w:uiPriority="39" w:unhideWhenUsed="1"/>
+    <w:lsdException w:name="toc 5" w:semiHidden="1" w:uiPriority="39" w:unhideWhenUsed="1"/>
+    <w:lsdException w:name="toc 6" w:semiHidden="1" w:uiPriority="39" w:unhideWhenUsed="1"/>
+    <w:lsdException w:name="toc 7" w:semiHidden="1" w:uiPriority="39" w:unhideWhenUsed="1"/>
+    <w:lsdException w:name="toc 8" w:semiHidden="1" w:uiPriority="39" w:unhideWhenUsed="1"/>
+    <w:lsdException w:name="toc 9" w:semiHidden="1" w:uiPriority="39" w:unhideWhenUsed="1"/>
+    <w:lsdException w:name="Normal Indent" w:semiHidden="1" w:unhideWhenUsed="1"/>
+    <w:lsdException w:name="footnote text" w:semiHidden="1" w:unhideWhenUsed="1"/>
+    <w:lsdException w:name="annotation text" w:semiHidden="1" w:unhideWhenUsed="1"/>
+    <w:lsdException w:name="header" w:unhideWhenUsed="1" w:qFormat="1"/>
+    <w:lsdException w:name="footer" w:unhideWhenUsed="1" w:qFormat="1"/>
+    <w:lsdException w:name="index heading" w:semiHidden="1" w:unhideWhenUsed="1"/>
+    <w:lsdException w:name="caption" w:semiHidden="1" w:uiPriority="35" w:unhideWhenUsed="1" w:qFormat="1"/>
+    <w:lsdException w:name="table of figures" w:semiHidden="1" w:unhideWhenUsed="1"/>
+    <w:lsdException w:name="envelope address" w:semiHidden="1" w:unhideWhenUsed="1"/>
+    <w:lsdException w:name="envelope return" w:semiHidden="1" w:unhideWhenUsed="1"/>
+    <w:lsdException w:name="footnote reference" w:semiHidden="1" w:unhideWhenUsed="1"/>
+    <w:lsdException w:name="annotation reference" w:semiHidden="1" w:unhideWhenUsed="1"/>
+    <w:lsdException w:name="line number" w:semiHidden="1" w:unhideWhenUsed="1"/>
+    <w:lsdException w:name="page number" w:semiHidden="1" w:unhideWhenUsed="1"/>
+    <w:lsdException w:name="endnote reference" w:semiHidden="1" w:unhideWhenUsed="1"/>
+    <w:lsdException w:name="endnote text" w:semiHidden="1" w:unhideWhenUsed="1"/>
+    <w:lsdException w:name="table of authorities" w:semiHidden="1" w:unhideWhenUsed="1"/>
+    <w:lsdException w:name="macro" w:semiHidden="1" w:unhideWhenUsed="1"/>
+    <w:lsdException w:name="toa heading" w:semiHidden="1" w:unhideWhenUsed="1"/>
+    <w:lsdException w:name="List" w:semiHidden="1" w:unhideWhenUsed="1"/>
+    <w:lsdException w:name="List Bullet" w:semiHidden="1" w:unhideWhenUsed="1"/>
+    <w:lsdException w:name="List Number" w:semiHidden="1" w:unhideWhenUsed="1"/>
+    <w:lsdException w:name="List 2" w:semiHidden="1" w:unhideWhenUsed="1"/>
+    <w:lsdException w:name="List 3" w:semiHidden="1" w:unhideWhenUsed="1"/>
+    <w:lsdException w:name="List 4" w:semiHidden="1" w:unhideWhenUsed="1"/>
+    <w:lsdException w:name="List 5" w:semiHidden="1" w:unhideWhenUsed="1"/>
+    <w:lsdException w:name="List Bullet 2" w:semiHidden="1" w:unhideWhenUsed="1"/>
+    <w:lsdException w:name="List Bullet 3" w:semiHidden="1" w:unhideWhenUsed="1"/>
+    <w:lsdException w:name="List Bullet 4" w:semiHidden="1" w:unhideWhenUsed="1"/>
+    <w:lsdException w:name="List Bullet 5" w:semiHidden="1" w:unhideWhenUsed="1"/>
+    <w:lsdException w:name="List Number 2" w:semiHidden="1" w:unhideWhenUsed="1"/>
+    <w:lsdException w:name="List Number 3" w:semiHidden="1" w:unhideWhenUsed="1"/>
+    <w:lsdException w:name="List Number 4" w:semiHidden="1" w:unhideWhenUsed="1"/>
+    <w:lsdException w:name="List Number 5" w:semiHidden="1" w:unhideWhenUsed="1"/>
+    <w:lsdException w:name="Title" w:uiPriority="10" w:qFormat="1"/>
+    <w:lsdException w:name="Closing" w:semiHidden="1" w:unhideWhenUsed="1"/>
+    <w:lsdException w:name="Signature" w:semiHidden="1" w:unhideWhenUsed="1"/>
+    <w:lsdException w:name="Default Paragraph Font" w:semiHidden="1" w:uiPriority="1" w:unhideWhenUsed="1"/>
+    <w:lsdException w:name="Body Text" w:semiHidden="1" w:unhideWhenUsed="1"/>
+    <w:lsdException w:name="Body Text Indent" w:semiHidden="1" w:unhideWhenUsed="1"/>
+    <w:lsdException w:name="List Continue" w:semiHidden="1" w:unhideWhenUsed="1"/>
+    <w:lsdException w:name="List Continue 2" w:semiHidden="1" w:unhideWhenUsed="1"/>
+    <w:lsdException w:name="List Continue 3" w:semiHidden="1" w:unhideWhenUsed="1"/>
+    <w:lsdException w:name="List Continue 4" w:semiHidden="1" w:unhideWhenUsed="1"/>
+    <w:lsdException w:name="List Continue 5" w:semiHidden="1" w:unhideWhenUsed="1"/>
+    <w:lsdException w:name="Message Header" w:semiHidden="1" w:unhideWhenUsed="1"/>
+    <w:lsdException w:name="Subtitle" w:uiPriority="11" w:qFormat="1"/>
+    <w:lsdException w:name="Salutation" w:semiHidden="1" w:unhideWhenUsed="1"/>
+    <w:lsdException w:name="Date" w:semiHidden="1" w:unhideWhenUsed="1"/>
+    <w:lsdException w:name="Body Text First Indent" w:semiHidden="1" w:unhideWhenUsed="1"/>
+    <w:lsdException w:name="Body Text First Indent 2" w:semiHidden="1" w:unhideWhenUsed="1"/>
+    <w:lsdException w:name="Note Heading" w:semiHidden="1" w:unhideWhenUsed="1"/>
+    <w:lsdException w:name="Body Text 2" w:semiHidden="1" w:unhideWhenUsed="1"/>
+    <w:lsdException w:name="Body Text 3" w:semiHidden="1" w:unhideWhenUsed="1"/>
+    <w:lsdException w:name="Body Text Indent 2" w:semiHidden="1" w:unhideWhenUsed="1"/>
+    <w:lsdException w:name="Body Text Indent 3" w:semiHidden="1" w:unhideWhenUsed="1"/>
+    <w:lsdException w:name="Block Text" w:semiHidden="1" w:unhideWhenUsed="1"/>
+    <w:lsdException w:name="Hyperlink" w:unhideWhenUsed="1" w:qFormat="1"/>
+    <w:lsdException w:name="FollowedHyperlink" w:semiHidden="1" w:unhideWhenUsed="1" w:qFormat="1"/>
+    <w:lsdException w:name="Strong" w:uiPriority="22" w:qFormat="1"/>
+    <w:lsdException w:name="Emphasis" w:uiPriority="0" w:qFormat="1"/>
+    <w:lsdException w:name="Document Map" w:semiHidden="1" w:unhideWhenUsed="1"/>
+    <w:lsdException w:name="Plain Text" w:semiHidden="1" w:unhideWhenUsed="1"/>
+    <w:lsdException w:name="E-mail Signature" w:semiHidden="1" w:unhideWhenUsed="1"/>
+    <w:lsdException w:name="HTML Top of Form" w:semiHidden="1" w:unhideWhenUsed="1"/>
+    <w:lsdException w:name="HTML Bottom of Form" w:semiHidden="1" w:unhideWhenUsed="1"/>
+    <w:lsdException w:name="Normal (Web)" w:semiHidden="1" w:unhideWhenUsed="1"/>
+    <w:lsdException w:name="HTML Acronym" w:semiHidden="1" w:unhideWhenUsed="1"/>
+    <w:lsdException w:name="HTML Address" w:semiHidden="1" w:unhideWhenUsed="1"/>
+    <w:lsdException w:name="HTML Cite" w:semiHidden="1" w:unhideWhenUsed="1"/>
+    <w:lsdException w:name="HTML Code" w:semiHidden="1" w:unhideWhenUsed="1"/>
+    <w:lsdException w:name="HTML Definition" w:semiHidden="1" w:unhideWhenUsed="1"/>
+    <w:lsdException w:name="HTML Keyboard" w:semiHidden="1" w:unhideWhenUsed="1"/>
+    <w:lsdException w:name="HTML Preformatted" w:semiHidden="1" w:unhideWhenUsed="1"/>
+    <w:lsdException w:name="HTML Sample" w:semiHidden="1" w:unhideWhenUsed="1"/>
+    <w:lsdException w:name="HTML Typewriter" w:semiHidden="1" w:unhideWhenUsed="1"/>
+    <w:lsdException w:name="HTML Variable" w:semiHidden="1" w:unhideWhenUsed="1"/>
+    <w:lsdException w:name="Normal Table" w:semiHidden="1" w:unhideWhenUsed="1"/>
+    <w:lsdException w:name="annotation subject" w:semiHidden="1" w:unhideWhenUsed="1"/>
+    <w:lsdException w:name="No List" w:semiHidden="1" w:unhideWhenUsed="1"/>
+    <w:lsdException w:name="Outline List 1" w:semiHidden="1" w:unhideWhenUsed="1"/>
+    <w:lsdException w:name="Outline List 2" w:semiHidden="1" w:unhideWhenUsed="1"/>
+    <w:lsdException w:name="Outline List 3" w:semiHidden="1" w:unhideWhenUsed="1"/>
+    <w:lsdException w:name="Table Simple 1" w:semiHidden="1" w:unhideWhenUsed="1"/>
+    <w:lsdException w:name="Table Simple 2" w:semiHidden="1" w:unhideWhenUsed="1"/>
+    <w:lsdException w:name="Table Simple 3" w:semiHidden="1" w:unhideWhenUsed="1"/>
+    <w:lsdException w:name="Table Classic 1" w:semiHidden="1" w:unhideWhenUsed="1"/>
+    <w:lsdException w:name="Table Classic 2" w:semiHidden="1" w:unhideWhenUsed="1"/>
+    <w:lsdException w:name="Table Classic 3" w:semiHidden="1" w:unhideWhenUsed="1"/>
+    <w:lsdException w:name="Table Classic 4" w:semiHidden="1" w:unhideWhenUsed="1"/>
+    <w:lsdException w:name="Table Colorful 1" w:semiHidden="1" w:unhideWhenUsed="1"/>
+    <w:lsdException w:name="Table Colorful 2" w:semiHidden="1" w:unhideWhenUsed="1"/>
+    <w:lsdException w:name="Table Colorful 3" w:semiHidden="1" w:unhideWhenUsed="1"/>
+    <w:lsdException w:name="Table Columns 1" w:semiHidden="1" w:unhideWhenUsed="1"/>
+    <w:lsdException w:name="Table Columns 2" w:semiHidden="1" w:unhideWhenUsed="1"/>
+    <w:lsdException w:name="Table Columns 3" w:semiHidden="1" w:unhideWhenUsed="1"/>
+    <w:lsdException w:name="Table Columns 4" w:semiHidden="1" w:unhideWhenUsed="1"/>
+    <w:lsdException w:name="Table Columns 5" w:semiHidden="1" w:unhideWhenUsed="1"/>
+    <w:lsdException w:name="Table Grid 1" w:semiHidden="1" w:unhideWhenUsed="1"/>
+    <w:lsdException w:name="Table Grid 2" w:semiHidden="1" w:unhideWhenUsed="1"/>
+    <w:lsdException w:name="Table Grid 3" w:semiHidden="1" w:unhideWhenUsed="1"/>
+    <w:lsdException w:name="Table Grid 4" w:semiHidden="1" w:unhideWhenUsed="1"/>
+    <w:lsdException w:name="Table Grid 5" w:semiHidden="1" w:unhideWhenUsed="1"/>
+    <w:lsdException w:name="Table Grid 6" w:semiHidden="1" w:unhideWhenUsed="1"/>
+    <w:lsdException w:name="Table Grid 7" w:semiHidden="1" w:unhideWhenUsed="1"/>
+    <w:lsdException w:name="Table Grid 8" w:semiHidden="1" w:unhideWhenUsed="1"/>
+    <w:lsdException w:name="Table List 1" w:semiHidden="1" w:unhideWhenUsed="1"/>
+    <w:lsdException w:name="Table List 2" w:semiHidden="1" w:unhideWhenUsed="1"/>
+    <w:lsdException w:name="Table List 3" w:semiHidden="1" w:unhideWhenUsed="1"/>
+    <w:lsdException w:name="Table List 4" w:semiHidden="1" w:unhideWhenUsed="1"/>
+    <w:lsdException w:name="Table List 5" w:semiHidden="1" w:unhideWhenUsed="1"/>
+    <w:lsdException w:name="Table List 6" w:semiHidden="1" w:unhideWhenUsed="1"/>
+    <w:lsdException w:name="Table List 7" w:semiHidden="1" w:unhideWhenUsed="1"/>
+    <w:lsdException w:name="Table List 8" w:semiHidden="1" w:unhideWhenUsed="1"/>
+    <w:lsdException w:name="Table 3D effects 1" w:semiHidden="1" w:unhideWhenUsed="1"/>
+    <w:lsdException w:name="Table 3D effects 2" w:semiHidden="1" w:unhideWhenUsed="1"/>
+    <w:lsdException w:name="Table 3D effects 3" w:semiHidden="1" w:unhideWhenUsed="1"/>
+    <w:lsdException w:name="Table Contemporary" w:semiHidden="1" w:unhideWhenUsed="1"/>
+    <w:lsdException w:name="Table Elegant" w:semiHidden="1" w:unhideWhenUsed="1"/>
+    <w:lsdException w:name="Table Professional" w:semiHidden="1" w:unhideWhenUsed="1"/>
+    <w:lsdException w:name="Table Subtle 1" w:semiHidden="1" w:unhideWhenUsed="1"/>
+    <w:lsdException w:name="Table Subtle 2" w:semiHidden="1" w:unhideWhenUsed="1"/>
+    <w:lsdException w:name="Table Web 1" w:semiHidden="1" w:unhideWhenUsed="1"/>
+    <w:lsdException w:name="Table Web 2" w:semiHidden="1" w:unhideWhenUsed="1"/>
+    <w:lsdException w:name="Table Web 3" w:semiHidden="1" w:unhideWhenUsed="1"/>
+    <w:lsdException w:name="Balloon Text" w:semiHidden="1" w:unhideWhenUsed="1"/>
+    <w:lsdException w:name="Table Grid" w:uiPriority="39" w:qFormat="1"/>
+    <w:lsdException w:name="Table Theme" w:semiHidden="1" w:unhideWhenUsed="1"/>
+    <w:lsdException w:name="Placeholder Text" w:semiHidden="1" w:unhideWhenUsed="1"/>
+    <w:lsdException w:name="No Spacing" w:semiHidden="1" w:unhideWhenUsed="1"/>
+    <w:lsdException w:name="Light Shading" w:uiPriority="60"/>
+    <w:lsdException w:name="Light List" w:uiPriority="61"/>
+    <w:lsdException w:name="Light Grid" w:uiPriority="62"/>
+    <w:lsdException w:name="Medium Shading 1" w:uiPriority="63"/>
+    <w:lsdException w:name="Medium Shading 2" w:uiPriority="64"/>
+    <w:lsdException w:name="Medium List 1" w:uiPriority="65"/>
+    <w:lsdException w:name="Medium List 2" w:uiPriority="66"/>
+    <w:lsdException w:name="Medium Grid 1" w:uiPriority="67"/>
+    <w:lsdException w:name="Medium Grid 2" w:uiPriority="68"/>
+    <w:lsdException w:name="Medium Grid 3" w:uiPriority="69"/>
+    <w:lsdException w:name="Dark List" w:uiPriority="70"/>
+    <w:lsdException w:name="Colorful Shading" w:uiPriority="71"/>
+    <w:lsdException w:name="Colorful List" w:uiPriority="72"/>
+    <w:lsdException w:name="Colorful Grid" w:uiPriority="73"/>
+    <w:lsdException w:name="Light Shading Accent 1" w:uiPriority="60"/>
+    <w:lsdException w:name="Light List Accent 1" w:uiPriority="61"/>
+    <w:lsdException w:name="Light Grid Accent 1" w:uiPriority="62"/>
+    <w:lsdException w:name="Medium Shading 1 Accent 1" w:uiPriority="63"/>
+    <w:lsdException w:name="Medium Shading 2 Accent 1" w:uiPriority="64"/>
+    <w:lsdException w:name="Medium List 1 Accent 1" w:uiPriority="65"/>
+    <w:lsdException w:name="Revision" w:semiHidden="1" w:unhideWhenUsed="1"/>
+    <w:lsdException w:name="List Paragraph" w:uiPriority="34" w:qFormat="1"/>
+    <w:lsdException w:name="Quote" w:semiHidden="1" w:unhideWhenUsed="1"/>
+    <w:lsdException w:name="Intense Quote" w:semiHidden="1" w:unhideWhenUsed="1"/>
+    <w:lsdException w:name="Medium List 2 Accent 1" w:uiPriority="66"/>
+    <w:lsdException w:name="Medium Grid 1 Accent 1" w:uiPriority="67"/>
+    <w:lsdException w:name="Medium Grid 2 Accent 1" w:uiPriority="68"/>
+    <w:lsdException w:name="Medium Grid 3 Accent 1" w:uiPriority="69"/>
+    <w:lsdException w:name="Dark List Accent 1" w:uiPriority="70"/>
+    <w:lsdException w:name="Colorful Shading Accent 1" w:uiPriority="71"/>
+    <w:lsdException w:name="Colorful List Accent 1" w:uiPriority="72"/>
+    <w:lsdException w:name="Colorful Grid Accent 1" w:uiPriority="73"/>
+    <w:lsdException w:name="Light Shading Accent 2" w:uiPriority="60"/>
+    <w:lsdException w:name="Light List Accent 2" w:uiPriority="61"/>
+    <w:lsdException w:name="Light Grid Accent 2" w:uiPriority="62"/>
+    <w:lsdException w:name="Medium Shading 1 Accent 2" w:uiPriority="63"/>
+    <w:lsdException w:name="Medium Shading 2 Accent 2" w:uiPriority="64"/>
+    <w:lsdException w:name="Medium List 1 Accent 2" w:uiPriority="65"/>
+    <w:lsdException w:name="Medium List 2 Accent 2" w:uiPriority="66"/>
+    <w:lsdException w:name="Medium Grid 1 Accent 2" w:uiPriority="67"/>
+    <w:lsdException w:name="Medium Grid 2 Accent 2" w:uiPriority="68"/>
+    <w:lsdException w:name="Medium Grid 3 Accent 2" w:uiPriority="69"/>
+    <w:lsdException w:name="Dark List Accent 2" w:uiPriority="70"/>
+    <w:lsdException w:name="Colorful Shading Accent 2" w:uiPriority="71"/>
+    <w:lsdException w:name="Colorful List Accent 2" w:uiPriority="72"/>
+    <w:lsdException w:name="Colorful Grid Accent 2" w:uiPriority="73"/>
+    <w:lsdException w:name="Light Shading Accent 3" w:uiPriority="60"/>
+    <w:lsdException w:name="Light List Accent 3" w:uiPriority="61"/>
+    <w:lsdException w:name="Light Grid Accent 3" w:uiPriority="62"/>
+    <w:lsdException w:name="Medium Shading 1 Accent 3" w:uiPriority="63"/>
+    <w:lsdException w:name="Medium Shading 2 Accent 3" w:uiPriority="64"/>
+    <w:lsdException w:name="Medium List 1 Accent 3" w:uiPriority="65"/>
+    <w:lsdException w:name="Medium List 2 Accent 3" w:uiPriority="66"/>
+    <w:lsdException w:name="Medium Grid 1 Accent 3" w:uiPriority="67"/>
+    <w:lsdException w:name="Medium Grid 2 Accent 3" w:uiPriority="68"/>
+    <w:lsdException w:name="Medium Grid 3 Accent 3" w:uiPriority="69"/>
+    <w:lsdException w:name="Dark List Accent 3" w:uiPriority="70"/>
+    <w:lsdException w:name="Colorful Shading Accent 3" w:uiPriority="71"/>
+    <w:lsdException w:name="Colorful List Accent 3" w:uiPriority="72"/>
+    <w:lsdException w:name="Colorful Grid Accent 3" w:uiPriority="73"/>
+    <w:lsdException w:name="Light Shading Accent 4" w:uiPriority="60"/>
+    <w:lsdException w:name="Light List Accent 4" w:uiPriority="61"/>
+    <w:lsdException w:name="Light Grid Accent 4" w:uiPriority="62"/>
+    <w:lsdException w:name="Medium Shading 1 Accent 4" w:uiPriority="63"/>
+    <w:lsdException w:name="Medium Shading 2 Accent 4" w:uiPriority="64"/>
+    <w:lsdException w:name="Medium List 1 Accent 4" w:uiPriority="65"/>
+    <w:lsdException w:name="Medium List 2 Accent 4" w:uiPriority="66"/>
+    <w:lsdException w:name="Medium Grid 1 Accent 4" w:uiPriority="67"/>
+    <w:lsdException w:name="Medium Grid 2 Accent 4" w:uiPriority="68"/>
+    <w:lsdException w:name="Medium Grid 3 Accent 4" w:uiPriority="69"/>
+    <w:lsdException w:name="Dark List Accent 4" w:uiPriority="70"/>
+    <w:lsdException w:name="Colorful Shading Accent 4" w:uiPriority="71"/>
+    <w:lsdException w:name="Colorful List Accent 4" w:uiPriority="72"/>
+    <w:lsdException w:name="Colorful Grid Accent 4" w:uiPriority="73"/>
+    <w:lsdException w:name="Light Shading Accent 5" w:uiPriority="60"/>
+    <w:lsdException w:name="Light List Accent 5" w:uiPriority="61"/>
+    <w:lsdException w:name="Light Grid Accent 5" w:uiPriority="62"/>
+    <w:lsdException w:name="Medium Shading 1 Accent 5" w:uiPriority="63"/>
+    <w:lsdException w:name="Medium Shading 2 Accent 5" w:uiPriority="64"/>
+    <w:lsdException w:name="Medium List 1 Accent 5" w:uiPriority="65"/>
+    <w:lsdException w:name="Medium List 2 Accent 5" w:uiPriority="66"/>
+    <w:lsdException w:name="Medium Grid 1 Accent 5" w:uiPriority="67"/>
+    <w:lsdException w:name="Medium Grid 2 Accent 5" w:uiPriority="68"/>
+    <w:lsdException w:name="Medium Grid 3 Accent 5" w:uiPriority="69"/>
+    <w:lsdException w:name="Dark List Accent 5" w:uiPriority="70"/>
+    <w:lsdException w:name="Colorful Shading Accent 5" w:uiPriority="71"/>
+    <w:lsdException w:name="Colorful List Accent 5" w:uiPriority="72"/>
+    <w:lsdException w:name="Colorful Grid Accent 5" w:uiPriority="73"/>
+    <w:lsdException w:name="Light Shading Accent 6" w:uiPriority="60"/>
+    <w:lsdException w:name="Light List Accent 6" w:uiPriority="61"/>
+    <w:lsdException w:name="Light Grid Accent 6" w:uiPriority="62"/>
+    <w:lsdException w:name="Medium Shading 1 Accent 6" w:uiPriority="63"/>
+    <w:lsdException w:name="Medium Shading 2 Accent 6" w:uiPriority="64"/>
+    <w:lsdException w:name="Medium List 1 Accent 6" w:uiPriority="65"/>
+    <w:lsdException w:name="Medium List 2 Accent 6" w:uiPriority="66"/>
+    <w:lsdException w:name="Medium Grid 1 Accent 6" w:uiPriority="67"/>
+    <w:lsdException w:name="Medium Grid 2 Accent 6" w:uiPriority="68"/>
+    <w:lsdException w:name="Medium Grid 3 Accent 6" w:uiPriority="69"/>
+    <w:lsdException w:name="Dark List Accent 6" w:uiPriority="70"/>
+    <w:lsdException w:name="Colorful Shading Accent 6" w:uiPriority="71"/>
+    <w:lsdException w:name="Colorful List Accent 6" w:uiPriority="72"/>
+    <w:lsdException w:name="Colorful Grid Accent 6" w:uiPriority="73"/>
+    <w:lsdException w:name="Subtle Emphasis" w:uiPriority="19" w:qFormat="1"/>
+    <w:lsdException w:name="Intense Emphasis" w:uiPriority="21" w:qFormat="1"/>
+    <w:lsdException w:name="Subtle Reference" w:uiPriority="31" w:qFormat="1"/>
+    <w:lsdException w:name="Intense Reference" w:uiPriority="32" w:qFormat="1"/>
+    <w:lsdException w:name="Book Title" w:uiPriority="33" w:qFormat="1"/>
+    <w:lsdException w:name="Bibliography" w:semiHidden="1" w:uiPriority="37" w:unhideWhenUsed="1"/>
+    <w:lsdException w:name="TOC Heading" w:semiHidden="1" w:uiPriority="39" w:unhideWhenUsed="1" w:qFormat="1"/>
+    <w:lsdException w:name="Plain Table 1" w:uiPriority="41"/>
+    <w:lsdException w:name="Plain Table 2" w:uiPriority="42"/>
+    <w:lsdException w:name="Plain Table 3" w:uiPriority="43"/>
+    <w:lsdException w:name="Plain Table 4" w:uiPriority="44"/>
+    <w:lsdException w:name="Plain Table 5" w:uiPriority="45"/>
+    <w:lsdException w:name="Grid Table Light" w:uiPriority="40"/>
+    <w:lsdException w:name="Grid Table 1 Light" w:uiPriority="46"/>
+    <w:lsdException w:name="Grid Table 2" w:uiPriority="47"/>
+    <w:lsdException w:name="Grid Table 3" w:uiPriority="48"/>
+    <w:lsdException w:name="Grid Table 4" w:uiPriority="49"/>
+    <w:lsdException w:name="Grid Table 5 Dark" w:uiPriority="50"/>
+    <w:lsdException w:name="Grid Table 6 Colorful" w:uiPriority="51"/>
+    <w:lsdException w:name="Grid Table 7 Colorful" w:uiPriority="52"/>
+    <w:lsdException w:name="Grid Table 1 Light Accent 1" w:uiPriority="46"/>
+    <w:lsdException w:name="Grid Table 2 Accent 1" w:uiPriority="47"/>
+    <w:lsdException w:name="Grid Table 3 Accent 1" w:uiPriority="48"/>
+    <w:lsdException w:name="Grid Table 4 Accent 1" w:uiPriority="49"/>
+    <w:lsdException w:name="Grid Table 5 Dark Accent 1" w:uiPriority="50"/>
+    <w:lsdException w:name="Grid Table 6 Colorful Accent 1" w:uiPriority="51"/>
+    <w:lsdException w:name="Grid Table 7 Colorful Accent 1" w:uiPriority="52"/>
+    <w:lsdException w:name="Grid Table 1 Light Accent 2" w:uiPriority="46"/>
+    <w:lsdException w:name="Grid Table 2 Accent 2" w:uiPriority="47"/>
+    <w:lsdException w:name="Grid Table 3 Accent 2" w:uiPriority="48"/>
+    <w:lsdException w:name="Grid Table 4 Accent 2" w:uiPriority="49"/>
+    <w:lsdException w:name="Grid Table 5 Dark Accent 2" w:uiPriority="50"/>
+    <w:lsdException w:name="Grid Table 6 Colorful Accent 2" w:uiPriority="51"/>
+    <w:lsdException w:name="Grid Table 7 Colorful Accent 2" w:uiPriority="52"/>
+    <w:lsdException w:name="Grid Table 1 Light Accent 3" w:uiPriority="46"/>
+    <w:lsdException w:name="Grid Table 2 Accent 3" w:uiPriority="47"/>
+    <w:lsdException w:name="Grid Table 3 Accent 3" w:uiPriority="48"/>
+    <w:lsdException w:name="Grid Table 4 Accent 3" w:uiPriority="49"/>
+    <w:lsdException w:name="Grid Table 5 Dark Accent 3" w:uiPriority="50"/>
+    <w:lsdException w:name="Grid Table 6 Colorful Accent 3" w:uiPriority="51"/>
+    <w:lsdException w:name="Grid Table 7 Colorful Accent 3" w:uiPriority="52"/>
+    <w:lsdException w:name="Grid Table 1 Light Accent 4" w:uiPriority="46"/>
+    <w:lsdException w:name="Grid Table 2 Accent 4" w:uiPriority="47"/>
+    <w:lsdException w:name="Grid Table 3 Accent 4" w:uiPriority="48"/>
+    <w:lsdException w:name="Grid Table 4 Accent 4" w:uiPriority="49"/>
+    <w:lsdException w:name="Grid Table 5 Dark Accent 4" w:uiPriority="50"/>
+    <w:lsdException w:name="Grid Table 6 Colorful Accent 4" w:uiPriority="51"/>
+    <w:lsdException w:name="Grid Table 7 Colorful Accent 4" w:uiPriority="52"/>
+    <w:lsdException w:name="Grid Table 1 Light Accent 5" w:uiPriority="46"/>
+    <w:lsdException w:name="Grid Table 2 Accent 5" w:uiPriority="47"/>
+    <w:lsdException w:name="Grid Table 3 Accent 5" w:uiPriority="48"/>
+    <w:lsdException w:name="Grid Table 4 Accent 5" w:uiPriority="49"/>
+    <w:lsdException w:name="Grid Table 5 Dark Accent 5" w:uiPriority="50"/>
+    <w:lsdException w:name="Grid Table 6 Colorful Accent 5" w:uiPriority="51"/>
+    <w:lsdException w:name="Grid Table 7 Colorful Accent 5" w:uiPriority="52"/>
+    <w:lsdException w:name="Grid Table 1 Light Accent 6" w:uiPriority="46"/>
+    <w:lsdException w:name="Grid Table 2 Accent 6" w:uiPriority="47"/>
+    <w:lsdException w:name="Grid Table 3 Accent 6" w:uiPriority="48"/>
+    <w:lsdException w:name="Grid Table 4 Accent 6" w:uiPriority="49"/>
+    <w:lsdException w:name="Grid Table 5 Dark Accent 6" w:uiPriority="50"/>
+    <w:lsdException w:name="Grid Table 6 Colorful Accent 6" w:uiPriority="51"/>
+    <w:lsdException w:name="Grid Table 7 Colorful Accent 6" w:uiPriority="52"/>
+    <w:lsdException w:name="List Table 1 Light" w:uiPriority="46"/>
+    <w:lsdException w:name="List Table 2" w:uiPriority="47"/>
+    <w:lsdException w:name="List Table 3" w:uiPriority="48"/>
+    <w:lsdException w:name="List Table 4" w:uiPriority="49"/>
+    <w:lsdException w:name="List Table 5 Dark" w:uiPriority="50"/>
+    <w:lsdException w:name="List Table 6 Colorful" w:uiPriority="51"/>
+    <w:lsdException w:name="List Table 7 Colorful" w:uiPriority="52"/>
+    <w:lsdException w:name="List Table 1 Light Accent 1" w:uiPriority="46"/>
+    <w:lsdException w:name="List Table 2 Accent 1" w:uiPriority="47"/>
+    <w:lsdException w:name="List Table 3 Accent 1" w:uiPriority="48"/>
+    <w:lsdException w:name="List Table 4 Accent 1" w:uiPriority="49"/>
+    <w:lsdException w:name="List Table 5 Dark Accent 1" w:uiPriority="50"/>
+    <w:lsdException w:name="List Table 6 Colorful Accent 1" w:uiPriority="51"/>
+    <w:lsdException w:name="List Table 7 Colorful Accent 1" w:uiPriority="52"/>
+    <w:lsdException w:name="List Table 1 Light Accent 2" w:uiPriority="46"/>
+    <w:lsdException w:name="List Table 2 Accent 2" w:uiPriority="47"/>
+    <w:lsdException w:name="List Table 3 Accent 2" w:uiPriority="48"/>
+    <w:lsdException w:name="List Table 4 Accent 2" w:uiPriority="49"/>
+    <w:lsdException w:name="List Table 5 Dark Accent 2" w:uiPriority="50"/>
+    <w:lsdException w:name="List Table 6 Colorful Accent 2" w:uiPriority="51"/>
+    <w:lsdException w:name="List Table 7 Colorful Accent 2" w:uiPriority="52"/>
+    <w:lsdException w:name="List Table 1 Light Accent 3" w:uiPriority="46"/>
+    <w:lsdException w:name="List Table 2 Accent 3" w:uiPriority="47"/>
+    <w:lsdException w:name="List Table 3 Accent 3" w:uiPriority="48"/>
+    <w:lsdException w:name="List Table 4 Accent 3" w:uiPriority="49"/>
+    <w:lsdException w:name="List Table 5 Dark Accent 3" w:uiPriority="50"/>
+    <w:lsdException w:name="List Table 6 Colorful Accent 3" w:uiPriority="51"/>
+    <w:lsdException w:name="List Table 7 Colorful Accent 3" w:uiPriority="52"/>
+    <w:lsdException w:name="List Table 1 Light Accent 4" w:uiPriority="46"/>
+    <w:lsdException w:name="List Table 2 Accent 4" w:uiPriority="47"/>
+    <w:lsdException w:name="List Table 3 Accent 4" w:uiPriority="48"/>
+    <w:lsdException w:name="List Table 4 Accent 4" w:uiPriority="49"/>
+    <w:lsdException w:name="List Table 5 Dark Accent 4" w:uiPriority="50"/>
+    <w:lsdException w:name="List Table 6 Colorful Accent 4" w:uiPriority="51"/>
+    <w:lsdException w:name="List Table 7 Colorful Accent 4" w:uiPriority="52"/>
+    <w:lsdException w:name="List Table 1 Light Accent 5" w:uiPriority="46"/>
+    <w:lsdException w:name="List Table 2 Accent 5" w:uiPriority="47"/>
+    <w:lsdException w:name="List Table 3 Accent 5" w:uiPriority="48"/>
+    <w:lsdException w:name="List Table 4 Accent 5" w:uiPriority="49"/>
+    <w:lsdException w:name="List Table 5 Dark Accent 5" w:uiPriority="50"/>
+    <w:lsdException w:name="List Table 6 Colorful Accent 5" w:uiPriority="51"/>
+    <w:lsdException w:name="List Table 7 Colorful Accent 5" w:uiPriority="52"/>
+    <w:lsdException w:name="List Table 1 Light Accent 6" w:uiPriority="46"/>
+    <w:lsdException w:name="List Table 2 Accent 6" w:uiPriority="47"/>
+    <w:lsdException w:name="List Table 3 Accent 6" w:uiPriority="48"/>
+    <w:lsdException w:name="List Table 4 Accent 6" w:uiPriority="49"/>
+    <w:lsdException w:name="List Table 5 Dark Accent 6" w:uiPriority="50"/>
+    <w:lsdException w:name="List Table 6 Colorful Accent 6" w:uiPriority="51"/>
+    <w:lsdException w:name="List Table 7 Colorful Accent 6" w:uiPriority="52"/>
+    <w:lsdException w:name="Mention" w:semiHidden="1" w:unhideWhenUsed="1"/>
+    <w:lsdException w:name="Smart Hyperlink" w:semiHidden="1" w:unhideWhenUsed="1"/>
+    <w:lsdException w:name="Hashtag" w:semiHidden="1" w:unhideWhenUsed="1"/>
+    <w:lsdException w:name="Unresolved Mention" w:semiHidden="1" w:unhideWhenUsed="1"/>
+    <w:lsdException w:name="Smart Link" w:semiHidden="1" w:unhideWhenUsed="1"/>
   </w:latentStyles>
-  <w:style w:type="paragraph" w:default="1" w:styleId="1">
+  <w:style w:type="paragraph" w:default="1" w:styleId="a">
     <w:name w:val="Normal"/>
     <w:qFormat/>
-    <w:uiPriority w:val="0"/>
     <w:pPr>
       <w:widowControl w:val="0"/>
       <w:jc w:val="both"/>
     </w:pPr>
     <w:rPr>
-      <w:rFonts w:asciiTheme="minorHAnsi" w:hAnsiTheme="minorHAnsi" w:eastAsiaTheme="minorEastAsia" w:cstheme="minorBidi"/>
+      <w:rFonts w:asciiTheme="minorHAnsi" w:eastAsiaTheme="minorEastAsia" w:hAnsiTheme="minorHAnsi" w:cstheme="minorBidi"/>
       <w:kern w:val="2"/>
       <w:sz w:val="21"/>
       <w:szCs w:val="22"/>
-      <w:lang w:val="en-US" w:eastAsia="zh-CN" w:bidi="ar-SA"/>
     </w:rPr>
   </w:style>
-  <w:style w:type="paragraph" w:styleId="2">
+  <w:style w:type="paragraph" w:styleId="1">
     <w:name w:val="heading 1"/>
-    <w:basedOn w:val="1"/>
-    <w:next w:val="1"/>
-    <w:link w:val="14"/>
+    <w:basedOn w:val="a"/>
+    <w:next w:val="a"/>
+    <w:link w:val="10"/>
+    <w:uiPriority w:val="9"/>
     <w:qFormat/>
-    <w:uiPriority w:val="9"/>
     <w:pPr>
       <w:keepNext/>
       <w:keepLines/>
@@ -4892,14 +5240,14 @@
       <w:szCs w:val="44"/>
     </w:rPr>
   </w:style>
-  <w:style w:type="paragraph" w:styleId="3">
+  <w:style w:type="paragraph" w:styleId="2">
     <w:name w:val="heading 2"/>
-    <w:basedOn w:val="1"/>
-    <w:next w:val="1"/>
-    <w:link w:val="15"/>
+    <w:basedOn w:val="a"/>
+    <w:next w:val="a"/>
+    <w:link w:val="20"/>
+    <w:uiPriority w:val="9"/>
     <w:unhideWhenUsed/>
     <w:qFormat/>
-    <w:uiPriority w:val="9"/>
     <w:pPr>
       <w:keepNext/>
       <w:keepLines/>
@@ -4907,25 +5255,49 @@
       <w:outlineLvl w:val="1"/>
     </w:pPr>
     <w:rPr>
-      <w:rFonts w:asciiTheme="majorHAnsi" w:hAnsiTheme="majorHAnsi" w:eastAsiaTheme="majorEastAsia" w:cstheme="majorBidi"/>
+      <w:rFonts w:asciiTheme="majorHAnsi" w:eastAsiaTheme="majorEastAsia" w:hAnsiTheme="majorHAnsi" w:cstheme="majorBidi"/>
       <w:b/>
       <w:bCs/>
       <w:sz w:val="32"/>
       <w:szCs w:val="32"/>
     </w:rPr>
   </w:style>
-  <w:style w:type="character" w:default="1" w:styleId="4">
-    <w:name w:val="Default Paragraph Font"/>
+  <w:style w:type="paragraph" w:styleId="4">
+    <w:name w:val="heading 4"/>
+    <w:basedOn w:val="a"/>
+    <w:next w:val="a"/>
+    <w:link w:val="40"/>
+    <w:uiPriority w:val="9"/>
     <w:semiHidden/>
     <w:unhideWhenUsed/>
+    <w:qFormat/>
+    <w:rsid w:val="002F0742"/>
+    <w:pPr>
+      <w:keepNext/>
+      <w:keepLines/>
+      <w:spacing w:before="280" w:after="290" w:line="376" w:lineRule="auto"/>
+      <w:outlineLvl w:val="3"/>
+    </w:pPr>
+    <w:rPr>
+      <w:rFonts w:asciiTheme="majorHAnsi" w:eastAsiaTheme="majorEastAsia" w:hAnsiTheme="majorHAnsi" w:cstheme="majorBidi"/>
+      <w:b/>
+      <w:bCs/>
+      <w:sz w:val="28"/>
+      <w:szCs w:val="28"/>
+    </w:rPr>
+  </w:style>
+  <w:style w:type="character" w:default="1" w:styleId="a0">
+    <w:name w:val="Default Paragraph Font"/>
     <w:uiPriority w:val="1"/>
+    <w:unhideWhenUsed/>
   </w:style>
-  <w:style w:type="table" w:default="1" w:styleId="5">
+  <w:style w:type="table" w:default="1" w:styleId="a1">
     <w:name w:val="Normal Table"/>
+    <w:uiPriority w:val="99"/>
     <w:semiHidden/>
     <w:unhideWhenUsed/>
-    <w:uiPriority w:val="99"/>
     <w:tblPr>
+      <w:tblInd w:w="0" w:type="dxa"/>
       <w:tblCellMar>
         <w:top w:w="0" w:type="dxa"/>
         <w:left w:w="108" w:type="dxa"/>
@@ -4934,33 +5306,38 @@
       </w:tblCellMar>
     </w:tblPr>
   </w:style>
-  <w:style w:type="character" w:styleId="6">
+  <w:style w:type="numbering" w:default="1" w:styleId="a2">
+    <w:name w:val="No List"/>
+    <w:uiPriority w:val="99"/>
+    <w:semiHidden/>
+    <w:unhideWhenUsed/>
+  </w:style>
+  <w:style w:type="character" w:styleId="a3">
     <w:name w:val="Emphasis"/>
     <w:qFormat/>
-    <w:uiPriority w:val="0"/>
     <w:rPr>
       <w:i/>
     </w:rPr>
   </w:style>
-  <w:style w:type="character" w:styleId="7">
+  <w:style w:type="character" w:styleId="a4">
     <w:name w:val="FollowedHyperlink"/>
-    <w:basedOn w:val="4"/>
+    <w:basedOn w:val="a0"/>
+    <w:uiPriority w:val="99"/>
     <w:semiHidden/>
     <w:unhideWhenUsed/>
     <w:qFormat/>
-    <w:uiPriority w:val="99"/>
     <w:rPr>
       <w:color w:val="800080"/>
       <w:u w:val="single"/>
     </w:rPr>
   </w:style>
-  <w:style w:type="paragraph" w:styleId="8">
+  <w:style w:type="paragraph" w:styleId="a5">
     <w:name w:val="footer"/>
-    <w:basedOn w:val="1"/>
-    <w:link w:val="20"/>
+    <w:basedOn w:val="a"/>
+    <w:link w:val="a6"/>
+    <w:uiPriority w:val="99"/>
     <w:unhideWhenUsed/>
     <w:qFormat/>
-    <w:uiPriority w:val="99"/>
     <w:pPr>
       <w:tabs>
         <w:tab w:val="center" w:pos="4153"/>
@@ -4974,16 +5351,16 @@
       <w:szCs w:val="18"/>
     </w:rPr>
   </w:style>
-  <w:style w:type="paragraph" w:styleId="9">
+  <w:style w:type="paragraph" w:styleId="a7">
     <w:name w:val="header"/>
-    <w:basedOn w:val="1"/>
-    <w:link w:val="19"/>
+    <w:basedOn w:val="a"/>
+    <w:link w:val="a8"/>
+    <w:uiPriority w:val="99"/>
     <w:unhideWhenUsed/>
     <w:qFormat/>
-    <w:uiPriority w:val="99"/>
     <w:pPr>
       <w:pBdr>
-        <w:bottom w:val="single" w:color="auto" w:sz="6" w:space="1"/>
+        <w:bottom w:val="single" w:sz="6" w:space="1" w:color="auto"/>
       </w:pBdr>
       <w:tabs>
         <w:tab w:val="center" w:pos="4153"/>
@@ -4997,29 +5374,24 @@
       <w:szCs w:val="18"/>
     </w:rPr>
   </w:style>
-  <w:style w:type="character" w:styleId="10">
+  <w:style w:type="character" w:styleId="a9">
     <w:name w:val="Hyperlink"/>
-    <w:basedOn w:val="4"/>
+    <w:basedOn w:val="a0"/>
+    <w:uiPriority w:val="99"/>
     <w:unhideWhenUsed/>
     <w:qFormat/>
-    <w:uiPriority w:val="99"/>
     <w:rPr>
       <w:color w:val="0563C1" w:themeColor="hyperlink"/>
       <w:u w:val="single"/>
-      <w14:textFill>
-        <w14:solidFill>
-          <w14:schemeClr w14:val="hlink"/>
-        </w14:solidFill>
-      </w14:textFill>
     </w:rPr>
   </w:style>
-  <w:style w:type="paragraph" w:styleId="11">
+  <w:style w:type="paragraph" w:styleId="aa">
     <w:name w:val="Subtitle"/>
-    <w:basedOn w:val="1"/>
-    <w:next w:val="1"/>
-    <w:link w:val="16"/>
+    <w:basedOn w:val="a"/>
+    <w:next w:val="a"/>
+    <w:link w:val="ab"/>
+    <w:uiPriority w:val="11"/>
     <w:qFormat/>
-    <w:uiPriority w:val="11"/>
     <w:pPr>
       <w:spacing w:before="240" w:after="60" w:line="312" w:lineRule="auto"/>
       <w:jc w:val="center"/>
@@ -5033,52 +5405,52 @@
       <w:szCs w:val="32"/>
     </w:rPr>
   </w:style>
-  <w:style w:type="table" w:styleId="12">
+  <w:style w:type="table" w:styleId="ac">
     <w:name w:val="Table Grid"/>
-    <w:basedOn w:val="5"/>
+    <w:basedOn w:val="a1"/>
+    <w:uiPriority w:val="39"/>
     <w:qFormat/>
-    <w:uiPriority w:val="39"/>
     <w:pPr>
       <w:widowControl w:val="0"/>
       <w:jc w:val="both"/>
     </w:pPr>
     <w:tblPr>
       <w:tblBorders>
-        <w:top w:val="single" w:color="auto" w:sz="4" w:space="0"/>
-        <w:left w:val="single" w:color="auto" w:sz="4" w:space="0"/>
-        <w:bottom w:val="single" w:color="auto" w:sz="4" w:space="0"/>
-        <w:right w:val="single" w:color="auto" w:sz="4" w:space="0"/>
-        <w:insideH w:val="single" w:color="auto" w:sz="4" w:space="0"/>
-        <w:insideV w:val="single" w:color="auto" w:sz="4" w:space="0"/>
+        <w:top w:val="single" w:sz="4" w:space="0" w:color="auto"/>
+        <w:left w:val="single" w:sz="4" w:space="0" w:color="auto"/>
+        <w:bottom w:val="single" w:sz="4" w:space="0" w:color="auto"/>
+        <w:right w:val="single" w:sz="4" w:space="0" w:color="auto"/>
+        <w:insideH w:val="single" w:sz="4" w:space="0" w:color="auto"/>
+        <w:insideV w:val="single" w:sz="4" w:space="0" w:color="auto"/>
       </w:tblBorders>
     </w:tblPr>
   </w:style>
-  <w:style w:type="paragraph" w:styleId="13">
+  <w:style w:type="paragraph" w:styleId="ad">
     <w:name w:val="Title"/>
-    <w:basedOn w:val="1"/>
-    <w:next w:val="1"/>
-    <w:link w:val="17"/>
+    <w:basedOn w:val="a"/>
+    <w:next w:val="a"/>
+    <w:link w:val="ae"/>
+    <w:uiPriority w:val="10"/>
     <w:qFormat/>
-    <w:uiPriority w:val="10"/>
     <w:pPr>
       <w:spacing w:before="240" w:after="60"/>
       <w:jc w:val="center"/>
       <w:outlineLvl w:val="0"/>
     </w:pPr>
     <w:rPr>
-      <w:rFonts w:asciiTheme="majorHAnsi" w:hAnsiTheme="majorHAnsi" w:eastAsiaTheme="majorEastAsia" w:cstheme="majorBidi"/>
+      <w:rFonts w:asciiTheme="majorHAnsi" w:eastAsiaTheme="majorEastAsia" w:hAnsiTheme="majorHAnsi" w:cstheme="majorBidi"/>
       <w:b/>
       <w:bCs/>
       <w:sz w:val="32"/>
       <w:szCs w:val="32"/>
     </w:rPr>
   </w:style>
-  <w:style w:type="character" w:customStyle="1" w:styleId="14">
+  <w:style w:type="character" w:customStyle="1" w:styleId="10">
     <w:name w:val="标题 1 字符"/>
-    <w:basedOn w:val="4"/>
-    <w:link w:val="2"/>
+    <w:basedOn w:val="a0"/>
+    <w:link w:val="1"/>
+    <w:uiPriority w:val="9"/>
     <w:qFormat/>
-    <w:uiPriority w:val="9"/>
     <w:rPr>
       <w:b/>
       <w:bCs/>
@@ -5087,26 +5459,26 @@
       <w:szCs w:val="44"/>
     </w:rPr>
   </w:style>
-  <w:style w:type="character" w:customStyle="1" w:styleId="15">
+  <w:style w:type="character" w:customStyle="1" w:styleId="20">
     <w:name w:val="标题 2 字符"/>
-    <w:basedOn w:val="4"/>
-    <w:link w:val="3"/>
+    <w:basedOn w:val="a0"/>
+    <w:link w:val="2"/>
+    <w:uiPriority w:val="9"/>
     <w:qFormat/>
-    <w:uiPriority w:val="9"/>
     <w:rPr>
-      <w:rFonts w:asciiTheme="majorHAnsi" w:hAnsiTheme="majorHAnsi" w:eastAsiaTheme="majorEastAsia" w:cstheme="majorBidi"/>
+      <w:rFonts w:asciiTheme="majorHAnsi" w:eastAsiaTheme="majorEastAsia" w:hAnsiTheme="majorHAnsi" w:cstheme="majorBidi"/>
       <w:b/>
       <w:bCs/>
       <w:sz w:val="32"/>
       <w:szCs w:val="32"/>
     </w:rPr>
   </w:style>
-  <w:style w:type="character" w:customStyle="1" w:styleId="16">
+  <w:style w:type="character" w:customStyle="1" w:styleId="ab">
     <w:name w:val="副标题 字符"/>
-    <w:basedOn w:val="4"/>
-    <w:link w:val="11"/>
+    <w:basedOn w:val="a0"/>
+    <w:link w:val="aa"/>
+    <w:uiPriority w:val="11"/>
     <w:qFormat/>
-    <w:uiPriority w:val="11"/>
     <w:rPr>
       <w:b/>
       <w:bCs/>
@@ -5115,68 +5487,67 @@
       <w:szCs w:val="32"/>
     </w:rPr>
   </w:style>
-  <w:style w:type="character" w:customStyle="1" w:styleId="17">
+  <w:style w:type="character" w:customStyle="1" w:styleId="ae">
     <w:name w:val="标题 字符"/>
-    <w:basedOn w:val="4"/>
-    <w:link w:val="13"/>
+    <w:basedOn w:val="a0"/>
+    <w:link w:val="ad"/>
+    <w:uiPriority w:val="10"/>
     <w:qFormat/>
-    <w:uiPriority w:val="10"/>
     <w:rPr>
-      <w:rFonts w:asciiTheme="majorHAnsi" w:hAnsiTheme="majorHAnsi" w:eastAsiaTheme="majorEastAsia" w:cstheme="majorBidi"/>
+      <w:rFonts w:asciiTheme="majorHAnsi" w:eastAsiaTheme="majorEastAsia" w:hAnsiTheme="majorHAnsi" w:cstheme="majorBidi"/>
       <w:b/>
       <w:bCs/>
       <w:sz w:val="32"/>
       <w:szCs w:val="32"/>
     </w:rPr>
   </w:style>
-  <w:style w:type="paragraph" w:styleId="18">
+  <w:style w:type="paragraph" w:styleId="af">
     <w:name w:val="List Paragraph"/>
-    <w:basedOn w:val="1"/>
+    <w:basedOn w:val="a"/>
+    <w:uiPriority w:val="34"/>
     <w:qFormat/>
-    <w:uiPriority w:val="34"/>
     <w:pPr>
-      <w:ind w:firstLine="420" w:firstLineChars="200"/>
+      <w:ind w:firstLineChars="200" w:firstLine="420"/>
     </w:pPr>
   </w:style>
-  <w:style w:type="character" w:customStyle="1" w:styleId="19">
+  <w:style w:type="character" w:customStyle="1" w:styleId="a8">
     <w:name w:val="页眉 字符"/>
-    <w:basedOn w:val="4"/>
-    <w:link w:val="9"/>
+    <w:basedOn w:val="a0"/>
+    <w:link w:val="a7"/>
+    <w:uiPriority w:val="99"/>
     <w:qFormat/>
-    <w:uiPriority w:val="99"/>
     <w:rPr>
       <w:sz w:val="18"/>
       <w:szCs w:val="18"/>
     </w:rPr>
   </w:style>
-  <w:style w:type="character" w:customStyle="1" w:styleId="20">
+  <w:style w:type="character" w:customStyle="1" w:styleId="a6">
     <w:name w:val="页脚 字符"/>
-    <w:basedOn w:val="4"/>
-    <w:link w:val="8"/>
+    <w:basedOn w:val="a0"/>
+    <w:link w:val="a5"/>
+    <w:uiPriority w:val="99"/>
     <w:qFormat/>
-    <w:uiPriority w:val="99"/>
     <w:rPr>
       <w:sz w:val="18"/>
       <w:szCs w:val="18"/>
     </w:rPr>
   </w:style>
-  <w:style w:type="character" w:customStyle="1" w:styleId="21">
+  <w:style w:type="character" w:customStyle="1" w:styleId="11">
     <w:name w:val="未处理的提及1"/>
-    <w:basedOn w:val="4"/>
+    <w:basedOn w:val="a0"/>
+    <w:uiPriority w:val="99"/>
     <w:semiHidden/>
     <w:unhideWhenUsed/>
     <w:qFormat/>
-    <w:uiPriority w:val="99"/>
     <w:rPr>
       <w:color w:val="605E5C"/>
       <w:shd w:val="clear" w:color="auto" w:fill="E1DFDD"/>
     </w:rPr>
   </w:style>
-  <w:style w:type="paragraph" w:customStyle="1" w:styleId="22">
+  <w:style w:type="paragraph" w:customStyle="1" w:styleId="p0">
     <w:name w:val="p0"/>
-    <w:basedOn w:val="1"/>
+    <w:basedOn w:val="a"/>
     <w:qFormat/>
-    <w:uiPriority w:val="0"/>
     <w:pPr>
       <w:widowControl/>
       <w:jc w:val="left"/>
@@ -5185,6 +5556,22 @@
       <w:rFonts w:ascii="Cambria" w:hAnsi="Cambria" w:cs="宋体"/>
       <w:sz w:val="24"/>
       <w:szCs w:val="24"/>
+    </w:rPr>
+  </w:style>
+  <w:style w:type="character" w:customStyle="1" w:styleId="40">
+    <w:name w:val="标题 4 字符"/>
+    <w:basedOn w:val="a0"/>
+    <w:link w:val="4"/>
+    <w:uiPriority w:val="9"/>
+    <w:semiHidden/>
+    <w:rsid w:val="002F0742"/>
+    <w:rPr>
+      <w:rFonts w:asciiTheme="majorHAnsi" w:eastAsiaTheme="majorEastAsia" w:hAnsiTheme="majorHAnsi" w:cstheme="majorBidi"/>
+      <w:b/>
+      <w:bCs/>
+      <w:kern w:val="2"/>
+      <w:sz w:val="28"/>
+      <w:szCs w:val="28"/>
     </w:rPr>
   </w:style>
 </w:styles>
@@ -5442,6 +5829,7 @@
     </a:fmtScheme>
   </a:themeElements>
   <a:objectDefaults/>
+  <a:extraClrSchemeLst/>
 </a:theme>
 </file>
 
@@ -5451,6 +5839,8 @@
 
 <file path=customXml/itemProps1.xml><?xml version="1.0" encoding="utf-8"?>
 <ds:datastoreItem xmlns:ds="http://schemas.openxmlformats.org/officeDocument/2006/customXml" ds:itemID="{35695728-71D8-49F0-B78A-C00102ADE56B}">
-  <ds:schemaRefs/>
+  <ds:schemaRefs>
+    <ds:schemaRef ds:uri="http://schemas.openxmlformats.org/officeDocument/2006/bibliography"/>
+  </ds:schemaRefs>
 </ds:datastoreItem>
 </file>
--- a/简历/苏凯-安卓-v3.docx
+++ b/简历/苏凯-安卓-v3.docx
@@ -932,26 +932,17 @@
         </w:numPr>
         <w:ind w:firstLineChars="0"/>
         <w:rPr>
+          <w:sz w:val="24"/>
+          <w:szCs w:val="24"/>
+        </w:rPr>
+      </w:pPr>
+      <w:r>
+        <w:rPr>
           <w:rFonts w:hint="eastAsia"/>
           <w:sz w:val="24"/>
           <w:szCs w:val="24"/>
         </w:rPr>
-      </w:pPr>
-      <w:r>
-        <w:rPr>
-          <w:rFonts w:hint="eastAsia"/>
-          <w:sz w:val="24"/>
-          <w:szCs w:val="24"/>
-        </w:rPr>
-        <w:t>拥有安卓游戏SDK的开发经验，了解一些常用的游戏工具如：连点器、小窗模式、加速器等的开发流程</w:t>
-      </w:r>
-      <w:r>
-        <w:rPr>
-          <w:rFonts w:hint="eastAsia"/>
-          <w:sz w:val="24"/>
-          <w:szCs w:val="24"/>
-        </w:rPr>
-        <w:t>。</w:t>
+        <w:t>拥有安卓游戏SDK的开发经验，了解一些常用的游戏工具如：连点器、小窗模式、加速器等的开发流程。</w:t>
       </w:r>
     </w:p>
     <w:p>
@@ -3471,7 +3462,13 @@
         </w:tc>
       </w:tr>
     </w:tbl>
-    <w:p/>
+    <w:p>
+      <w:pPr>
+        <w:rPr>
+          <w:rFonts w:hint="eastAsia"/>
+        </w:rPr>
+      </w:pPr>
+    </w:p>
     <w:tbl>
       <w:tblPr>
         <w:tblStyle w:val="ac"/>
@@ -3747,7 +3744,13 @@
         </w:tc>
       </w:tr>
     </w:tbl>
-    <w:p/>
+    <w:p>
+      <w:pPr>
+        <w:rPr>
+          <w:rFonts w:hint="eastAsia"/>
+        </w:rPr>
+      </w:pPr>
+    </w:p>
     <w:tbl>
       <w:tblPr>
         <w:tblStyle w:val="ac"/>
@@ -4012,19 +4015,11 @@
     </w:tbl>
     <w:p>
       <w:pPr>
-        <w:pStyle w:val="2"/>
-        <w:pBdr>
-          <w:bottom w:val="single" w:sz="6" w:space="1" w:color="auto"/>
-        </w:pBdr>
+        <w:rPr>
+          <w:rFonts w:hint="eastAsia"/>
+        </w:rPr>
       </w:pPr>
     </w:p>
-    <w:p/>
-    <w:p/>
-    <w:p/>
-    <w:p/>
-    <w:p/>
-    <w:p/>
-    <w:p/>
     <w:tbl>
       <w:tblPr>
         <w:tblStyle w:val="ac"/>
@@ -4059,7 +4054,6 @@
                 <w:b/>
                 <w:szCs w:val="21"/>
               </w:rPr>
-              <w:lastRenderedPageBreak/>
               <w:t>项目</w:t>
             </w:r>
           </w:p>
@@ -4189,7 +4183,7 @@
               </w:tabs>
               <w:spacing w:line="360" w:lineRule="atLeast"/>
               <w:rPr>
-                <w:rFonts w:asciiTheme="minorHAnsi" w:hAnsi="宋体" w:hint="eastAsia"/>
+                <w:rFonts w:asciiTheme="minorHAnsi" w:hAnsi="宋体"/>
                 <w:kern w:val="1"/>
                 <w:sz w:val="21"/>
                 <w:szCs w:val="21"/>
@@ -4321,26 +4315,19 @@
               </w:tabs>
               <w:spacing w:line="360" w:lineRule="atLeast"/>
               <w:rPr>
+                <w:rFonts w:asciiTheme="minorHAnsi" w:hAnsiTheme="minorHAnsi"/>
+                <w:sz w:val="21"/>
+                <w:szCs w:val="21"/>
+              </w:rPr>
+            </w:pPr>
+            <w:r>
+              <w:rPr>
                 <w:rFonts w:asciiTheme="minorHAnsi" w:hAnsiTheme="minorHAnsi" w:hint="eastAsia"/>
                 <w:sz w:val="21"/>
                 <w:szCs w:val="21"/>
               </w:rPr>
-            </w:pPr>
-            <w:r>
-              <w:rPr>
-                <w:rFonts w:asciiTheme="minorHAnsi" w:hAnsiTheme="minorHAnsi" w:hint="eastAsia"/>
-                <w:sz w:val="21"/>
-                <w:szCs w:val="21"/>
-              </w:rPr>
-              <w:t>加速器</w:t>
-            </w:r>
-            <w:r>
-              <w:rPr>
-                <w:rFonts w:asciiTheme="minorHAnsi" w:hAnsiTheme="minorHAnsi" w:hint="eastAsia"/>
-                <w:sz w:val="21"/>
-                <w:szCs w:val="21"/>
-              </w:rPr>
-              <w:t>。</w:t>
+              <w:lastRenderedPageBreak/>
+              <w:t>加速器。</w:t>
             </w:r>
           </w:p>
         </w:tc>
@@ -4370,6 +4357,7 @@
                 <w:bCs/>
                 <w:szCs w:val="21"/>
               </w:rPr>
+              <w:lastRenderedPageBreak/>
               <w:t>主要工作</w:t>
             </w:r>
           </w:p>
@@ -5289,6 +5277,7 @@
   <w:style w:type="character" w:default="1" w:styleId="a0">
     <w:name w:val="Default Paragraph Font"/>
     <w:uiPriority w:val="1"/>
+    <w:semiHidden/>
     <w:unhideWhenUsed/>
   </w:style>
   <w:style w:type="table" w:default="1" w:styleId="a1">

--- a/简历/苏凯-安卓-v3.docx
+++ b/简历/苏凯-安卓-v3.docx
@@ -529,6 +529,28 @@
           <w:sz w:val="24"/>
           <w:szCs w:val="24"/>
         </w:rPr>
+        <w:t>9年安卓平台开发经验，熟悉app开发流程，有独立开发经验，具备独立完成一个项目的能力。</w:t>
+      </w:r>
+    </w:p>
+    <w:p>
+      <w:pPr>
+        <w:pStyle w:val="af"/>
+        <w:numPr>
+          <w:ilvl w:val="0"/>
+          <w:numId w:val="1"/>
+        </w:numPr>
+        <w:ind w:firstLineChars="0"/>
+        <w:rPr>
+          <w:sz w:val="24"/>
+          <w:szCs w:val="24"/>
+        </w:rPr>
+      </w:pPr>
+      <w:r>
+        <w:rPr>
+          <w:rFonts w:hint="eastAsia"/>
+          <w:sz w:val="24"/>
+          <w:szCs w:val="24"/>
+        </w:rPr>
         <w:t>熟练使用Java，Kotlin，如有需要可用Kotlin构建项目。</w:t>
       </w:r>
     </w:p>
@@ -545,23 +567,13 @@
           <w:szCs w:val="24"/>
         </w:rPr>
       </w:pPr>
-      <w:proofErr w:type="gramStart"/>
       <w:r>
         <w:rPr>
           <w:rFonts w:hint="eastAsia"/>
           <w:sz w:val="24"/>
           <w:szCs w:val="24"/>
         </w:rPr>
-        <w:t>熟悉安卓</w:t>
-      </w:r>
-      <w:proofErr w:type="gramEnd"/>
-      <w:r>
-        <w:rPr>
-          <w:rFonts w:hint="eastAsia"/>
-          <w:sz w:val="24"/>
-          <w:szCs w:val="24"/>
-        </w:rPr>
-        <w:t>的消息机制，熟练处理线程间通信。</w:t>
+        <w:t>熟悉安卓的消息机制，熟练处理线程间通信。</w:t>
       </w:r>
     </w:p>
     <w:p>
@@ -599,23 +611,13 @@
           <w:szCs w:val="24"/>
         </w:rPr>
       </w:pPr>
-      <w:proofErr w:type="gramStart"/>
       <w:r>
         <w:rPr>
           <w:rFonts w:hint="eastAsia"/>
           <w:sz w:val="24"/>
           <w:szCs w:val="24"/>
         </w:rPr>
-        <w:t>熟悉安卓</w:t>
-      </w:r>
-      <w:proofErr w:type="gramEnd"/>
-      <w:r>
-        <w:rPr>
-          <w:rFonts w:hint="eastAsia"/>
-          <w:sz w:val="24"/>
-          <w:szCs w:val="24"/>
-        </w:rPr>
-        <w:t>的事件传递机制，可按需求结局解决滑动冲突等问题。</w:t>
+        <w:t>熟悉安卓的事件传递机制，可按需求结局解决滑动冲突等问题。</w:t>
       </w:r>
     </w:p>
     <w:p>
@@ -659,61 +661,7 @@
           <w:sz w:val="24"/>
           <w:szCs w:val="24"/>
         </w:rPr>
-        <w:t>熟练使用Android的</w:t>
-      </w:r>
-      <w:proofErr w:type="spellStart"/>
-      <w:r>
-        <w:rPr>
-          <w:rFonts w:hint="eastAsia"/>
-          <w:sz w:val="24"/>
-          <w:szCs w:val="24"/>
-        </w:rPr>
-        <w:t>RxJava</w:t>
-      </w:r>
-      <w:proofErr w:type="spellEnd"/>
-      <w:r>
-        <w:rPr>
-          <w:rFonts w:hint="eastAsia"/>
-          <w:sz w:val="24"/>
-          <w:szCs w:val="24"/>
-        </w:rPr>
-        <w:t> 、</w:t>
-      </w:r>
-      <w:proofErr w:type="spellStart"/>
-      <w:r>
-        <w:rPr>
-          <w:rFonts w:hint="eastAsia"/>
-          <w:sz w:val="24"/>
-          <w:szCs w:val="24"/>
-        </w:rPr>
-        <w:t>EventBus</w:t>
-      </w:r>
-      <w:proofErr w:type="spellEnd"/>
-      <w:r>
-        <w:rPr>
-          <w:rFonts w:hint="eastAsia"/>
-          <w:sz w:val="24"/>
-          <w:szCs w:val="24"/>
-        </w:rPr>
-        <w:t>,</w:t>
-      </w:r>
-      <w:proofErr w:type="gramStart"/>
-      <w:r>
-        <w:rPr>
-          <w:rFonts w:hint="eastAsia"/>
-          <w:sz w:val="24"/>
-          <w:szCs w:val="24"/>
-        </w:rPr>
-        <w:t>谷歌</w:t>
-      </w:r>
-      <w:proofErr w:type="gramEnd"/>
-      <w:r>
-        <w:rPr>
-          <w:rFonts w:hint="eastAsia"/>
-          <w:sz w:val="24"/>
-          <w:szCs w:val="24"/>
-        </w:rPr>
-        <w:t>Jetpack系列等主流开源库，了解原理。</w:t>
+        <w:t>熟练使用Android的RxJava 、EventBus,谷歌Jetpack系列等主流开源库，了解原理。</w:t>
       </w:r>
     </w:p>
     <w:p>
@@ -729,87 +677,13 @@
           <w:szCs w:val="24"/>
         </w:rPr>
       </w:pPr>
-      <w:proofErr w:type="gramStart"/>
       <w:r>
         <w:rPr>
           <w:rFonts w:hint="eastAsia"/>
           <w:sz w:val="24"/>
           <w:szCs w:val="24"/>
         </w:rPr>
-        <w:t>熟悉安卓</w:t>
-      </w:r>
-      <w:proofErr w:type="gramEnd"/>
-      <w:r>
-        <w:rPr>
-          <w:rFonts w:hint="eastAsia"/>
-          <w:sz w:val="24"/>
-          <w:szCs w:val="24"/>
-        </w:rPr>
-        <w:t>动画体系。</w:t>
-      </w:r>
-    </w:p>
-    <w:p>
-      <w:pPr>
-        <w:pStyle w:val="af"/>
-        <w:numPr>
-          <w:ilvl w:val="0"/>
-          <w:numId w:val="1"/>
-        </w:numPr>
-        <w:ind w:firstLineChars="0"/>
-        <w:rPr>
-          <w:sz w:val="24"/>
-          <w:szCs w:val="24"/>
-        </w:rPr>
-      </w:pPr>
-      <w:proofErr w:type="gramStart"/>
-      <w:r>
-        <w:rPr>
-          <w:rFonts w:hint="eastAsia"/>
-          <w:sz w:val="24"/>
-          <w:szCs w:val="24"/>
-        </w:rPr>
-        <w:t>熟悉安卓</w:t>
-      </w:r>
-      <w:proofErr w:type="gramEnd"/>
-      <w:r>
-        <w:rPr>
-          <w:rFonts w:hint="eastAsia"/>
-          <w:sz w:val="24"/>
-          <w:szCs w:val="24"/>
-        </w:rPr>
-        <w:t>的内存优化与性能优化。</w:t>
-      </w:r>
-    </w:p>
-    <w:p>
-      <w:pPr>
-        <w:pStyle w:val="af"/>
-        <w:numPr>
-          <w:ilvl w:val="0"/>
-          <w:numId w:val="1"/>
-        </w:numPr>
-        <w:ind w:firstLineChars="0"/>
-        <w:rPr>
-          <w:sz w:val="24"/>
-          <w:szCs w:val="24"/>
-        </w:rPr>
-      </w:pPr>
-      <w:proofErr w:type="gramStart"/>
-      <w:r>
-        <w:rPr>
-          <w:rFonts w:hint="eastAsia"/>
-          <w:sz w:val="24"/>
-          <w:szCs w:val="24"/>
-        </w:rPr>
-        <w:t>熟悉安卓系统</w:t>
-      </w:r>
-      <w:proofErr w:type="gramEnd"/>
-      <w:r>
-        <w:rPr>
-          <w:rFonts w:hint="eastAsia"/>
-          <w:sz w:val="24"/>
-          <w:szCs w:val="24"/>
-        </w:rPr>
-        <w:t>下手机的文件数据读写与安卓下的数据库操作。</w:t>
+        <w:t>熟悉安卓动画体系。</w:t>
       </w:r>
     </w:p>
     <w:p>
@@ -832,6 +706,50 @@
           <w:szCs w:val="24"/>
         </w:rPr>
         <w:lastRenderedPageBreak/>
+        <w:t>熟悉安卓的内存优化与性能优化。</w:t>
+      </w:r>
+    </w:p>
+    <w:p>
+      <w:pPr>
+        <w:pStyle w:val="af"/>
+        <w:numPr>
+          <w:ilvl w:val="0"/>
+          <w:numId w:val="1"/>
+        </w:numPr>
+        <w:ind w:firstLineChars="0"/>
+        <w:rPr>
+          <w:sz w:val="24"/>
+          <w:szCs w:val="24"/>
+        </w:rPr>
+      </w:pPr>
+      <w:r>
+        <w:rPr>
+          <w:rFonts w:hint="eastAsia"/>
+          <w:sz w:val="24"/>
+          <w:szCs w:val="24"/>
+        </w:rPr>
+        <w:t>熟悉安卓系统下手机的文件数据读写与安卓下的数据库操作。</w:t>
+      </w:r>
+    </w:p>
+    <w:p>
+      <w:pPr>
+        <w:pStyle w:val="af"/>
+        <w:numPr>
+          <w:ilvl w:val="0"/>
+          <w:numId w:val="1"/>
+        </w:numPr>
+        <w:ind w:firstLineChars="0"/>
+        <w:rPr>
+          <w:sz w:val="24"/>
+          <w:szCs w:val="24"/>
+        </w:rPr>
+      </w:pPr>
+      <w:r>
+        <w:rPr>
+          <w:rFonts w:hint="eastAsia"/>
+          <w:sz w:val="24"/>
+          <w:szCs w:val="24"/>
+        </w:rPr>
         <w:t>熟悉安卓组件的工作基本流程。</w:t>
       </w:r>
     </w:p>
@@ -920,7 +838,7 @@
           <w:sz w:val="24"/>
           <w:szCs w:val="24"/>
         </w:rPr>
-        <w:t>9年安卓平台开发经验，熟悉app开发流程，有独立开发经验，具备独立完成一个项目的能力。</w:t>
+        <w:t>拥有安卓游戏SDK的开发经验，了解一些常用的游戏工具如：连点器、小窗模式、加速器等的开发流程。</w:t>
       </w:r>
     </w:p>
     <w:p>
@@ -931,10 +849,6 @@
           <w:numId w:val="1"/>
         </w:numPr>
         <w:ind w:firstLineChars="0"/>
-        <w:rPr>
-          <w:sz w:val="24"/>
-          <w:szCs w:val="24"/>
-        </w:rPr>
       </w:pPr>
       <w:r>
         <w:rPr>
@@ -942,7 +856,7 @@
           <w:sz w:val="24"/>
           <w:szCs w:val="24"/>
         </w:rPr>
-        <w:t>拥有安卓游戏SDK的开发经验，了解一些常用的游戏工具如：连点器、小窗模式、加速器等的开发流程。</w:t>
+        <w:t>拥有游戏SDK开发开发与维护的经验。</w:t>
       </w:r>
     </w:p>
     <w:p>
@@ -963,25 +877,6 @@
         <w:t>拥有Flutter项目开发经验，熟悉Flutter框架与dart语言的使用。</w:t>
       </w:r>
     </w:p>
-    <w:p>
-      <w:pPr>
-        <w:pStyle w:val="af"/>
-        <w:numPr>
-          <w:ilvl w:val="0"/>
-          <w:numId w:val="1"/>
-        </w:numPr>
-        <w:ind w:firstLineChars="0"/>
-      </w:pPr>
-      <w:r>
-        <w:rPr>
-          <w:rFonts w:hint="eastAsia"/>
-          <w:sz w:val="24"/>
-          <w:szCs w:val="24"/>
-        </w:rPr>
-        <w:t>拥有Python安卓转包脚本开发维护经验。</w:t>
-      </w:r>
-    </w:p>
-    <w:p/>
     <w:p/>
     <w:p/>
     <w:p/>
@@ -1056,21 +951,12 @@
             <w:vAlign w:val="center"/>
           </w:tcPr>
           <w:p>
-            <w:proofErr w:type="gramStart"/>
             <w:r>
               <w:rPr>
                 <w:rFonts w:ascii="宋体" w:hAnsi="宋体" w:cs="宋体"/>
                 <w:szCs w:val="21"/>
               </w:rPr>
-              <w:t>佛山网赢</w:t>
-            </w:r>
-            <w:proofErr w:type="gramEnd"/>
-            <w:r>
-              <w:rPr>
-                <w:rFonts w:ascii="宋体" w:hAnsi="宋体" w:cs="宋体"/>
-                <w:szCs w:val="21"/>
-              </w:rPr>
-              <w:t>天下网络有限公司</w:t>
+              <w:t>佛山网赢天下网络有限公司</w:t>
             </w:r>
           </w:p>
         </w:tc>
@@ -1621,11 +1507,7 @@
               </w:rPr>
             </w:pPr>
             <w:r>
-              <w:t>广州至真信息科技有限公司（后转移</w:t>
-            </w:r>
-            <w:proofErr w:type="gramStart"/>
-            <w:r>
-              <w:t>主体</w:t>
+              <w:t>广州至真信息科技有限公司（后转移主体</w:t>
             </w:r>
             <w:r>
               <w:rPr>
@@ -1634,11 +1516,7 @@
               <w:t>至点</w:t>
             </w:r>
             <w:r>
-              <w:t>金石</w:t>
-            </w:r>
-            <w:proofErr w:type="gramEnd"/>
-            <w:r>
-              <w:t>信息技术有限公司）</w:t>
+              <w:t>金石信息技术有限公司）</w:t>
             </w:r>
           </w:p>
         </w:tc>
@@ -1723,7 +1601,6 @@
                 <w:szCs w:val="21"/>
               </w:rPr>
             </w:pPr>
-            <w:proofErr w:type="gramStart"/>
             <w:r>
               <w:rPr>
                 <w:rFonts w:ascii="宋体" w:hAnsi="宋体" w:cs="宋体" w:hint="eastAsia"/>
@@ -1732,7 +1609,6 @@
               </w:rPr>
               <w:t>计步系列</w:t>
             </w:r>
-            <w:proofErr w:type="gramEnd"/>
             <w:r>
               <w:rPr>
                 <w:rFonts w:ascii="宋体" w:hAnsi="宋体" w:cs="宋体" w:hint="eastAsia"/>
@@ -1872,7 +1748,7 @@
             <w:pPr>
               <w:jc w:val="center"/>
               <w:rPr>
-                <w:rFonts w:ascii="宋体" w:hAnsi="宋体" w:cs="宋体"/>
+                <w:rFonts w:ascii="宋体" w:hAnsi="宋体" w:cs="宋体" w:hint="eastAsia"/>
                 <w:kern w:val="1"/>
                 <w:szCs w:val="21"/>
               </w:rPr>
@@ -1899,7 +1775,13 @@
               <w:rPr>
                 <w:rFonts w:hint="eastAsia"/>
               </w:rPr>
-              <w:t>04 – 至今</w:t>
+              <w:t xml:space="preserve">04 – </w:t>
+            </w:r>
+            <w:r>
+              <w:rPr>
+                <w:rFonts w:hint="eastAsia"/>
+              </w:rPr>
+              <w:t>2025/05</w:t>
             </w:r>
           </w:p>
         </w:tc>
@@ -2029,7 +1911,6 @@
               </w:rPr>
               <w:t>游戏</w:t>
             </w:r>
-            <w:proofErr w:type="spellStart"/>
             <w:r>
               <w:rPr>
                 <w:rFonts w:ascii="宋体" w:hAnsi="宋体" w:cs="宋体" w:hint="eastAsia"/>
@@ -2038,7 +1919,6 @@
               </w:rPr>
               <w:t>sdk</w:t>
             </w:r>
-            <w:proofErr w:type="spellEnd"/>
             <w:r>
               <w:rPr>
                 <w:rFonts w:ascii="宋体" w:hAnsi="宋体" w:cs="宋体" w:hint="eastAsia"/>
@@ -2103,7 +1983,6 @@
               </w:rPr>
               <w:t>》、《</w:t>
             </w:r>
-            <w:proofErr w:type="spellStart"/>
             <w:r>
               <w:rPr>
                 <w:rFonts w:hAnsi="宋体" w:hint="eastAsia"/>
@@ -2111,7 +1990,6 @@
               </w:rPr>
               <w:t>FancyGo</w:t>
             </w:r>
-            <w:proofErr w:type="spellEnd"/>
             <w:r>
               <w:rPr>
                 <w:rFonts w:ascii="宋体" w:hAnsi="宋体" w:cs="宋体" w:hint="eastAsia"/>
@@ -2386,39 +2264,7 @@
                 <w:rFonts w:cs="宋体" w:hint="eastAsia"/>
                 <w:szCs w:val="21"/>
               </w:rPr>
-              <w:t xml:space="preserve">使用Activity(Fragment) + </w:t>
-            </w:r>
-            <w:proofErr w:type="spellStart"/>
-            <w:r>
-              <w:rPr>
-                <w:rFonts w:cs="宋体" w:hint="eastAsia"/>
-                <w:szCs w:val="21"/>
-              </w:rPr>
-              <w:t>ViewModel</w:t>
-            </w:r>
-            <w:proofErr w:type="spellEnd"/>
-            <w:r>
-              <w:rPr>
-                <w:rFonts w:cs="宋体" w:hint="eastAsia"/>
-                <w:szCs w:val="21"/>
-              </w:rPr>
-              <w:t xml:space="preserve"> + </w:t>
-            </w:r>
-            <w:proofErr w:type="spellStart"/>
-            <w:r>
-              <w:rPr>
-                <w:rFonts w:cs="宋体" w:hint="eastAsia"/>
-                <w:szCs w:val="21"/>
-              </w:rPr>
-              <w:t>LiveData</w:t>
-            </w:r>
-            <w:proofErr w:type="spellEnd"/>
-            <w:r>
-              <w:rPr>
-                <w:rFonts w:cs="宋体" w:hint="eastAsia"/>
-                <w:szCs w:val="21"/>
-              </w:rPr>
-              <w:t xml:space="preserve"> 搭建MVVM项目架构，大大降低内存泄漏的几率</w:t>
+              <w:t>使用Activity(Fragment) + ViewModel + LiveData 搭建MVVM项目架构，大大降低内存泄漏的几率</w:t>
             </w:r>
           </w:p>
           <w:p>
@@ -2439,23 +2285,7 @@
                 <w:rFonts w:cs="宋体" w:hint="eastAsia"/>
                 <w:szCs w:val="21"/>
               </w:rPr>
-              <w:t>利用</w:t>
-            </w:r>
-            <w:proofErr w:type="spellStart"/>
-            <w:r>
-              <w:rPr>
-                <w:rFonts w:cs="宋体" w:hint="eastAsia"/>
-                <w:szCs w:val="21"/>
-              </w:rPr>
-              <w:t>RxJava</w:t>
-            </w:r>
-            <w:proofErr w:type="spellEnd"/>
-            <w:r>
-              <w:rPr>
-                <w:rFonts w:cs="宋体" w:hint="eastAsia"/>
-                <w:szCs w:val="21"/>
-              </w:rPr>
-              <w:t>全局处理网络请求状态与异常，提高代码健壮性</w:t>
+              <w:t>利用RxJava全局处理网络请求状态与异常，提高代码健壮性</w:t>
             </w:r>
           </w:p>
           <w:p>
@@ -2475,23 +2305,7 @@
                 <w:rFonts w:hint="eastAsia"/>
                 <w:szCs w:val="21"/>
               </w:rPr>
-              <w:t>集成第三</w:t>
-            </w:r>
-            <w:proofErr w:type="gramStart"/>
-            <w:r>
-              <w:rPr>
-                <w:rFonts w:hint="eastAsia"/>
-                <w:szCs w:val="21"/>
-              </w:rPr>
-              <w:t>方服务</w:t>
-            </w:r>
-            <w:proofErr w:type="gramEnd"/>
-            <w:r>
-              <w:rPr>
-                <w:rFonts w:hint="eastAsia"/>
-                <w:szCs w:val="21"/>
-              </w:rPr>
-              <w:t>如同程，美团，以嵌套h5的方式提供服务给用户</w:t>
+              <w:t>集成第三方服务如同程，美团，以嵌套h5的方式提供服务给用户</w:t>
             </w:r>
           </w:p>
           <w:p>
@@ -2511,33 +2325,8 @@
                 <w:rFonts w:cs="宋体" w:hint="eastAsia"/>
                 <w:szCs w:val="21"/>
               </w:rPr>
-              <w:t>使用</w:t>
-            </w:r>
-            <w:proofErr w:type="spellStart"/>
-            <w:r>
-              <w:rPr>
-                <w:rFonts w:cs="宋体" w:hint="eastAsia"/>
-                <w:szCs w:val="21"/>
-              </w:rPr>
-              <w:t>gradle</w:t>
-            </w:r>
-            <w:proofErr w:type="spellEnd"/>
-            <w:r>
-              <w:rPr>
-                <w:rFonts w:cs="宋体" w:hint="eastAsia"/>
-                <w:szCs w:val="21"/>
-              </w:rPr>
-              <w:t>文件 + module的方式统一管理所有</w:t>
-            </w:r>
-            <w:proofErr w:type="gramStart"/>
-            <w:r>
-              <w:rPr>
-                <w:rFonts w:cs="宋体" w:hint="eastAsia"/>
-                <w:szCs w:val="21"/>
-              </w:rPr>
-              <w:t>第三方库</w:t>
-            </w:r>
-            <w:proofErr w:type="gramEnd"/>
+              <w:t>使用gradle文件 + module的方式统一管理所有第三方库</w:t>
+            </w:r>
           </w:p>
         </w:tc>
       </w:tr>
@@ -2671,27 +2460,7 @@
                 <w:sz w:val="21"/>
                 <w:szCs w:val="21"/>
               </w:rPr>
-              <w:t>天波话机产品v200(横屏)，v101(竖屏)的定制安卓系统中专用通话及通讯录系统应用，功能包括</w:t>
-            </w:r>
-            <w:proofErr w:type="spellStart"/>
-            <w:r>
-              <w:rPr>
-                <w:rFonts w:asciiTheme="minorHAnsi" w:hAnsi="宋体" w:cs="Times New Roman" w:hint="eastAsia"/>
-                <w:bCs/>
-                <w:sz w:val="21"/>
-                <w:szCs w:val="21"/>
-              </w:rPr>
-              <w:t>pstn</w:t>
-            </w:r>
-            <w:proofErr w:type="spellEnd"/>
-            <w:r>
-              <w:rPr>
-                <w:rFonts w:asciiTheme="minorHAnsi" w:hAnsi="宋体" w:cs="Times New Roman" w:hint="eastAsia"/>
-                <w:bCs/>
-                <w:sz w:val="21"/>
-                <w:szCs w:val="21"/>
-              </w:rPr>
-              <w:t>通话，个人通讯录管理,通话记录管理等功能。</w:t>
+              <w:t>天波话机产品v200(横屏)，v101(竖屏)的定制安卓系统中专用通话及通讯录系统应用，功能包括pstn通话，个人通讯录管理,通话记录管理等功能。</w:t>
             </w:r>
           </w:p>
         </w:tc>
@@ -2748,23 +2517,7 @@
                 <w:rFonts w:cs="宋体" w:hint="eastAsia"/>
                 <w:szCs w:val="21"/>
               </w:rPr>
-              <w:t>使用</w:t>
-            </w:r>
-            <w:proofErr w:type="spellStart"/>
-            <w:r>
-              <w:rPr>
-                <w:rFonts w:cs="宋体" w:hint="eastAsia"/>
-                <w:szCs w:val="21"/>
-              </w:rPr>
-              <w:t>greenDao</w:t>
-            </w:r>
-            <w:proofErr w:type="spellEnd"/>
-            <w:r>
-              <w:rPr>
-                <w:rFonts w:cs="宋体" w:hint="eastAsia"/>
-                <w:szCs w:val="21"/>
-              </w:rPr>
-              <w:t>实现本地数据库存储联系人和通话记录信息</w:t>
+              <w:t>使用greenDao实现本地数据库存储联系人和通话记录信息</w:t>
             </w:r>
           </w:p>
           <w:p>
@@ -2804,23 +2557,7 @@
                 <w:rFonts w:hint="eastAsia"/>
                 <w:szCs w:val="21"/>
               </w:rPr>
-              <w:t>负责后期项目代码重构，使用跨进</w:t>
-            </w:r>
-            <w:proofErr w:type="gramStart"/>
-            <w:r>
-              <w:rPr>
-                <w:rFonts w:hint="eastAsia"/>
-                <w:szCs w:val="21"/>
-              </w:rPr>
-              <w:t>程方式</w:t>
-            </w:r>
-            <w:proofErr w:type="gramEnd"/>
-            <w:r>
-              <w:rPr>
-                <w:rFonts w:hint="eastAsia"/>
-                <w:szCs w:val="21"/>
-              </w:rPr>
-              <w:t>实现联系人与通话模块分离，使代码耦合性降低，提升组员开发效率</w:t>
+              <w:t>负责后期项目代码重构，使用跨进程方式实现联系人与通话模块分离，使代码耦合性降低，提升组员开发效率</w:t>
             </w:r>
           </w:p>
         </w:tc>
@@ -2986,27 +2723,8 @@
                 <w:kern w:val="1"/>
                 <w:szCs w:val="21"/>
               </w:rPr>
-              <w:t>，主要针对小区物业管理市场。物业工作人员可以业主人员信息或物业员工信息进行分类或分层次保存，所有人员信息可进行导出或导入操作。为防止数据错乱，操作人员可对所有数据进行备份，配合天波</w:t>
-            </w:r>
-            <w:proofErr w:type="gramStart"/>
-            <w:r>
-              <w:rPr>
-                <w:rFonts w:hAnsi="宋体" w:cs="宋体" w:hint="eastAsia"/>
-                <w:kern w:val="1"/>
-                <w:szCs w:val="21"/>
-              </w:rPr>
-              <w:t>智能话</w:t>
-            </w:r>
-            <w:proofErr w:type="gramEnd"/>
-            <w:r>
-              <w:rPr>
-                <w:rFonts w:hAnsi="宋体" w:cs="宋体" w:hint="eastAsia"/>
-                <w:kern w:val="1"/>
-                <w:szCs w:val="21"/>
-              </w:rPr>
-              <w:t>机能拨打</w:t>
-            </w:r>
-            <w:proofErr w:type="spellStart"/>
+              <w:t>，主要针对小区物业管理市场。物业工作人员可以业主人员信息或物业员工信息进行分类或分层次保存，所有人员信息可进行导出或导入操作。为防止数据错乱，操作人员可对所有数据进行备份，配合天波智能话机能拨打</w:t>
+            </w:r>
             <w:r>
               <w:rPr>
                 <w:rFonts w:hAnsi="宋体" w:cs="宋体"/>
@@ -3015,7 +2733,6 @@
               </w:rPr>
               <w:t>voip</w:t>
             </w:r>
-            <w:proofErr w:type="spellEnd"/>
             <w:r>
               <w:rPr>
                 <w:rFonts w:hAnsi="宋体" w:cs="宋体" w:hint="eastAsia"/>
@@ -3120,23 +2837,7 @@
                 <w:rFonts w:cs="宋体" w:hint="eastAsia"/>
                 <w:szCs w:val="21"/>
               </w:rPr>
-              <w:t>使用线程</w:t>
-            </w:r>
-            <w:proofErr w:type="gramStart"/>
-            <w:r>
-              <w:rPr>
-                <w:rFonts w:cs="宋体" w:hint="eastAsia"/>
-                <w:szCs w:val="21"/>
-              </w:rPr>
-              <w:t>池处理</w:t>
-            </w:r>
-            <w:proofErr w:type="gramEnd"/>
-            <w:r>
-              <w:rPr>
-                <w:rFonts w:cs="宋体" w:hint="eastAsia"/>
-                <w:szCs w:val="21"/>
-              </w:rPr>
-              <w:t>物业数据，降低了资源消耗，提高程序的响应速度</w:t>
+              <w:t>使用线程池处理物业数据，降低了资源消耗，提高程序的响应速度</w:t>
             </w:r>
           </w:p>
           <w:p>
@@ -3304,7 +3005,6 @@
                 <w:szCs w:val="21"/>
               </w:rPr>
             </w:pPr>
-            <w:proofErr w:type="gramStart"/>
             <w:r>
               <w:rPr>
                 <w:rFonts w:asciiTheme="minorHAnsi" w:hAnsi="宋体" w:hint="eastAsia"/>
@@ -3312,37 +3012,7 @@
                 <w:sz w:val="21"/>
                 <w:szCs w:val="21"/>
               </w:rPr>
-              <w:t>网赚类</w:t>
-            </w:r>
-            <w:proofErr w:type="gramEnd"/>
-            <w:r>
-              <w:rPr>
-                <w:rFonts w:asciiTheme="minorHAnsi" w:hAnsi="宋体" w:hint="eastAsia"/>
-                <w:kern w:val="1"/>
-                <w:sz w:val="21"/>
-                <w:szCs w:val="21"/>
-              </w:rPr>
-              <w:t>、工具类app，核心是通过不断推出各种玩法功能引导用户使用并观看广告来达到盈利的目的，对于</w:t>
-            </w:r>
-            <w:proofErr w:type="gramStart"/>
-            <w:r>
-              <w:rPr>
-                <w:rFonts w:asciiTheme="minorHAnsi" w:hAnsi="宋体" w:hint="eastAsia"/>
-                <w:kern w:val="1"/>
-                <w:sz w:val="21"/>
-                <w:szCs w:val="21"/>
-              </w:rPr>
-              <w:t>网赚类</w:t>
-            </w:r>
-            <w:proofErr w:type="gramEnd"/>
-            <w:r>
-              <w:rPr>
-                <w:rFonts w:asciiTheme="minorHAnsi" w:hAnsi="宋体" w:hint="eastAsia"/>
-                <w:kern w:val="1"/>
-                <w:sz w:val="21"/>
-                <w:szCs w:val="21"/>
-              </w:rPr>
-              <w:t>app用户也可通过不同的玩法赚取金币并使用金币提取现金。</w:t>
+              <w:t>网赚类、工具类app，核心是通过不断推出各种玩法功能引导用户使用并观看广告来达到盈利的目的，对于网赚类app用户也可通过不同的玩法赚取金币并使用金币提取现金。</w:t>
             </w:r>
           </w:p>
         </w:tc>
@@ -3420,23 +3090,7 @@
                 <w:rFonts w:cs="宋体" w:hint="eastAsia"/>
                 <w:szCs w:val="21"/>
               </w:rPr>
-              <w:t>针对各产品在部分手机可能出现病毒提示的状况做</w:t>
-            </w:r>
-            <w:proofErr w:type="gramStart"/>
-            <w:r>
-              <w:rPr>
-                <w:rFonts w:cs="宋体" w:hint="eastAsia"/>
-                <w:szCs w:val="21"/>
-              </w:rPr>
-              <w:t>防报毒处理</w:t>
-            </w:r>
-            <w:proofErr w:type="gramEnd"/>
-            <w:r>
-              <w:rPr>
-                <w:rFonts w:cs="宋体" w:hint="eastAsia"/>
-                <w:szCs w:val="21"/>
-              </w:rPr>
-              <w:t>并跟进协调组员的开发工作</w:t>
+              <w:t>针对各产品在部分手机可能出现病毒提示的状况做防报毒处理并跟进协调组员的开发工作</w:t>
             </w:r>
           </w:p>
           <w:p>
@@ -3462,13 +3116,7 @@
         </w:tc>
       </w:tr>
     </w:tbl>
-    <w:p>
-      <w:pPr>
-        <w:rPr>
-          <w:rFonts w:hint="eastAsia"/>
-        </w:rPr>
-      </w:pPr>
-    </w:p>
+    <w:p/>
     <w:tbl>
       <w:tblPr>
         <w:tblStyle w:val="ac"/>
@@ -3533,7 +3181,6 @@
               </w:rPr>
               <w:t>《</w:t>
             </w:r>
-            <w:proofErr w:type="spellStart"/>
             <w:r>
               <w:rPr>
                 <w:rFonts w:asciiTheme="minorHAnsi" w:hAnsi="宋体" w:hint="eastAsia"/>
@@ -3542,7 +3189,6 @@
               </w:rPr>
               <w:t>FancyGo</w:t>
             </w:r>
-            <w:proofErr w:type="spellEnd"/>
             <w:r>
               <w:rPr>
                 <w:rFonts w:asciiTheme="minorHAnsi" w:hAnsi="宋体" w:cs="Times New Roman"/>
@@ -3602,7 +3248,6 @@
                 <w:szCs w:val="21"/>
               </w:rPr>
             </w:pPr>
-            <w:proofErr w:type="spellStart"/>
             <w:r>
               <w:rPr>
                 <w:rFonts w:asciiTheme="minorHAnsi" w:hAnsi="宋体" w:hint="eastAsia"/>
@@ -3610,17 +3255,7 @@
                 <w:sz w:val="21"/>
                 <w:szCs w:val="21"/>
               </w:rPr>
-              <w:t>FancyGo</w:t>
-            </w:r>
-            <w:proofErr w:type="spellEnd"/>
-            <w:r>
-              <w:rPr>
-                <w:rFonts w:asciiTheme="minorHAnsi" w:hAnsi="宋体" w:hint="eastAsia"/>
-                <w:kern w:val="1"/>
-                <w:sz w:val="21"/>
-                <w:szCs w:val="21"/>
-              </w:rPr>
-              <w:t xml:space="preserve"> 放心购，是全球正品奢侈品分发平台。平台为奢侈品代购，买手，买手店主们提供了优质且低价的正品货源。产品使用Flutter构建，已上架苹果商店及各安卓应用市场。</w:t>
+              <w:t>FancyGo 放心购，是全球正品奢侈品分发平台。平台为奢侈品代购，买手，买手店主们提供了优质且低价的正品货源。产品使用Flutter构建，已上架苹果商店及各安卓应用市场。</w:t>
             </w:r>
           </w:p>
         </w:tc>
@@ -3744,13 +3379,7 @@
         </w:tc>
       </w:tr>
     </w:tbl>
-    <w:p>
-      <w:pPr>
-        <w:rPr>
-          <w:rFonts w:hint="eastAsia"/>
-        </w:rPr>
-      </w:pPr>
-    </w:p>
+    <w:p/>
     <w:tbl>
       <w:tblPr>
         <w:tblStyle w:val="ac"/>
@@ -3813,25 +3442,7 @@
                 <w:sz w:val="21"/>
                 <w:szCs w:val="21"/>
               </w:rPr>
-              <w:t>游戏</w:t>
-            </w:r>
-            <w:proofErr w:type="spellStart"/>
-            <w:r>
-              <w:rPr>
-                <w:rFonts w:asciiTheme="minorHAnsi" w:hAnsi="宋体" w:cs="Times New Roman" w:hint="eastAsia"/>
-                <w:sz w:val="21"/>
-                <w:szCs w:val="21"/>
-              </w:rPr>
-              <w:t>sdk</w:t>
-            </w:r>
-            <w:proofErr w:type="spellEnd"/>
-            <w:r>
-              <w:rPr>
-                <w:rFonts w:asciiTheme="minorHAnsi" w:hAnsi="宋体" w:cs="Times New Roman" w:hint="eastAsia"/>
-                <w:sz w:val="21"/>
-                <w:szCs w:val="21"/>
-              </w:rPr>
-              <w:t>转包脚本</w:t>
+              <w:t>游戏sdk转包脚本</w:t>
             </w:r>
           </w:p>
         </w:tc>
@@ -3891,47 +3502,7 @@
                 <w:sz w:val="21"/>
                 <w:szCs w:val="21"/>
               </w:rPr>
-              <w:t>使用python构建的自动化脚本，用于转换游戏合作厂商所接入的本公司不同平台的</w:t>
-            </w:r>
-            <w:proofErr w:type="spellStart"/>
-            <w:r>
-              <w:rPr>
-                <w:rFonts w:asciiTheme="minorHAnsi" w:hAnsi="宋体" w:hint="eastAsia"/>
-                <w:kern w:val="1"/>
-                <w:sz w:val="21"/>
-                <w:szCs w:val="21"/>
-              </w:rPr>
-              <w:t>sdk</w:t>
-            </w:r>
-            <w:proofErr w:type="spellEnd"/>
-            <w:r>
-              <w:rPr>
-                <w:rFonts w:asciiTheme="minorHAnsi" w:hAnsi="宋体" w:hint="eastAsia"/>
-                <w:kern w:val="1"/>
-                <w:sz w:val="21"/>
-                <w:szCs w:val="21"/>
-              </w:rPr>
-              <w:t>代码。使得游戏合作厂商只需要接入一次本公司某一平台的</w:t>
-            </w:r>
-            <w:proofErr w:type="spellStart"/>
-            <w:r>
-              <w:rPr>
-                <w:rFonts w:asciiTheme="minorHAnsi" w:hAnsi="宋体" w:hint="eastAsia"/>
-                <w:kern w:val="1"/>
-                <w:sz w:val="21"/>
-                <w:szCs w:val="21"/>
-              </w:rPr>
-              <w:t>sdk</w:t>
-            </w:r>
-            <w:proofErr w:type="spellEnd"/>
-            <w:r>
-              <w:rPr>
-                <w:rFonts w:asciiTheme="minorHAnsi" w:hAnsi="宋体" w:hint="eastAsia"/>
-                <w:kern w:val="1"/>
-                <w:sz w:val="21"/>
-                <w:szCs w:val="21"/>
-              </w:rPr>
-              <w:t>，就可实现多平台发布。</w:t>
+              <w:t>使用python构建的自动化脚本，用于转换游戏合作厂商所接入的本公司不同平台的sdk代码。使得游戏合作厂商只需要接入一次本公司某一平台的sdk，就可实现多平台发布。</w:t>
             </w:r>
           </w:p>
         </w:tc>
@@ -4013,13 +3584,7 @@
         </w:tc>
       </w:tr>
     </w:tbl>
-    <w:p>
-      <w:pPr>
-        <w:rPr>
-          <w:rFonts w:hint="eastAsia"/>
-        </w:rPr>
-      </w:pPr>
-    </w:p>
+    <w:p/>
     <w:tbl>
       <w:tblPr>
         <w:tblStyle w:val="ac"/>
@@ -4136,7 +3701,6 @@
                 <w:szCs w:val="21"/>
               </w:rPr>
             </w:pPr>
-            <w:proofErr w:type="gramStart"/>
             <w:r>
               <w:rPr>
                 <w:rFonts w:asciiTheme="minorHAnsi" w:hAnsi="宋体" w:hint="eastAsia"/>
@@ -4146,7 +3710,6 @@
               </w:rPr>
               <w:t>一元手游</w:t>
             </w:r>
-            <w:proofErr w:type="gramEnd"/>
             <w:r>
               <w:rPr>
                 <w:rFonts w:asciiTheme="minorHAnsi" w:hAnsi="宋体"/>
@@ -4183,158 +3746,34 @@
               </w:tabs>
               <w:spacing w:line="360" w:lineRule="atLeast"/>
               <w:rPr>
-                <w:rFonts w:asciiTheme="minorHAnsi" w:hAnsi="宋体"/>
-                <w:kern w:val="1"/>
-                <w:sz w:val="21"/>
-                <w:szCs w:val="21"/>
-              </w:rPr>
-            </w:pPr>
-            <w:r>
-              <w:rPr>
-                <w:rFonts w:asciiTheme="minorHAnsi" w:hAnsi="宋体" w:hint="eastAsia"/>
-                <w:kern w:val="1"/>
-                <w:sz w:val="21"/>
-                <w:szCs w:val="21"/>
-              </w:rPr>
-              <w:t>SDK支持以下常用的游戏工具：</w:t>
-            </w:r>
-          </w:p>
-          <w:p>
-            <w:pPr>
-              <w:pStyle w:val="p0"/>
-              <w:numPr>
-                <w:ilvl w:val="0"/>
-                <w:numId w:val="4"/>
-              </w:numPr>
-              <w:tabs>
-                <w:tab w:val="left" w:pos="870"/>
-              </w:tabs>
-              <w:spacing w:line="360" w:lineRule="atLeast"/>
-              <w:rPr>
-                <w:rFonts w:asciiTheme="minorHAnsi" w:hAnsiTheme="minorHAnsi"/>
-                <w:sz w:val="21"/>
-                <w:szCs w:val="21"/>
-              </w:rPr>
-            </w:pPr>
-            <w:r>
-              <w:rPr>
                 <w:rFonts w:asciiTheme="minorHAnsi" w:hAnsiTheme="minorHAnsi" w:hint="eastAsia"/>
                 <w:sz w:val="21"/>
                 <w:szCs w:val="21"/>
               </w:rPr>
-              <w:t>连点器</w:t>
-            </w:r>
-          </w:p>
-          <w:p>
-            <w:pPr>
-              <w:pStyle w:val="p0"/>
-              <w:numPr>
-                <w:ilvl w:val="0"/>
-                <w:numId w:val="4"/>
-              </w:numPr>
-              <w:tabs>
-                <w:tab w:val="left" w:pos="870"/>
-              </w:tabs>
-              <w:spacing w:line="360" w:lineRule="atLeast"/>
-              <w:rPr>
-                <w:rFonts w:asciiTheme="minorHAnsi" w:hAnsiTheme="minorHAnsi"/>
+            </w:pPr>
+            <w:r>
+              <w:rPr>
+                <w:rFonts w:asciiTheme="minorHAnsi" w:hAnsi="宋体" w:hint="eastAsia"/>
+                <w:kern w:val="1"/>
                 <w:sz w:val="21"/>
                 <w:szCs w:val="21"/>
               </w:rPr>
-            </w:pPr>
+              <w:t>SDK支持常用的游戏工具</w:t>
+            </w:r>
             <w:r>
               <w:rPr>
                 <w:rFonts w:asciiTheme="minorHAnsi" w:hAnsiTheme="minorHAnsi" w:hint="eastAsia"/>
                 <w:sz w:val="21"/>
                 <w:szCs w:val="21"/>
               </w:rPr>
-              <w:t>小窗模式</w:t>
-            </w:r>
-          </w:p>
-          <w:p>
-            <w:pPr>
-              <w:pStyle w:val="p0"/>
-              <w:numPr>
-                <w:ilvl w:val="0"/>
-                <w:numId w:val="4"/>
-              </w:numPr>
-              <w:tabs>
-                <w:tab w:val="left" w:pos="870"/>
-              </w:tabs>
-              <w:spacing w:line="360" w:lineRule="atLeast"/>
-              <w:rPr>
-                <w:rFonts w:asciiTheme="minorHAnsi" w:hAnsiTheme="minorHAnsi"/>
-                <w:sz w:val="21"/>
-                <w:szCs w:val="21"/>
-              </w:rPr>
-            </w:pPr>
-            <w:r>
-              <w:rPr>
-                <w:rFonts w:asciiTheme="minorHAnsi" w:hAnsiTheme="minorHAnsi" w:hint="eastAsia"/>
-                <w:sz w:val="21"/>
-                <w:szCs w:val="21"/>
-              </w:rPr>
-              <w:t>游戏录屏</w:t>
-            </w:r>
-          </w:p>
-          <w:p>
-            <w:pPr>
-              <w:pStyle w:val="p0"/>
-              <w:numPr>
-                <w:ilvl w:val="0"/>
-                <w:numId w:val="4"/>
-              </w:numPr>
-              <w:tabs>
-                <w:tab w:val="left" w:pos="870"/>
-              </w:tabs>
-              <w:spacing w:line="360" w:lineRule="atLeast"/>
-              <w:rPr>
-                <w:rFonts w:asciiTheme="minorHAnsi" w:hAnsiTheme="minorHAnsi"/>
-                <w:sz w:val="21"/>
-                <w:szCs w:val="21"/>
-              </w:rPr>
-            </w:pPr>
-            <w:r>
-              <w:rPr>
-                <w:rFonts w:asciiTheme="minorHAnsi" w:hAnsiTheme="minorHAnsi" w:hint="eastAsia"/>
-                <w:sz w:val="21"/>
-                <w:szCs w:val="21"/>
-              </w:rPr>
-              <w:t>挂机助手</w:t>
-            </w:r>
-          </w:p>
-          <w:p>
-            <w:pPr>
-              <w:pStyle w:val="p0"/>
-              <w:numPr>
-                <w:ilvl w:val="0"/>
-                <w:numId w:val="4"/>
-              </w:numPr>
-              <w:tabs>
-                <w:tab w:val="left" w:pos="870"/>
-              </w:tabs>
-              <w:spacing w:line="360" w:lineRule="atLeast"/>
-              <w:rPr>
-                <w:rFonts w:asciiTheme="minorHAnsi" w:hAnsiTheme="minorHAnsi"/>
-                <w:sz w:val="21"/>
-                <w:szCs w:val="21"/>
-              </w:rPr>
-            </w:pPr>
-            <w:r>
-              <w:rPr>
-                <w:rFonts w:asciiTheme="minorHAnsi" w:hAnsiTheme="minorHAnsi" w:hint="eastAsia"/>
-                <w:sz w:val="21"/>
-                <w:szCs w:val="21"/>
-              </w:rPr>
-              <w:lastRenderedPageBreak/>
-              <w:t>加速器。</w:t>
+              <w:t>完善游戏玩家体验。</w:t>
             </w:r>
           </w:p>
         </w:tc>
       </w:tr>
       <w:tr>
         <w:trPr>
-          <w:trHeight w:val="1263"/>
+          <w:trHeight w:val="699"/>
         </w:trPr>
         <w:tc>
           <w:tcPr>
@@ -4357,7 +3796,6 @@
                 <w:bCs/>
                 <w:szCs w:val="21"/>
               </w:rPr>
-              <w:lastRenderedPageBreak/>
               <w:t>主要工作</w:t>
             </w:r>
           </w:p>
